--- a/downloads/workbook/ai-2-week-11.docx
+++ b/downloads/workbook/ai-2-week-11.docx
@@ -1292,6 +1292,178 @@
         <w:t>Project connection: Group the recommender’s related reviews, editions or repeated-user examples according to its intended evaluation claim.</w:t>
       </w:r>
     </w:p>
+    <w:p>
+      <w:pPr>
+        <w:pStyle w:val="Heading1"/>
+      </w:pPr>
+      <w:r>
+        <w:t>19. Project portfolio milestone</w:t>
+      </w:r>
+    </w:p>
+    <w:p>
+      <w:r>
+        <w:t>Project: Transparent Book Recommender</w:t>
+      </w:r>
+    </w:p>
+    <w:p>
+      <w:r>
+        <w:t>Current milestone: Make a transparent first version. Keep a trace of how one input becomes an output; explain the rule or learned component.</w:t>
+      </w:r>
+    </w:p>
+    <w:p>
+      <w:r>
+        <w:t>Group the recommender’s related reviews, editions or repeated-user examples according to its intended evaluation claim.</w:t>
+      </w:r>
+    </w:p>
+    <w:tbl>
+      <w:tblPr>
+        <w:tblStyle w:val="LightShading-Accent1"/>
+        <w:tblW w:type="auto" w:w="0"/>
+        <w:tblLook w:firstColumn="1" w:firstRow="1" w:lastColumn="0" w:lastRow="0" w:noHBand="0" w:noVBand="1" w:val="04A0"/>
+      </w:tblPr>
+      <w:tblGrid>
+        <w:gridCol w:w="5112"/>
+        <w:gridCol w:w="5112"/>
+      </w:tblGrid>
+      <w:tr>
+        <w:trPr>
+          <w:tblHeader/>
+        </w:trPr>
+        <w:tc>
+          <w:tcPr>
+            <w:tcW w:type="dxa" w:w="5112"/>
+          </w:tcPr>
+          <w:p>
+            <w:r>
+              <w:t>Evidence to keep</w:t>
+            </w:r>
+          </w:p>
+        </w:tc>
+        <w:tc>
+          <w:tcPr>
+            <w:tcW w:type="dxa" w:w="5112"/>
+          </w:tcPr>
+          <w:p>
+            <w:r>
+              <w:t>My record</w:t>
+            </w:r>
+          </w:p>
+        </w:tc>
+      </w:tr>
+      <w:tr>
+        <w:tc>
+          <w:tcPr>
+            <w:tcW w:type="dxa" w:w="5112"/>
+          </w:tcPr>
+          <w:p>
+            <w:r>
+              <w:t>This week’s input and deciding step</w:t>
+            </w:r>
+          </w:p>
+        </w:tc>
+        <w:tc>
+          <w:tcPr>
+            <w:tcW w:type="dxa" w:w="5112"/>
+          </w:tcPr>
+          <w:p>
+            <w:r/>
+          </w:p>
+        </w:tc>
+      </w:tr>
+      <w:tr>
+        <w:tc>
+          <w:tcPr>
+            <w:tcW w:type="dxa" w:w="5112"/>
+          </w:tcPr>
+          <w:p>
+            <w:r>
+              <w:t>Prediction and actual result (or labelled paper trace)</w:t>
+            </w:r>
+          </w:p>
+        </w:tc>
+        <w:tc>
+          <w:tcPr>
+            <w:tcW w:type="dxa" w:w="5112"/>
+          </w:tcPr>
+          <w:p>
+            <w:r/>
+          </w:p>
+        </w:tc>
+      </w:tr>
+      <w:tr>
+        <w:tc>
+          <w:tcPr>
+            <w:tcW w:type="dxa" w:w="5112"/>
+          </w:tcPr>
+          <w:p>
+            <w:r>
+              <w:t>One change since the previous checkpoint and why</w:t>
+            </w:r>
+          </w:p>
+        </w:tc>
+        <w:tc>
+          <w:tcPr>
+            <w:tcW w:type="dxa" w:w="5112"/>
+          </w:tcPr>
+          <w:p>
+            <w:r/>
+          </w:p>
+        </w:tc>
+      </w:tr>
+      <w:tr>
+        <w:tc>
+          <w:tcPr>
+            <w:tcW w:type="dxa" w:w="5112"/>
+          </w:tcPr>
+          <w:p>
+            <w:r>
+              <w:t>One error or limit and the next test</w:t>
+            </w:r>
+          </w:p>
+        </w:tc>
+        <w:tc>
+          <w:tcPr>
+            <w:tcW w:type="dxa" w:w="5112"/>
+          </w:tcPr>
+          <w:p>
+            <w:r/>
+          </w:p>
+        </w:tc>
+      </w:tr>
+    </w:tbl>
+    <w:p>
+      <w:pPr>
+        <w:pStyle w:val="Heading3"/>
+      </w:pPr>
+      <w:r>
+        <w:t>Explain what this week adds to your project. Reuse last week’s record rather than starting again.</w:t>
+      </w:r>
+    </w:p>
+    <w:p>
+      <w:r>
+        <w:t>________________________________________________________________</w:t>
+      </w:r>
+    </w:p>
+    <w:p>
+      <w:r>
+        <w:t>________________________________________________________________</w:t>
+      </w:r>
+    </w:p>
+    <w:p>
+      <w:r>
+        <w:t>________________________________________________________________</w:t>
+      </w:r>
+    </w:p>
+    <w:p>
+      <w:r>
+        <w:t>________________________________________________________________</w:t>
+      </w:r>
+    </w:p>
+    <w:p>
+      <w:r>
+        <w:t>________________________________________________________________</w:t>
+      </w:r>
+    </w:p>
     <w:sectPr>
       <w:pgSz w:w="12240" w:h="15840"/>
       <w:pgMar w:top="936" w:right="1008" w:bottom="936" w:left="1008" w:header="720" w:footer="720" w:gutter="0"/>

--- a/downloads/workbook/ai-2-week-11.docx
+++ b/downloads/workbook/ai-2-week-11.docx
@@ -1464,6 +1464,253 @@
         <w:t>________________________________________________________________</w:t>
       </w:r>
     </w:p>
+    <w:p>
+      <w:pPr>
+        <w:pStyle w:val="Heading1"/>
+      </w:pPr>
+      <w:r>
+        <w:t>20. Supported practice and learning evidence</w:t>
+      </w:r>
+    </w:p>
+    <w:p>
+      <w:r>
+        <w:t>Use this supported practice once, in the browser or on paper. Keep the reserved independent assessment for a separate first attempt before teacher feedback.</w:t>
+      </w:r>
+    </w:p>
+    <w:p>
+      <w:r>
+        <w:t>A fictional catalogue model learns from scans of book covers and will face previously unseen books.</w:t>
+      </w:r>
+    </w:p>
+    <w:p>
+      <w:pPr>
+        <w:pStyle w:val="Heading3"/>
+      </w:pPr>
+      <w:r>
+        <w:t>Practice 1: explain the deciding evidence</w:t>
+      </w:r>
+    </w:p>
+    <w:p>
+      <w:r>
+        <w:t>Which labelled step matches this detail? Keep every scan from one book in exactly one role before fitting.</w:t>
+      </w:r>
+    </w:p>
+    <w:p>
+      <w:r>
+        <w:t>1. Group repair</w:t>
+      </w:r>
+    </w:p>
+    <w:p>
+      <w:r>
+        <w:t>2. Choose unit</w:t>
+      </w:r>
+    </w:p>
+    <w:p>
+      <w:r>
+        <w:t>3. Find leakage</w:t>
+      </w:r>
+    </w:p>
+    <w:p>
+      <w:r>
+        <w:t>4. Freeze assignment</w:t>
+      </w:r>
+    </w:p>
+    <w:p>
+      <w:pPr>
+        <w:pStyle w:val="Heading3"/>
+      </w:pPr>
+      <w:r>
+        <w:t>My selected conclusion, deciding fact and explanation</w:t>
+      </w:r>
+    </w:p>
+    <w:p>
+      <w:r>
+        <w:t>________________________________________________________________</w:t>
+      </w:r>
+    </w:p>
+    <w:p>
+      <w:r>
+        <w:t>________________________________________________________________</w:t>
+      </w:r>
+    </w:p>
+    <w:p>
+      <w:r>
+        <w:t>________________________________________________________________</w:t>
+      </w:r>
+    </w:p>
+    <w:p>
+      <w:r>
+        <w:t>________________________________________________________________</w:t>
+      </w:r>
+    </w:p>
+    <w:p>
+      <w:r>
+        <w:t>________________________________________________________________</w:t>
+      </w:r>
+    </w:p>
+    <w:p>
+      <w:r>
+        <w:t>Hint if needed: Read the steps in the pictorial case. Match the supplied detail to the stage that performs or records it.</w:t>
+      </w:r>
+    </w:p>
+    <w:p>
+      <w:r>
+        <w:t>After your attempt, compare with the supported explanation: Freeze assignment Keep every scan from one book in exactly one role before fitting. Different scan IDs do not make examples independent books. A model may recognise repeated cover details from another view. Grouping by book matches the intended claim about new books and makes the split inspectable. The repaired split has four training, two validation and two test scans, but only two, one and one books respectively.</w:t>
+      </w:r>
+    </w:p>
+    <w:p>
+      <w:pPr>
+        <w:pStyle w:val="Heading3"/>
+      </w:pPr>
+      <w:r>
+        <w:t>Practice 2: explain the deciding evidence</w:t>
+      </w:r>
+    </w:p>
+    <w:p>
+      <w:r>
+        <w:t>Changed-case practice: Give A2 a new filename without changing the book it depicts. Which conclusion is supported by the supplied facts?</w:t>
+      </w:r>
+    </w:p>
+    <w:p>
+      <w:r>
+        <w:t>1. Its group is still A; the original related examples still cross the split.</w:t>
+      </w:r>
+    </w:p>
+    <w:p>
+      <w:r>
+        <w:t>2. This one example guarantees correct results for every future input.</w:t>
+      </w:r>
+    </w:p>
+    <w:p>
+      <w:r>
+        <w:t>3. We can decide the result without examining the changed input or the procedure.</w:t>
+      </w:r>
+    </w:p>
+    <w:p>
+      <w:pPr>
+        <w:pStyle w:val="Heading3"/>
+      </w:pPr>
+      <w:r>
+        <w:t>My selected conclusion, deciding fact and explanation</w:t>
+      </w:r>
+    </w:p>
+    <w:p>
+      <w:r>
+        <w:t>________________________________________________________________</w:t>
+      </w:r>
+    </w:p>
+    <w:p>
+      <w:r>
+        <w:t>________________________________________________________________</w:t>
+      </w:r>
+    </w:p>
+    <w:p>
+      <w:r>
+        <w:t>________________________________________________________________</w:t>
+      </w:r>
+    </w:p>
+    <w:p>
+      <w:r>
+        <w:t>________________________________________________________________</w:t>
+      </w:r>
+    </w:p>
+    <w:p>
+      <w:r>
+        <w:t>________________________________________________________________</w:t>
+      </w:r>
+    </w:p>
+    <w:p>
+      <w:r>
+        <w:t>Hint if needed: Use the changed condition and the deciding step in the pictorial trace. The answer must say what follows from those facts.</w:t>
+      </w:r>
+    </w:p>
+    <w:p>
+      <w:r>
+        <w:t>After your attempt, compare with the supported explanation: Its group is still A; the original related examples still cross the split. Renaming a row does not remove the relationship between scans.</w:t>
+      </w:r>
+    </w:p>
+    <w:p>
+      <w:pPr>
+        <w:pStyle w:val="Heading3"/>
+      </w:pPr>
+      <w:r>
+        <w:t>Repair a missing building block</w:t>
+      </w:r>
+    </w:p>
+    <w:p>
+      <w:r>
+        <w:t>Review Human Classifier Simulation (ai-2/10). Goal: Construct a classifier with a stated input format, selected rule and recorded output. Short practice: Why are J and M initially treated differently even though both are illustrated mysteries?. Return to this week and explain what you changed.</w:t>
+      </w:r>
+    </w:p>
+    <w:p>
+      <w:r>
+        <w:t>Review Operational Labels (ai-2/8). Goal: Apply a category definition using explicit evidence and boundary rules. Short practice: Why can we not resolve the disagreement merely by taking a majority of reviewers?. Return to this week and explain what you changed.</w:t>
+      </w:r>
+    </w:p>
+    <w:p>
+      <w:r>
+        <w:t>Review Loops and Stopping (ai-2/5). Goal: Trace variable values before and after each loop iteration. Short practice: Why is report 0 correct for the original loop, and why is equality-only stopping risky here?. Return to this week and explain what you changed.</w:t>
+      </w:r>
+    </w:p>
+    <w:p>
+      <w:pPr>
+        <w:pStyle w:val="Heading3"/>
+      </w:pPr>
+      <w:r>
+        <w:t>Predict, run and debug</w:t>
+      </w:r>
+    </w:p>
+    <w:p>
+      <w:r>
+        <w:t>The browser lab lets you edit the supported Python examples already included in this lesson. Predict first, run, inspect the actual output or error, change one input, then run again. Keep code, predictions, actual results and a reasoned revision together. On paper, label your result as a trace rather than an execution.</w:t>
+      </w:r>
+    </w:p>
+    <w:p>
+      <w:pPr>
+        <w:pStyle w:val="Heading3"/>
+      </w:pPr>
+      <w:r>
+        <w:t>Keep your completed work</w:t>
+      </w:r>
+    </w:p>
+    <w:p>
+      <w:r>
+        <w:t>Use Download completed work in the hosted lesson to export your answers, reflections, practice feedback and code-run evidence. Open the HTML copy to read or print it. Drafts stay in this browser when storage is available; clear drafts on a shared device.</w:t>
+      </w:r>
+    </w:p>
+    <w:p>
+      <w:pPr>
+        <w:pStyle w:val="Heading3"/>
+      </w:pPr>
+      <w:r>
+        <w:t>What I repaired, the evidence I kept and the next test</w:t>
+      </w:r>
+    </w:p>
+    <w:p>
+      <w:r>
+        <w:t>________________________________________________________________</w:t>
+      </w:r>
+    </w:p>
+    <w:p>
+      <w:r>
+        <w:t>________________________________________________________________</w:t>
+      </w:r>
+    </w:p>
+    <w:p>
+      <w:r>
+        <w:t>________________________________________________________________</w:t>
+      </w:r>
+    </w:p>
+    <w:p>
+      <w:r>
+        <w:t>________________________________________________________________</w:t>
+      </w:r>
+    </w:p>
+    <w:p>
+      <w:r>
+        <w:t>________________________________________________________________</w:t>
+      </w:r>
+    </w:p>
     <w:sectPr>
       <w:pgSz w:w="12240" w:h="15840"/>
       <w:pgMar w:top="936" w:right="1008" w:bottom="936" w:left="1008" w:header="720" w:footer="720" w:gutter="0"/>

--- a/downloads/workbook/ai-2-week-11.docx
+++ b/downloads/workbook/ai-2-week-11.docx
@@ -30,6 +30,17 @@
     </w:p>
     <w:p>
       <w:r>
+        <w:t>Record your starting explanation for Training and Testing before opening notes. Show any later correction separately.</w:t>
+      </w:r>
+    </w:p>
+    <w:p>
+      <w:pPr>
+        <w:spacing w:line="336" w:lineRule="auto" w:after="180"/>
+      </w:pPr>
+      <w:r>
+        <w:rPr>
+          <w:b w:val="0"/>
+        </w:rPr>
         <w:t>Try the recall before opening notes. Then use a different colour or a labelled second line to correct your explanation.</w:t>
       </w:r>
     </w:p>
@@ -42,7 +53,13 @@
       </w:r>
     </w:p>
     <w:p>
-      <w:r>
+      <w:pPr>
+        <w:spacing w:line="336" w:lineRule="auto" w:after="180"/>
+      </w:pPr>
+      <w:r>
+        <w:rPr>
+          <w:b w:val="0"/>
+        </w:rPr>
         <w:t>Without opening the old lesson, explain one key idea from Human Classifier Simulation. Give an example and a mistake that the idea helps you avoid.</w:t>
       </w:r>
     </w:p>
@@ -78,7 +95,13 @@
       </w:r>
     </w:p>
     <w:p>
-      <w:r>
+      <w:pPr>
+        <w:spacing w:line="336" w:lineRule="auto" w:after="180"/>
+      </w:pPr>
+      <w:r>
+        <w:rPr>
+          <w:b w:val="0"/>
+        </w:rPr>
         <w:t>Without opening the old lesson, explain one key idea from Operational Labels. Give an example and a mistake that the idea helps you avoid.</w:t>
       </w:r>
     </w:p>
@@ -114,7 +137,13 @@
       </w:r>
     </w:p>
     <w:p>
-      <w:r>
+      <w:pPr>
+        <w:spacing w:line="336" w:lineRule="auto" w:after="180"/>
+      </w:pPr>
+      <w:r>
+        <w:rPr>
+          <w:b w:val="0"/>
+        </w:rPr>
         <w:t>Without opening the old lesson, explain one key idea from Loops and Stopping. Give an example and a mistake that the idea helps you avoid.</w:t>
       </w:r>
     </w:p>
@@ -151,7 +180,30 @@
     </w:p>
     <w:p>
       <w:r>
-        <w:t>Use W2: Distinguish frames from groups for Splits and related examples. Record the answer once; the lesson and workbook refer to the same attempt.</w:t>
+        <w:t>Complete the supported Training and Testing trace and record the first step you can explain without help.</w:t>
+      </w:r>
+    </w:p>
+    <w:p>
+      <w:pPr>
+        <w:spacing w:line="336" w:lineRule="auto" w:after="180"/>
+      </w:pPr>
+      <w:r>
+        <w:rPr>
+          <w:b w:val="0"/>
+        </w:rPr>
+        <w:t xml:space="preserve">Use W2: Distinguish frames from </w:t>
+      </w:r>
+      <w:r>
+        <w:rPr>
+          <w:b/>
+        </w:rPr>
+        <w:t>group</w:t>
+      </w:r>
+      <w:r>
+        <w:rPr>
+          <w:b w:val="0"/>
+        </w:rPr>
+        <w:t>s for Splits and related examples. Record the answer once; the lesson and workbook refer to the same attempt.</w:t>
       </w:r>
     </w:p>
     <w:tbl>
@@ -279,7 +331,29 @@
     </w:p>
     <w:p>
       <w:r>
-        <w:t>Use the worked case for Splits and related examples. Proposed explanation: “Different row IDs mean independent examples”. Decide whether this explanation is supported. Point to the step or supplied fact that decides; explain your repair if needed.</w:t>
+        <w:t>Check the proposed Training and Testing explanation against the supplied facts before discussing it.</w:t>
+      </w:r>
+    </w:p>
+    <w:p>
+      <w:pPr>
+        <w:spacing w:line="336" w:lineRule="auto" w:after="180"/>
+      </w:pPr>
+      <w:r>
+        <w:rPr>
+          <w:b w:val="0"/>
+        </w:rPr>
+        <w:t>Use the worked case for Splits and related examples. Proposed explanation: “Different row IDs mean independent examples”. Decide whether this explanation is supported.</w:t>
+      </w:r>
+    </w:p>
+    <w:p>
+      <w:pPr>
+        <w:spacing w:line="336" w:lineRule="auto" w:after="180"/>
+      </w:pPr>
+      <w:r>
+        <w:rPr>
+          <w:b w:val="0"/>
+        </w:rPr>
+        <w:t>Point to the step or supplied fact that decides; explain your repair if needed.</w:t>
       </w:r>
     </w:p>
     <w:p>
@@ -319,6 +393,11 @@
       </w:r>
     </w:p>
     <w:p>
+      <w:r>
+        <w:t>Write one first attempt at the reserved independent case before feedback. Repeated copies of that case refer to the same recorded attempt.</w:t>
+      </w:r>
+    </w:p>
+    <w:p>
       <w:pPr>
         <w:pStyle w:val="Heading3"/>
       </w:pPr>
@@ -327,8 +406,73 @@
       </w:r>
     </w:p>
     <w:p>
-      <w:r>
-        <w:t>Eight frames come from trips P (P1 P2 P3), Q (Q1 Q2), R (R1), S (S1 S2). A proposed split is training P1 Q1 R1; validation P2 S1; test Q2 P3 S2. Identify shared groups for each pair of sets. Repair it by assigning P and Q to training, R to validation and S to test. List all frames in each role and give row and group counts. State one limit of the repaired plan.</w:t>
+      <w:pPr>
+        <w:spacing w:line="336" w:lineRule="auto" w:after="180"/>
+      </w:pPr>
+      <w:r>
+        <w:rPr>
+          <w:b w:val="0"/>
+        </w:rPr>
+        <w:t xml:space="preserve">Eight frames come from trips P (P1 P2 P3), Q (Q1 Q2), R (R1), S (S1 S2). A proposed split is </w:t>
+      </w:r>
+      <w:r>
+        <w:rPr>
+          <w:b/>
+        </w:rPr>
+        <w:t>training</w:t>
+      </w:r>
+      <w:r>
+        <w:rPr>
+          <w:b w:val="0"/>
+        </w:rPr>
+        <w:t xml:space="preserve"> P1 Q1 R1; validation P2 S1; test Q2 P3 S2. Identify shared </w:t>
+      </w:r>
+      <w:r>
+        <w:rPr>
+          <w:b/>
+        </w:rPr>
+        <w:t>group</w:t>
+      </w:r>
+      <w:r>
+        <w:rPr>
+          <w:b w:val="0"/>
+        </w:rPr>
+        <w:t>s for each pair of sets.</w:t>
+      </w:r>
+    </w:p>
+    <w:p>
+      <w:pPr>
+        <w:spacing w:line="336" w:lineRule="auto" w:after="180"/>
+      </w:pPr>
+      <w:r>
+        <w:rPr>
+          <w:b w:val="0"/>
+        </w:rPr>
+        <w:t xml:space="preserve">Repair it by assigning P and Q to </w:t>
+      </w:r>
+      <w:r>
+        <w:rPr>
+          <w:b/>
+        </w:rPr>
+        <w:t>training</w:t>
+      </w:r>
+      <w:r>
+        <w:rPr>
+          <w:b w:val="0"/>
+        </w:rPr>
+        <w:t xml:space="preserve">, R to validation and S to test. List all frames in each role and give row and </w:t>
+      </w:r>
+      <w:r>
+        <w:rPr>
+          <w:b/>
+        </w:rPr>
+        <w:t>group</w:t>
+      </w:r>
+      <w:r>
+        <w:rPr>
+          <w:b w:val="0"/>
+        </w:rPr>
+        <w:t xml:space="preserve"> counts. State one limit of the repaired plan.</w:t>
       </w:r>
     </w:p>
     <w:p>
@@ -375,7 +519,13 @@
       </w:r>
     </w:p>
     <w:p>
-      <w:r>
+      <w:pPr>
+        <w:spacing w:line="336" w:lineRule="auto" w:after="180"/>
+      </w:pPr>
+      <w:r>
+        <w:rPr>
+          <w:b w:val="0"/>
+        </w:rPr>
         <w:t>Attempt this case before feedback. Record any help. Earlier examples below are further practice; a case already practised with feedback cannot establish fresh transfer.</w:t>
       </w:r>
     </w:p>
@@ -389,7 +539,30 @@
     </w:p>
     <w:p>
       <w:r>
-        <w:t>A team tests five rule versions on the same ten books and chooses the highest score. It calls the final score an unbiased unseen test result. Explain the issue and revise the evaluation plan.</w:t>
+        <w:t>Connect the Training and Testing target to a trace and a justified conclusion.</w:t>
+      </w:r>
+    </w:p>
+    <w:p>
+      <w:pPr>
+        <w:spacing w:line="336" w:lineRule="auto" w:after="180"/>
+      </w:pPr>
+      <w:r>
+        <w:rPr>
+          <w:b w:val="0"/>
+        </w:rPr>
+        <w:t xml:space="preserve">A team tests five rule versions on the same ten books and chooses the highest score. It calls the final score an unbiased </w:t>
+      </w:r>
+      <w:r>
+        <w:rPr>
+          <w:b/>
+        </w:rPr>
+        <w:t>unseen</w:t>
+      </w:r>
+      <w:r>
+        <w:rPr>
+          <w:b w:val="0"/>
+        </w:rPr>
+        <w:t xml:space="preserve"> test result. Explain the issue and revise the evaluation plan.</w:t>
       </w:r>
     </w:p>
     <w:p>
@@ -402,17 +575,59 @@
     </w:p>
     <w:p>
       <w:r>
+        <w:t>Solve the supplied Training and Testing case and show the deciding evidence.</w:t>
+      </w:r>
+    </w:p>
+    <w:p>
+      <w:pPr>
+        <w:spacing w:line="336" w:lineRule="auto" w:after="180"/>
+      </w:pPr>
+      <w:r>
+        <w:rPr>
+          <w:b w:val="0"/>
+        </w:rPr>
         <w:t>A rule is developed and evaluated using the same books A–H.</w:t>
       </w:r>
     </w:p>
     <w:p>
-      <w:r>
-        <w:t>Why does this not establish unseen performance?</w:t>
-      </w:r>
-    </w:p>
-    <w:p>
-      <w:r>
-        <w:t>Show your trace, calculation or evidence</w:t>
+      <w:pPr>
+        <w:spacing w:line="336" w:lineRule="auto" w:after="180"/>
+        <w:shd w:fill="F5F1FB"/>
+      </w:pPr>
+      <w:r>
+        <w:rPr>
+          <w:b w:val="0"/>
+        </w:rPr>
+        <w:t xml:space="preserve">Why does this not establish </w:t>
+      </w:r>
+      <w:r>
+        <w:rPr>
+          <w:b/>
+        </w:rPr>
+        <w:t>unseen</w:t>
+      </w:r>
+      <w:r>
+        <w:rPr>
+          <w:b w:val="0"/>
+        </w:rPr>
+        <w:t xml:space="preserve"> performance?</w:t>
+      </w:r>
+    </w:p>
+    <w:p>
+      <w:pPr>
+        <w:spacing w:line="336" w:lineRule="auto" w:after="180"/>
+      </w:pPr>
+      <w:r>
+        <w:rPr>
+          <w:b w:val="0"/>
+        </w:rPr>
+        <w:t xml:space="preserve">Show your trace, calculation or </w:t>
+      </w:r>
+      <w:r>
+        <w:rPr>
+          <w:b/>
+        </w:rPr>
+        <w:t>evidence</w:t>
       </w:r>
     </w:p>
     <w:p>
@@ -458,11 +673,41 @@
     </w:p>
     <w:p>
       <w:r>
-        <w:t>You tune a rule using cards 1 to 8 and test it on cards 9 and 10. After seeing card 9's error you change the rule. Is card 9 still untouched test evidence?</w:t>
-      </w:r>
-    </w:p>
-    <w:p>
-      <w:r>
+        <w:t>Apply the procedure to the changed case and record why the conclusion follows.</w:t>
+      </w:r>
+    </w:p>
+    <w:p>
+      <w:pPr>
+        <w:spacing w:line="336" w:lineRule="auto" w:after="180"/>
+        <w:shd w:fill="F5F1FB"/>
+      </w:pPr>
+      <w:r>
+        <w:rPr>
+          <w:b w:val="0"/>
+        </w:rPr>
+        <w:t xml:space="preserve">You tune a rule using cards 1 to 8 and test it on cards 9 and 10. After seeing card 9's error you change the rule. Is card 9 still untouched test </w:t>
+      </w:r>
+      <w:r>
+        <w:rPr>
+          <w:b/>
+        </w:rPr>
+        <w:t>evidence</w:t>
+      </w:r>
+      <w:r>
+        <w:rPr>
+          <w:b w:val="0"/>
+        </w:rPr>
+        <w:t>?</w:t>
+      </w:r>
+    </w:p>
+    <w:p>
+      <w:pPr>
+        <w:spacing w:line="336" w:lineRule="auto" w:after="180"/>
+      </w:pPr>
+      <w:r>
+        <w:rPr>
+          <w:b w:val="0"/>
+        </w:rPr>
         <w:t>My independent answer and reason</w:t>
       </w:r>
     </w:p>
@@ -517,7 +762,30 @@
     </w:p>
     <w:p>
       <w:r>
-        <w:t>Create a changed input, boundary case or missing-information case. Write the expected answer or safe response before testing.</w:t>
+        <w:t>Specify a changed input, expected result and observation separately.</w:t>
+      </w:r>
+    </w:p>
+    <w:p>
+      <w:pPr>
+        <w:spacing w:line="336" w:lineRule="auto" w:after="180"/>
+      </w:pPr>
+      <w:r>
+        <w:rPr>
+          <w:b w:val="0"/>
+        </w:rPr>
+        <w:t xml:space="preserve">Create a changed </w:t>
+      </w:r>
+      <w:r>
+        <w:rPr>
+          <w:b/>
+        </w:rPr>
+        <w:t>input</w:t>
+      </w:r>
+      <w:r>
+        <w:rPr>
+          <w:b w:val="0"/>
+        </w:rPr>
+        <w:t>, boundary case or missing-information case. Write the expected answer or safe response before testing.</w:t>
       </w:r>
     </w:p>
     <w:tbl>
@@ -646,12 +914,41 @@
     </w:p>
     <w:p>
       <w:r>
+        <w:t>Justify what Training and Testing adds to Transparent Book Recommender and keep the evidence.</w:t>
+      </w:r>
+    </w:p>
+    <w:p>
+      <w:pPr>
+        <w:spacing w:line="336" w:lineRule="auto" w:after="180"/>
+      </w:pPr>
+      <w:r>
+        <w:rPr>
+          <w:b w:val="0"/>
+        </w:rPr>
         <w:t>Keep final user profiles hidden until weights and thresholds are fixed.</w:t>
       </w:r>
     </w:p>
     <w:p>
-      <w:r>
-        <w:t>The project change and evidence I will keep</w:t>
+      <w:pPr>
+        <w:spacing w:line="336" w:lineRule="auto" w:after="180"/>
+      </w:pPr>
+      <w:r>
+        <w:rPr>
+          <w:b w:val="0"/>
+        </w:rPr>
+        <w:t xml:space="preserve">The project change and </w:t>
+      </w:r>
+      <w:r>
+        <w:rPr>
+          <w:b/>
+        </w:rPr>
+        <w:t>evidence</w:t>
+      </w:r>
+      <w:r>
+        <w:rPr>
+          <w:b w:val="0"/>
+        </w:rPr>
+        <w:t xml:space="preserve"> I will keep</w:t>
       </w:r>
     </w:p>
     <w:p>
@@ -697,11 +994,54 @@
     </w:p>
     <w:p>
       <w:r>
-        <w:t>I can explain the mechanism. I can show evidence. I can handle a changed case. I can name a limit. Mark each as not yet, with help or independently, and attach supporting work.</w:t>
-      </w:r>
-    </w:p>
-    <w:p>
-      <w:r>
+        <w:t>Judge explanation, evidence, transfer and limits separately; attach the work behind your judgement.</w:t>
+      </w:r>
+    </w:p>
+    <w:p>
+      <w:pPr>
+        <w:pStyle w:val="ListBullet"/>
+      </w:pPr>
+      <w:r>
+        <w:t>I can explain the mechanism.</w:t>
+      </w:r>
+    </w:p>
+    <w:p>
+      <w:pPr>
+        <w:pStyle w:val="ListBullet"/>
+      </w:pPr>
+      <w:r>
+        <w:t>I can show evidence.</w:t>
+      </w:r>
+    </w:p>
+    <w:p>
+      <w:pPr>
+        <w:pStyle w:val="ListBullet"/>
+      </w:pPr>
+      <w:r>
+        <w:t>I can handle a changed case.</w:t>
+      </w:r>
+    </w:p>
+    <w:p>
+      <w:pPr>
+        <w:pStyle w:val="ListBullet"/>
+      </w:pPr>
+      <w:r>
+        <w:t>I can name a limit.</w:t>
+      </w:r>
+    </w:p>
+    <w:p>
+      <w:r>
+        <w:t>Mark each as not yet, with help or independently, and attach supporting work.</w:t>
+      </w:r>
+    </w:p>
+    <w:p>
+      <w:pPr>
+        <w:spacing w:line="336" w:lineRule="auto" w:after="180"/>
+      </w:pPr>
+      <w:r>
+        <w:rPr>
+          <w:b w:val="0"/>
+        </w:rPr>
         <w:t>Teacher review ____________________  Next step ____________________</w:t>
       </w:r>
     </w:p>
@@ -715,7 +1055,30 @@
     </w:p>
     <w:p>
       <w:r>
-        <w:t>A team tests five rule versions on the same ten books and chooses the highest score. It calls the final score an unbiased unseen test result. Explain the issue and revise the evaluation plan.</w:t>
+        <w:t>Use this earlier case as transfer practice. A case already discussed with feedback is not fresh assessment evidence.</w:t>
+      </w:r>
+    </w:p>
+    <w:p>
+      <w:pPr>
+        <w:spacing w:line="336" w:lineRule="auto" w:after="180"/>
+      </w:pPr>
+      <w:r>
+        <w:rPr>
+          <w:b w:val="0"/>
+        </w:rPr>
+        <w:t xml:space="preserve">A team tests five rule versions on the same ten books and chooses the highest score. It calls the final score an unbiased </w:t>
+      </w:r>
+      <w:r>
+        <w:rPr>
+          <w:b/>
+        </w:rPr>
+        <w:t>unseen</w:t>
+      </w:r>
+      <w:r>
+        <w:rPr>
+          <w:b w:val="0"/>
+        </w:rPr>
+        <w:t xml:space="preserve"> test result. Explain the issue and revise the evaluation plan.</w:t>
       </w:r>
     </w:p>
     <w:p>
@@ -762,7 +1125,13 @@
       </w:r>
     </w:p>
     <w:p>
-      <w:r>
+      <w:pPr>
+        <w:spacing w:line="336" w:lineRule="auto" w:after="180"/>
+      </w:pPr>
+      <w:r>
+        <w:rPr>
+          <w:b w:val="0"/>
+        </w:rPr>
         <w:t>Record support used: none, hint or teacher explanation.</w:t>
       </w:r>
     </w:p>
@@ -776,7 +1145,43 @@
     </w:p>
     <w:p>
       <w:r>
-        <w:t>Explain what training, validation and test sets are used for. What changes if you repeatedly choose a model using its test score?</w:t>
+        <w:t>Explain the three roles. Apply the supplied Training and Testing facts and keep your reasoning.</w:t>
+      </w:r>
+    </w:p>
+    <w:p>
+      <w:pPr>
+        <w:spacing w:line="336" w:lineRule="auto" w:after="180"/>
+        <w:shd w:fill="F5F1FB"/>
+      </w:pPr>
+      <w:r>
+        <w:rPr>
+          <w:b w:val="0"/>
+        </w:rPr>
+        <w:t xml:space="preserve">Explain what </w:t>
+      </w:r>
+      <w:r>
+        <w:rPr>
+          <w:b/>
+        </w:rPr>
+        <w:t>training</w:t>
+      </w:r>
+      <w:r>
+        <w:rPr>
+          <w:b w:val="0"/>
+        </w:rPr>
+        <w:t xml:space="preserve">, validation and </w:t>
+      </w:r>
+      <w:r>
+        <w:rPr>
+          <w:b/>
+        </w:rPr>
+        <w:t>test set</w:t>
+      </w:r>
+      <w:r>
+        <w:rPr>
+          <w:b w:val="0"/>
+        </w:rPr>
+        <w:t>s are used for. What changes if you repeatedly choose a model using its test score?</w:t>
       </w:r>
     </w:p>
     <w:p>
@@ -827,7 +1232,42 @@
     </w:p>
     <w:p>
       <w:r>
-        <w:t>For the worked A through F plan, give training, validation and test counts first in groups and then in rows. Interpret [] from the code and state one problem it cannot detect.</w:t>
+        <w:t>Distinguish frames from groups. Apply the supplied Training and Testing facts and keep your reasoning.</w:t>
+      </w:r>
+    </w:p>
+    <w:p>
+      <w:pPr>
+        <w:spacing w:line="336" w:lineRule="auto" w:after="180"/>
+      </w:pPr>
+      <w:r>
+        <w:rPr>
+          <w:b w:val="0"/>
+        </w:rPr>
+        <w:t xml:space="preserve">For the worked A through F plan, give </w:t>
+      </w:r>
+      <w:r>
+        <w:rPr>
+          <w:b/>
+        </w:rPr>
+        <w:t>training</w:t>
+      </w:r>
+      <w:r>
+        <w:rPr>
+          <w:b w:val="0"/>
+        </w:rPr>
+        <w:t xml:space="preserve">, validation and test counts first in </w:t>
+      </w:r>
+      <w:r>
+        <w:rPr>
+          <w:b/>
+        </w:rPr>
+        <w:t>group</w:t>
+      </w:r>
+      <w:r>
+        <w:rPr>
+          <w:b w:val="0"/>
+        </w:rPr>
+        <w:t>s and then in rows. Interpret [] from the code and state one problem it cannot detect.</w:t>
       </w:r>
     </w:p>
     <w:p>
@@ -878,7 +1318,30 @@
     </w:p>
     <w:p>
       <w:r>
-        <w:t>A1 and A2 are in training and A3 is in test. Explain why unique frame IDs and a fixed random seed do not fix this. Propose a repair and what to record.</w:t>
+        <w:t>Repair a related example leak. Apply the supplied Training and Testing facts and keep your reasoning.</w:t>
+      </w:r>
+    </w:p>
+    <w:p>
+      <w:pPr>
+        <w:spacing w:line="336" w:lineRule="auto" w:after="180"/>
+      </w:pPr>
+      <w:r>
+        <w:rPr>
+          <w:b w:val="0"/>
+        </w:rPr>
+        <w:t xml:space="preserve">A1 and A2 are in </w:t>
+      </w:r>
+      <w:r>
+        <w:rPr>
+          <w:b/>
+        </w:rPr>
+        <w:t>training</w:t>
+      </w:r>
+      <w:r>
+        <w:rPr>
+          <w:b w:val="0"/>
+        </w:rPr>
+        <w:t xml:space="preserve"> and A3 is in test. Explain why unique frame IDs and a fixed random seed do not fix this. Propose a repair and what to record.</w:t>
       </w:r>
     </w:p>
     <w:p>
@@ -929,7 +1392,77 @@
     </w:p>
     <w:p>
       <w:r>
-        <w:t>Eight frames come from trips P (P1 P2 P3), Q (Q1 Q2), R (R1), S (S1 S2). A proposed split is training P1 Q1 R1; validation P2 S1; test Q2 P3 S2. Identify shared groups for each pair of sets. Repair it by assigning P and Q to training, R to validation and S to test. List all frames in each role and give row and group counts. State one limit of the repaired plan.</w:t>
+        <w:t>Attempt before feedback. If this repeats the selected independent case, reuse that first attempt; otherwise keep a separate record. Audit and repair independently. Apply the supplied Training and Testing facts and keep your reasoning.</w:t>
+      </w:r>
+    </w:p>
+    <w:p>
+      <w:pPr>
+        <w:spacing w:line="336" w:lineRule="auto" w:after="180"/>
+      </w:pPr>
+      <w:r>
+        <w:rPr>
+          <w:b w:val="0"/>
+        </w:rPr>
+        <w:t xml:space="preserve">Eight frames come from trips P (P1 P2 P3), Q (Q1 Q2), R (R1), S (S1 S2). A proposed split is </w:t>
+      </w:r>
+      <w:r>
+        <w:rPr>
+          <w:b/>
+        </w:rPr>
+        <w:t>training</w:t>
+      </w:r>
+      <w:r>
+        <w:rPr>
+          <w:b w:val="0"/>
+        </w:rPr>
+        <w:t xml:space="preserve"> P1 Q1 R1; validation P2 S1; test Q2 P3 S2. Identify shared </w:t>
+      </w:r>
+      <w:r>
+        <w:rPr>
+          <w:b/>
+        </w:rPr>
+        <w:t>group</w:t>
+      </w:r>
+      <w:r>
+        <w:rPr>
+          <w:b w:val="0"/>
+        </w:rPr>
+        <w:t>s for each pair of sets.</w:t>
+      </w:r>
+    </w:p>
+    <w:p>
+      <w:pPr>
+        <w:spacing w:line="336" w:lineRule="auto" w:after="180"/>
+      </w:pPr>
+      <w:r>
+        <w:rPr>
+          <w:b w:val="0"/>
+        </w:rPr>
+        <w:t xml:space="preserve">Repair it by assigning P and Q to </w:t>
+      </w:r>
+      <w:r>
+        <w:rPr>
+          <w:b/>
+        </w:rPr>
+        <w:t>training</w:t>
+      </w:r>
+      <w:r>
+        <w:rPr>
+          <w:b w:val="0"/>
+        </w:rPr>
+        <w:t xml:space="preserve">, R to validation and S to test. List all frames in each role and give row and </w:t>
+      </w:r>
+      <w:r>
+        <w:rPr>
+          <w:b/>
+        </w:rPr>
+        <w:t>group</w:t>
+      </w:r>
+      <w:r>
+        <w:rPr>
+          <w:b w:val="0"/>
+        </w:rPr>
+        <w:t xml:space="preserve"> counts. State one limit of the repaired plan.</w:t>
       </w:r>
     </w:p>
     <w:p>
@@ -990,7 +1523,31 @@
     </w:p>
     <w:p>
       <w:r>
-        <w:t>A model will be evaluated on new routes. Route North has trips A and B; route South has C and D. A proposed split trains on A and C and tests on B and D. Explain the problem and give a route-based alternative. Is this enough for a strong performance claim?</w:t>
+        <w:t>Match separation to the claim. Apply the supplied Training and Testing facts and keep your reasoning.</w:t>
+      </w:r>
+    </w:p>
+    <w:p>
+      <w:pPr>
+        <w:spacing w:line="336" w:lineRule="auto" w:after="180"/>
+        <w:shd w:fill="F5F1FB"/>
+      </w:pPr>
+      <w:r>
+        <w:rPr>
+          <w:b w:val="0"/>
+        </w:rPr>
+        <w:t>A model will be evaluated on new routes. Route North has trips A and B; route South has C and D. A proposed split trains on A and C and tests on B and D. Explain the problem and give a route-based alternative.</w:t>
+      </w:r>
+    </w:p>
+    <w:p>
+      <w:pPr>
+        <w:spacing w:line="336" w:lineRule="auto" w:after="180"/>
+        <w:shd w:fill="F5F1FB"/>
+      </w:pPr>
+      <w:r>
+        <w:rPr>
+          <w:b w:val="0"/>
+        </w:rPr>
+        <w:t>Is this enough for a strong performance claim?</w:t>
       </w:r>
     </w:p>
     <w:p>
@@ -1037,6 +1594,11 @@
       </w:pPr>
       <w:r>
         <w:t>17. Feedback, return check and learning record</w:t>
+      </w:r>
+    </w:p>
+    <w:p>
+      <w:r>
+        <w:t>Record the first repaired step and a different case to revisit after a delay.</w:t>
       </w:r>
     </w:p>
     <w:tbl>
@@ -1176,7 +1738,13 @@
       </w:tr>
     </w:tbl>
     <w:p>
-      <w:r>
+      <w:pPr>
+        <w:spacing w:line="336" w:lineRule="auto" w:after="180"/>
+      </w:pPr>
+      <w:r>
+        <w:rPr>
+          <w:b w:val="0"/>
+        </w:rPr>
         <w:t>Revisit this idea with your teacher after a delay. Familiarity is different from explaining and using it on a changed case.</w:t>
       </w:r>
     </w:p>
@@ -1190,17 +1758,64 @@
     </w:p>
     <w:p>
       <w:r>
-        <w:t>A fictional catalogue model learns from scans of book covers and will face previously unseen books.</w:t>
-      </w:r>
-    </w:p>
-    <w:p>
-      <w:r>
+        <w:t>A fictional catalogue model learns from scans of book covers and will face previously unseen books. Explain the labelled step before checking the changed condition.</w:t>
+      </w:r>
+    </w:p>
+    <w:p>
+      <w:pPr>
+        <w:spacing w:line="336" w:lineRule="auto" w:after="180"/>
+      </w:pPr>
+      <w:r>
+        <w:rPr>
+          <w:b w:val="0"/>
+        </w:rPr>
+        <w:t xml:space="preserve">A fictional catalogue model learns from scans of book covers and will face previously </w:t>
+      </w:r>
+      <w:r>
+        <w:rPr>
+          <w:b/>
+        </w:rPr>
+        <w:t>unseen</w:t>
+      </w:r>
+      <w:r>
+        <w:rPr>
+          <w:b w:val="0"/>
+        </w:rPr>
+        <w:t xml:space="preserve"> books.</w:t>
+      </w:r>
+    </w:p>
+    <w:p>
+      <w:pPr>
+        <w:spacing w:line="336" w:lineRule="auto" w:after="180"/>
+      </w:pPr>
+      <w:r>
+        <w:rPr>
+          <w:b w:val="0"/>
+        </w:rPr>
         <w:t>Book A has scans A1,A2; B has B1,B2; C has C1,C2; D has D1,D2.</w:t>
       </w:r>
     </w:p>
     <w:p>
-      <w:r>
-        <w:t>Proposed training A1,B1,C1; validation A2,D1; test B2,C2,D2.</w:t>
+      <w:pPr>
+        <w:spacing w:line="336" w:lineRule="auto" w:after="180"/>
+      </w:pPr>
+      <w:r>
+        <w:rPr>
+          <w:b w:val="0"/>
+        </w:rPr>
+        <w:t xml:space="preserve">Proposed </w:t>
+      </w:r>
+      <w:r>
+        <w:rPr>
+          <w:b/>
+        </w:rPr>
+        <w:t>training</w:t>
+      </w:r>
+      <w:r>
+        <w:rPr>
+          <w:b w:val="0"/>
+        </w:rPr>
+        <w:t xml:space="preserve"> A1,B1,C1; validation A2,D1; test B2,C2,D2.</w:t>
       </w:r>
     </w:p>
     <w:p>
@@ -1240,7 +1855,14 @@
       </w:r>
     </w:p>
     <w:p>
-      <w:r>
+      <w:pPr>
+        <w:spacing w:line="336" w:lineRule="auto" w:after="180"/>
+        <w:shd w:fill="F5F1FB"/>
+      </w:pPr>
+      <w:r>
+        <w:rPr>
+          <w:b w:val="0"/>
+        </w:rPr>
         <w:t>How many distinct books are in each repaired role, and why report that as well as scan counts?</w:t>
       </w:r>
     </w:p>
@@ -1283,13 +1905,58 @@
       </w:r>
     </w:p>
     <w:p>
-      <w:r>
-        <w:t>Support used: alone / hint / worked example. This record is practice evidence.</w:t>
-      </w:r>
-    </w:p>
-    <w:p>
-      <w:r>
-        <w:t>Project connection: Group the recommender’s related reviews, editions or repeated-user examples according to its intended evaluation claim.</w:t>
+      <w:pPr>
+        <w:pStyle w:val="Heading3"/>
+      </w:pPr>
+      <w:r>
+        <w:t>Record the help used</w:t>
+      </w:r>
+    </w:p>
+    <w:p>
+      <w:pPr>
+        <w:spacing w:line="336" w:lineRule="auto" w:after="180"/>
+        <w:shd w:fill="F1F6F8"/>
+      </w:pPr>
+      <w:r>
+        <w:rPr>
+          <w:b w:val="0"/>
+        </w:rPr>
+        <w:t xml:space="preserve">Support used: alone / hint / worked example. This record is practice </w:t>
+      </w:r>
+      <w:r>
+        <w:rPr>
+          <w:b/>
+        </w:rPr>
+        <w:t>evidence</w:t>
+      </w:r>
+      <w:r>
+        <w:rPr>
+          <w:b w:val="0"/>
+        </w:rPr>
+        <w:t>.</w:t>
+      </w:r>
+    </w:p>
+    <w:p>
+      <w:pPr>
+        <w:spacing w:line="336" w:lineRule="auto" w:after="180"/>
+      </w:pPr>
+      <w:r>
+        <w:rPr>
+          <w:b w:val="0"/>
+        </w:rPr>
+        <w:t xml:space="preserve">Project connection: </w:t>
+      </w:r>
+      <w:r>
+        <w:rPr>
+          <w:b/>
+        </w:rPr>
+        <w:t>Group</w:t>
+      </w:r>
+      <w:r>
+        <w:rPr>
+          <w:b w:val="0"/>
+        </w:rPr>
+        <w:t xml:space="preserve"> the recommender’s related reviews, editions or repeated-user examples according to its intended evaluation claim.</w:t>
       </w:r>
     </w:p>
     <w:p>
@@ -1302,17 +1969,70 @@
     </w:p>
     <w:p>
       <w:r>
+        <w:t>Keep this week’s input, deciding step, result and limit together in the Transparent Book Recommender record.</w:t>
+      </w:r>
+    </w:p>
+    <w:p>
+      <w:pPr>
+        <w:spacing w:line="336" w:lineRule="auto" w:after="180"/>
+      </w:pPr>
+      <w:r>
+        <w:rPr>
+          <w:b w:val="0"/>
+        </w:rPr>
         <w:t>Project: Transparent Book Recommender</w:t>
       </w:r>
     </w:p>
     <w:p>
-      <w:r>
-        <w:t>Current milestone: Make a transparent first version. Keep a trace of how one input becomes an output; explain the rule or learned component.</w:t>
-      </w:r>
-    </w:p>
-    <w:p>
-      <w:r>
-        <w:t>Group the recommender’s related reviews, editions or repeated-user examples according to its intended evaluation claim.</w:t>
+      <w:pPr>
+        <w:spacing w:line="336" w:lineRule="auto" w:after="180"/>
+      </w:pPr>
+      <w:r>
+        <w:rPr>
+          <w:b w:val="0"/>
+        </w:rPr>
+        <w:t xml:space="preserve">Current milestone: Make a transparent first version. Keep a trace of how one </w:t>
+      </w:r>
+      <w:r>
+        <w:rPr>
+          <w:b/>
+        </w:rPr>
+        <w:t>input</w:t>
+      </w:r>
+      <w:r>
+        <w:rPr>
+          <w:b w:val="0"/>
+        </w:rPr>
+        <w:t xml:space="preserve"> becomes an </w:t>
+      </w:r>
+      <w:r>
+        <w:rPr>
+          <w:b/>
+        </w:rPr>
+        <w:t>output</w:t>
+      </w:r>
+      <w:r>
+        <w:rPr>
+          <w:b w:val="0"/>
+        </w:rPr>
+        <w:t>; explain the rule or learned component.</w:t>
+      </w:r>
+    </w:p>
+    <w:p>
+      <w:pPr>
+        <w:spacing w:line="336" w:lineRule="auto" w:after="180"/>
+      </w:pPr>
+      <w:r>
+        <w:rPr>
+          <w:b/>
+        </w:rPr>
+        <w:t>Group</w:t>
+      </w:r>
+      <w:r>
+        <w:rPr>
+          <w:b w:val="0"/>
+        </w:rPr>
+        <w:t xml:space="preserve"> the recommender’s related reviews, editions or repeated-user examples according to its intended evaluation claim.</w:t>
       </w:r>
     </w:p>
     <w:tbl>
@@ -1474,12 +2194,41 @@
     </w:p>
     <w:p>
       <w:r>
+        <w:t>Try the supported questions before comparing with hints and feedback. Record what you repaired and the evidence you retained.</w:t>
+      </w:r>
+    </w:p>
+    <w:p>
+      <w:pPr>
+        <w:spacing w:line="336" w:lineRule="auto" w:after="180"/>
+      </w:pPr>
+      <w:r>
+        <w:rPr>
+          <w:b w:val="0"/>
+        </w:rPr>
         <w:t>Use this supported practice once, in the browser or on paper. Keep the reserved independent assessment for a separate first attempt before teacher feedback.</w:t>
       </w:r>
     </w:p>
     <w:p>
-      <w:r>
-        <w:t>A fictional catalogue model learns from scans of book covers and will face previously unseen books.</w:t>
+      <w:pPr>
+        <w:spacing w:line="336" w:lineRule="auto" w:after="180"/>
+      </w:pPr>
+      <w:r>
+        <w:rPr>
+          <w:b w:val="0"/>
+        </w:rPr>
+        <w:t xml:space="preserve">A fictional catalogue model learns from scans of book covers and will face previously </w:t>
+      </w:r>
+      <w:r>
+        <w:rPr>
+          <w:b/>
+        </w:rPr>
+        <w:t>unseen</w:t>
+      </w:r>
+      <w:r>
+        <w:rPr>
+          <w:b w:val="0"/>
+        </w:rPr>
+        <w:t xml:space="preserve"> books.</w:t>
       </w:r>
     </w:p>
     <w:p>
@@ -1491,27 +2240,91 @@
       </w:r>
     </w:p>
     <w:p>
-      <w:r>
-        <w:t>Which labelled step matches this detail? Keep every scan from one book in exactly one role before fitting.</w:t>
-      </w:r>
-    </w:p>
-    <w:p>
-      <w:r>
-        <w:t>1. Group repair</w:t>
-      </w:r>
-    </w:p>
-    <w:p>
-      <w:r>
+      <w:pPr>
+        <w:spacing w:line="336" w:lineRule="auto" w:after="180"/>
+      </w:pPr>
+      <w:r>
+        <w:rPr>
+          <w:b w:val="0"/>
+        </w:rPr>
+        <w:t xml:space="preserve">Which labelled step matches this detail? Keep every scan from one book in exactly one role before </w:t>
+      </w:r>
+      <w:r>
+        <w:rPr>
+          <w:b/>
+        </w:rPr>
+        <w:t>fitting</w:t>
+      </w:r>
+      <w:r>
+        <w:rPr>
+          <w:b w:val="0"/>
+        </w:rPr>
+        <w:t>.</w:t>
+      </w:r>
+    </w:p>
+    <w:p>
+      <w:pPr>
+        <w:spacing w:line="336" w:lineRule="auto" w:after="180"/>
+        <w:shd w:fill="F4F9FC"/>
+      </w:pPr>
+      <w:r>
+        <w:rPr>
+          <w:b w:val="0"/>
+        </w:rPr>
+        <w:t xml:space="preserve">1. </w:t>
+      </w:r>
+      <w:r>
+        <w:rPr>
+          <w:b/>
+        </w:rPr>
+        <w:t>Group</w:t>
+      </w:r>
+      <w:r>
+        <w:rPr>
+          <w:b w:val="0"/>
+        </w:rPr>
+        <w:t xml:space="preserve"> repair</w:t>
+      </w:r>
+    </w:p>
+    <w:p>
+      <w:pPr>
+        <w:spacing w:line="336" w:lineRule="auto" w:after="180"/>
+        <w:shd w:fill="F4F9FC"/>
+      </w:pPr>
+      <w:r>
+        <w:rPr>
+          <w:b w:val="0"/>
+        </w:rPr>
         <w:t>2. Choose unit</w:t>
       </w:r>
     </w:p>
     <w:p>
-      <w:r>
-        <w:t>3. Find leakage</w:t>
-      </w:r>
-    </w:p>
-    <w:p>
-      <w:r>
+      <w:pPr>
+        <w:spacing w:line="336" w:lineRule="auto" w:after="180"/>
+        <w:shd w:fill="F4F9FC"/>
+      </w:pPr>
+      <w:r>
+        <w:rPr>
+          <w:b w:val="0"/>
+        </w:rPr>
+        <w:t xml:space="preserve">3. Find </w:t>
+      </w:r>
+      <w:r>
+        <w:rPr>
+          <w:b/>
+        </w:rPr>
+        <w:t>leakage</w:t>
+      </w:r>
+    </w:p>
+    <w:p>
+      <w:pPr>
+        <w:spacing w:line="336" w:lineRule="auto" w:after="180"/>
+        <w:shd w:fill="F4F9FC"/>
+      </w:pPr>
+      <w:r>
+        <w:rPr>
+          <w:b w:val="0"/>
+        </w:rPr>
         <w:t>4. Freeze assignment</w:t>
       </w:r>
     </w:p>
@@ -1549,41 +2362,203 @@
       </w:r>
     </w:p>
     <w:p>
-      <w:r>
+      <w:pPr>
+        <w:pStyle w:val="Heading3"/>
+      </w:pPr>
+      <w:r>
+        <w:t>Hint · try first</w:t>
+      </w:r>
+    </w:p>
+    <w:p>
+      <w:pPr>
+        <w:spacing w:line="336" w:lineRule="auto" w:after="180"/>
+        <w:shd w:fill="F1F6F8"/>
+      </w:pPr>
+      <w:r>
+        <w:rPr>
+          <w:b w:val="0"/>
+        </w:rPr>
         <w:t>Hint if needed: Read the steps in the pictorial case. Match the supplied detail to the stage that performs or records it.</w:t>
       </w:r>
     </w:p>
     <w:p>
-      <w:r>
-        <w:t>After your attempt, compare with the supported explanation: Freeze assignment Keep every scan from one book in exactly one role before fitting. Different scan IDs do not make examples independent books. A model may recognise repeated cover details from another view. Grouping by book matches the intended claim about new books and makes the split inspectable. The repaired split has four training, two validation and two test scans, but only two, one and one books respectively.</w:t>
-      </w:r>
-    </w:p>
-    <w:p>
       <w:pPr>
         <w:pStyle w:val="Heading3"/>
       </w:pPr>
       <w:r>
+        <w:t>Feedback · compare after trying</w:t>
+      </w:r>
+    </w:p>
+    <w:p>
+      <w:pPr>
+        <w:spacing w:line="336" w:lineRule="auto" w:after="180"/>
+        <w:shd w:fill="F1F6FC"/>
+      </w:pPr>
+      <w:r>
+        <w:rPr>
+          <w:b w:val="0"/>
+        </w:rPr>
+        <w:t xml:space="preserve">After your attempt, compare with the supported explanation: Freeze assignment Keep every scan from one book in exactly one role before </w:t>
+      </w:r>
+      <w:r>
+        <w:rPr>
+          <w:b/>
+        </w:rPr>
+        <w:t>fitting</w:t>
+      </w:r>
+      <w:r>
+        <w:rPr>
+          <w:b w:val="0"/>
+        </w:rPr>
+        <w:t>. Different scan IDs do not make examples independent books.</w:t>
+      </w:r>
+    </w:p>
+    <w:p>
+      <w:pPr>
+        <w:spacing w:line="336" w:lineRule="auto" w:after="180"/>
+        <w:shd w:fill="F1F6FC"/>
+      </w:pPr>
+      <w:r>
+        <w:rPr>
+          <w:b w:val="0"/>
+        </w:rPr>
+        <w:t xml:space="preserve">A model may recognise repeated cover details from another view. </w:t>
+      </w:r>
+      <w:r>
+        <w:rPr>
+          <w:b/>
+        </w:rPr>
+        <w:t>Group</w:t>
+      </w:r>
+      <w:r>
+        <w:rPr>
+          <w:b w:val="0"/>
+        </w:rPr>
+        <w:t>ing by book matches the intended claim about new books and makes the split inspectable.</w:t>
+      </w:r>
+    </w:p>
+    <w:p>
+      <w:pPr>
+        <w:spacing w:line="336" w:lineRule="auto" w:after="180"/>
+        <w:shd w:fill="F1F6FC"/>
+      </w:pPr>
+      <w:r>
+        <w:rPr>
+          <w:b w:val="0"/>
+        </w:rPr>
+        <w:t xml:space="preserve">The repaired split has four </w:t>
+      </w:r>
+      <w:r>
+        <w:rPr>
+          <w:b/>
+        </w:rPr>
+        <w:t>training</w:t>
+      </w:r>
+      <w:r>
+        <w:rPr>
+          <w:b w:val="0"/>
+        </w:rPr>
+        <w:t>, two validation and two test scans, but only two, one and one books respectively.</w:t>
+      </w:r>
+    </w:p>
+    <w:p>
+      <w:pPr>
+        <w:pStyle w:val="Heading3"/>
+      </w:pPr>
+      <w:r>
         <w:t>Practice 2: explain the deciding evidence</w:t>
       </w:r>
     </w:p>
     <w:p>
-      <w:r>
+      <w:pPr>
+        <w:pStyle w:val="Heading3"/>
+      </w:pPr>
+      <w:r>
+        <w:t>Changed case · predict first</w:t>
+      </w:r>
+    </w:p>
+    <w:p>
+      <w:pPr>
+        <w:spacing w:line="336" w:lineRule="auto" w:after="180"/>
+        <w:shd w:fill="F5F1FB"/>
+      </w:pPr>
+      <w:r>
+        <w:rPr>
+          <w:b w:val="0"/>
+        </w:rPr>
         <w:t>Changed-case practice: Give A2 a new filename without changing the book it depicts. Which conclusion is supported by the supplied facts?</w:t>
       </w:r>
     </w:p>
     <w:p>
-      <w:r>
-        <w:t>1. Its group is still A; the original related examples still cross the split.</w:t>
-      </w:r>
-    </w:p>
-    <w:p>
-      <w:r>
-        <w:t>2. This one example guarantees correct results for every future input.</w:t>
-      </w:r>
-    </w:p>
-    <w:p>
-      <w:r>
-        <w:t>3. We can decide the result without examining the changed input or the procedure.</w:t>
+      <w:pPr>
+        <w:spacing w:line="336" w:lineRule="auto" w:after="180"/>
+        <w:shd w:fill="F4F9FC"/>
+      </w:pPr>
+      <w:r>
+        <w:rPr>
+          <w:b w:val="0"/>
+        </w:rPr>
+        <w:t xml:space="preserve">1. Its </w:t>
+      </w:r>
+      <w:r>
+        <w:rPr>
+          <w:b/>
+        </w:rPr>
+        <w:t>group</w:t>
+      </w:r>
+      <w:r>
+        <w:rPr>
+          <w:b w:val="0"/>
+        </w:rPr>
+        <w:t xml:space="preserve"> is still A; the original related examples still cross the split.</w:t>
+      </w:r>
+    </w:p>
+    <w:p>
+      <w:pPr>
+        <w:spacing w:line="336" w:lineRule="auto" w:after="180"/>
+        <w:shd w:fill="F4F9FC"/>
+      </w:pPr>
+      <w:r>
+        <w:rPr>
+          <w:b w:val="0"/>
+        </w:rPr>
+        <w:t xml:space="preserve">2. This one example guarantees correct results for every future </w:t>
+      </w:r>
+      <w:r>
+        <w:rPr>
+          <w:b/>
+        </w:rPr>
+        <w:t>input</w:t>
+      </w:r>
+      <w:r>
+        <w:rPr>
+          <w:b w:val="0"/>
+        </w:rPr>
+        <w:t>.</w:t>
+      </w:r>
+    </w:p>
+    <w:p>
+      <w:pPr>
+        <w:spacing w:line="336" w:lineRule="auto" w:after="180"/>
+        <w:shd w:fill="F4F9FC"/>
+      </w:pPr>
+      <w:r>
+        <w:rPr>
+          <w:b w:val="0"/>
+        </w:rPr>
+        <w:t xml:space="preserve">3. We can decide the result without examining the changed </w:t>
+      </w:r>
+      <w:r>
+        <w:rPr>
+          <w:b/>
+        </w:rPr>
+        <w:t>input</w:t>
+      </w:r>
+      <w:r>
+        <w:rPr>
+          <w:b w:val="0"/>
+        </w:rPr>
+        <w:t xml:space="preserve"> or the procedure.</w:t>
       </w:r>
     </w:p>
     <w:p>
@@ -1620,36 +2595,165 @@
       </w:r>
     </w:p>
     <w:p>
-      <w:r>
+      <w:pPr>
+        <w:pStyle w:val="Heading3"/>
+      </w:pPr>
+      <w:r>
+        <w:t>Hint · try first</w:t>
+      </w:r>
+    </w:p>
+    <w:p>
+      <w:pPr>
+        <w:spacing w:line="336" w:lineRule="auto" w:after="180"/>
+        <w:shd w:fill="F1F6F8"/>
+      </w:pPr>
+      <w:r>
+        <w:rPr>
+          <w:b w:val="0"/>
+        </w:rPr>
         <w:t>Hint if needed: Use the changed condition and the deciding step in the pictorial trace. The answer must say what follows from those facts.</w:t>
       </w:r>
     </w:p>
     <w:p>
-      <w:r>
-        <w:t>After your attempt, compare with the supported explanation: Its group is still A; the original related examples still cross the split. Renaming a row does not remove the relationship between scans.</w:t>
-      </w:r>
-    </w:p>
-    <w:p>
       <w:pPr>
         <w:pStyle w:val="Heading3"/>
       </w:pPr>
       <w:r>
+        <w:t>Feedback · compare after trying</w:t>
+      </w:r>
+    </w:p>
+    <w:p>
+      <w:pPr>
+        <w:spacing w:line="336" w:lineRule="auto" w:after="180"/>
+        <w:shd w:fill="F1F6FC"/>
+      </w:pPr>
+      <w:r>
+        <w:rPr>
+          <w:b w:val="0"/>
+        </w:rPr>
+        <w:t xml:space="preserve">After your attempt, compare with the supported explanation: Its </w:t>
+      </w:r>
+      <w:r>
+        <w:rPr>
+          <w:b/>
+        </w:rPr>
+        <w:t>group</w:t>
+      </w:r>
+      <w:r>
+        <w:rPr>
+          <w:b w:val="0"/>
+        </w:rPr>
+        <w:t xml:space="preserve"> is still A; the original related examples still cross the split. Renaming a row does not remove the relationship between scans.</w:t>
+      </w:r>
+    </w:p>
+    <w:p>
+      <w:pPr>
+        <w:pStyle w:val="Heading3"/>
+      </w:pPr>
+      <w:r>
         <w:t>Repair a missing building block</w:t>
       </w:r>
     </w:p>
     <w:p>
-      <w:r>
-        <w:t>Review Human Classifier Simulation (ai-2/10). Goal: Construct a classifier with a stated input format, selected rule and recorded output. Short practice: Why are J and M initially treated differently even though both are illustrated mysteries?. Return to this week and explain what you changed.</w:t>
-      </w:r>
-    </w:p>
-    <w:p>
-      <w:r>
-        <w:t>Review Operational Labels (ai-2/8). Goal: Apply a category definition using explicit evidence and boundary rules. Short practice: Why can we not resolve the disagreement merely by taking a majority of reviewers?. Return to this week and explain what you changed.</w:t>
-      </w:r>
-    </w:p>
-    <w:p>
-      <w:r>
-        <w:t>Review Loops and Stopping (ai-2/5). Goal: Trace variable values before and after each loop iteration. Short practice: Why is report 0 correct for the original loop, and why is equality-only stopping risky here?. Return to this week and explain what you changed.</w:t>
+      <w:pPr>
+        <w:spacing w:line="336" w:lineRule="auto" w:after="180"/>
+      </w:pPr>
+      <w:r>
+        <w:rPr>
+          <w:b w:val="0"/>
+        </w:rPr>
+        <w:t xml:space="preserve">Review Human Classifier Simulation (ai-2/10). Goal: Construct a classifier with a stated </w:t>
+      </w:r>
+      <w:r>
+        <w:rPr>
+          <w:b/>
+        </w:rPr>
+        <w:t>input</w:t>
+      </w:r>
+      <w:r>
+        <w:rPr>
+          <w:b w:val="0"/>
+        </w:rPr>
+        <w:t xml:space="preserve"> format, selected rule and recorded </w:t>
+      </w:r>
+      <w:r>
+        <w:rPr>
+          <w:b/>
+        </w:rPr>
+        <w:t>output</w:t>
+      </w:r>
+      <w:r>
+        <w:rPr>
+          <w:b w:val="0"/>
+        </w:rPr>
+        <w:t>.</w:t>
+      </w:r>
+    </w:p>
+    <w:p>
+      <w:pPr>
+        <w:spacing w:line="336" w:lineRule="auto" w:after="180"/>
+      </w:pPr>
+      <w:r>
+        <w:rPr>
+          <w:b w:val="0"/>
+        </w:rPr>
+        <w:t>Short practice: Why are J and M initially treated differently even though both are illustrated mysteries?. Return to this week and explain what you changed.</w:t>
+      </w:r>
+    </w:p>
+    <w:p>
+      <w:pPr>
+        <w:spacing w:line="336" w:lineRule="auto" w:after="180"/>
+      </w:pPr>
+      <w:r>
+        <w:rPr>
+          <w:b w:val="0"/>
+        </w:rPr>
+        <w:t xml:space="preserve">Review Operational Labels (ai-2/8). Goal: Apply a category definition using explicit </w:t>
+      </w:r>
+      <w:r>
+        <w:rPr>
+          <w:b/>
+        </w:rPr>
+        <w:t>evidence</w:t>
+      </w:r>
+      <w:r>
+        <w:rPr>
+          <w:b w:val="0"/>
+        </w:rPr>
+        <w:t xml:space="preserve"> and boundary rules. Short practice: Why can we not resolve the disagreement merely by taking a majority of reviewers?.</w:t>
+      </w:r>
+    </w:p>
+    <w:p>
+      <w:pPr>
+        <w:spacing w:line="336" w:lineRule="auto" w:after="180"/>
+      </w:pPr>
+      <w:r>
+        <w:rPr>
+          <w:b w:val="0"/>
+        </w:rPr>
+        <w:t>Return to this week and explain what you changed.</w:t>
+      </w:r>
+    </w:p>
+    <w:p>
+      <w:pPr>
+        <w:spacing w:line="336" w:lineRule="auto" w:after="180"/>
+      </w:pPr>
+      <w:r>
+        <w:rPr>
+          <w:b w:val="0"/>
+        </w:rPr>
+        <w:t>Review Loops and Stopping (ai-2/5). Goal: Trace variable values before and after each loop iteration. Short practice: Why is report 0 correct for the original loop, and why is equality-only stopping risky here?.</w:t>
+      </w:r>
+    </w:p>
+    <w:p>
+      <w:pPr>
+        <w:spacing w:line="336" w:lineRule="auto" w:after="180"/>
+      </w:pPr>
+      <w:r>
+        <w:rPr>
+          <w:b w:val="0"/>
+        </w:rPr>
+        <w:t>Return to this week and explain what you changed.</w:t>
       </w:r>
     </w:p>
     <w:p>
@@ -1661,8 +2765,61 @@
       </w:r>
     </w:p>
     <w:p>
-      <w:r>
-        <w:t>The browser lab lets you edit the supported Python examples already included in this lesson. Predict first, run, inspect the actual output or error, change one input, then run again. Keep code, predictions, actual results and a reasoned revision together. On paper, label your result as a trace rather than an execution.</w:t>
+      <w:pPr>
+        <w:spacing w:line="336" w:lineRule="auto" w:after="180"/>
+      </w:pPr>
+      <w:r>
+        <w:rPr>
+          <w:b w:val="0"/>
+        </w:rPr>
+        <w:t xml:space="preserve">The browser lab lets you edit the supported Python examples already included in this lesson. Predict first, run, inspect the actual </w:t>
+      </w:r>
+      <w:r>
+        <w:rPr>
+          <w:b/>
+        </w:rPr>
+        <w:t>output</w:t>
+      </w:r>
+      <w:r>
+        <w:rPr>
+          <w:b w:val="0"/>
+        </w:rPr>
+        <w:t xml:space="preserve"> or error, change one </w:t>
+      </w:r>
+      <w:r>
+        <w:rPr>
+          <w:b/>
+        </w:rPr>
+        <w:t>input</w:t>
+      </w:r>
+      <w:r>
+        <w:rPr>
+          <w:b w:val="0"/>
+        </w:rPr>
+        <w:t>, then run again.</w:t>
+      </w:r>
+    </w:p>
+    <w:p>
+      <w:pPr>
+        <w:spacing w:line="336" w:lineRule="auto" w:after="180"/>
+      </w:pPr>
+      <w:r>
+        <w:rPr>
+          <w:b w:val="0"/>
+        </w:rPr>
+        <w:t xml:space="preserve">Keep code, </w:t>
+      </w:r>
+      <w:r>
+        <w:rPr>
+          <w:b/>
+        </w:rPr>
+        <w:t>prediction</w:t>
+      </w:r>
+      <w:r>
+        <w:rPr>
+          <w:b w:val="0"/>
+        </w:rPr>
+        <w:t>s, actual results and a reasoned revision together. On paper, label your result as a trace rather than an execution.</w:t>
       </w:r>
     </w:p>
     <w:p>
@@ -1674,8 +2831,37 @@
       </w:r>
     </w:p>
     <w:p>
-      <w:r>
-        <w:t>Use Download completed work in the hosted lesson to export your answers, reflections, practice feedback and code-run evidence. Open the HTML copy to read or print it. Drafts stay in this browser when storage is available; clear drafts on a shared device.</w:t>
+      <w:pPr>
+        <w:spacing w:line="336" w:lineRule="auto" w:after="180"/>
+      </w:pPr>
+      <w:r>
+        <w:rPr>
+          <w:b w:val="0"/>
+        </w:rPr>
+        <w:t xml:space="preserve">Use Download completed work in the hosted lesson to export your answers, reflections, practice feedback and code-run </w:t>
+      </w:r>
+      <w:r>
+        <w:rPr>
+          <w:b/>
+        </w:rPr>
+        <w:t>evidence</w:t>
+      </w:r>
+      <w:r>
+        <w:rPr>
+          <w:b w:val="0"/>
+        </w:rPr>
+        <w:t>. Open the HTML copy to read or print it.</w:t>
+      </w:r>
+    </w:p>
+    <w:p>
+      <w:pPr>
+        <w:spacing w:line="336" w:lineRule="auto" w:after="180"/>
+      </w:pPr>
+      <w:r>
+        <w:rPr>
+          <w:b w:val="0"/>
+        </w:rPr>
+        <w:t>Drafts stay in this browser when storage is available; clear drafts on a shared device.</w:t>
       </w:r>
     </w:p>
     <w:p>
@@ -1689,6 +2875,819 @@
     <w:p>
       <w:r>
         <w:t>________________________________________________________________</w:t>
+      </w:r>
+    </w:p>
+    <w:p>
+      <w:r>
+        <w:t>________________________________________________________________</w:t>
+      </w:r>
+    </w:p>
+    <w:p>
+      <w:r>
+        <w:t>________________________________________________________________</w:t>
+      </w:r>
+    </w:p>
+    <w:p>
+      <w:r>
+        <w:t>________________________________________________________________</w:t>
+      </w:r>
+    </w:p>
+    <w:p>
+      <w:r>
+        <w:t>________________________________________________________________</w:t>
+      </w:r>
+    </w:p>
+    <w:p>
+      <w:pPr>
+        <w:pStyle w:val="Heading1"/>
+      </w:pPr>
+      <w:r>
+        <w:t>21. Visual concept journey</w:t>
+      </w:r>
+    </w:p>
+    <w:p>
+      <w:r>
+        <w:t>Explain each Training and Testing picture from its labels, then record a relevant limit.</w:t>
+      </w:r>
+    </w:p>
+    <w:p>
+      <w:pPr>
+        <w:pStyle w:val="Heading3"/>
+      </w:pPr>
+      <w:r>
+        <w:t>01. Training and Testing: the case</w:t>
+      </w:r>
+    </w:p>
+    <w:p>
+      <w:r>
+        <w:drawing>
+          <wp:inline xmlns:a="http://schemas.openxmlformats.org/drawingml/2006/main" xmlns:pic="http://schemas.openxmlformats.org/drawingml/2006/picture">
+            <wp:extent cx="5486400" cy="2834640"/>
+            <wp:docPr id="2" name="Picture 2" descr="A fictional catalogue model learns from scans of book covers and will face previously unseen books. Supplied facts: Book A has scans A1,A2; B has B1,B2; C has C1,C2; D has D1,D2. Proposed training A1,B1,C1; validation A2,D1; test B2,C2,D2."/>
+            <wp:cNvGraphicFramePr>
+              <a:graphicFrameLocks noChangeAspect="1"/>
+            </wp:cNvGraphicFramePr>
+            <a:graphic>
+              <a:graphicData uri="http://schemas.openxmlformats.org/drawingml/2006/picture">
+                <pic:pic>
+                  <pic:nvPicPr>
+                    <pic:cNvPr id="0" name="academy-story-ai-2-11-01.png"/>
+                    <pic:cNvPicPr/>
+                  </pic:nvPicPr>
+                  <pic:blipFill>
+                    <a:blip r:embed="rId10"/>
+                    <a:stretch>
+                      <a:fillRect/>
+                    </a:stretch>
+                  </pic:blipFill>
+                  <pic:spPr>
+                    <a:xfrm>
+                      <a:off x="0" y="0"/>
+                      <a:ext cx="5486400" cy="2834640"/>
+                    </a:xfrm>
+                    <a:prstGeom prst="rect"/>
+                  </pic:spPr>
+                </pic:pic>
+              </a:graphicData>
+            </a:graphic>
+          </wp:inline>
+        </w:drawing>
+      </w:r>
+    </w:p>
+    <w:p>
+      <w:pPr>
+        <w:spacing w:line="336" w:lineRule="auto" w:after="180"/>
+      </w:pPr>
+      <w:r>
+        <w:rPr>
+          <w:b w:val="0"/>
+        </w:rPr>
+        <w:t xml:space="preserve">A fictional catalogue model learns from scans of book covers and will face previously </w:t>
+      </w:r>
+      <w:r>
+        <w:rPr>
+          <w:b/>
+        </w:rPr>
+        <w:t>unseen</w:t>
+      </w:r>
+      <w:r>
+        <w:rPr>
+          <w:b w:val="0"/>
+        </w:rPr>
+        <w:t xml:space="preserve"> books. Supplied facts: Book A has scans A1,A2; B has B1,B2; C has C1,C2; D has D1,D2.</w:t>
+      </w:r>
+    </w:p>
+    <w:p>
+      <w:pPr>
+        <w:spacing w:line="336" w:lineRule="auto" w:after="180"/>
+      </w:pPr>
+      <w:r>
+        <w:rPr>
+          <w:b w:val="0"/>
+        </w:rPr>
+        <w:t xml:space="preserve">Proposed </w:t>
+      </w:r>
+      <w:r>
+        <w:rPr>
+          <w:b/>
+        </w:rPr>
+        <w:t>training</w:t>
+      </w:r>
+      <w:r>
+        <w:rPr>
+          <w:b w:val="0"/>
+        </w:rPr>
+        <w:t xml:space="preserve"> A1,B1,C1; validation A2,D1; test B2,C2,D2.</w:t>
+      </w:r>
+    </w:p>
+    <w:p>
+      <w:pPr>
+        <w:spacing w:line="336" w:lineRule="auto" w:after="180"/>
+        <w:shd w:fill="F5F1FB"/>
+      </w:pPr>
+      <w:r>
+        <w:rPr>
+          <w:b w:val="0"/>
+        </w:rPr>
+        <w:t>Point to the given fact that matters most. Explain why it matters.</w:t>
+      </w:r>
+    </w:p>
+    <w:p>
+      <w:pPr>
+        <w:pStyle w:val="Heading3"/>
+      </w:pPr>
+      <w:r>
+        <w:t>My picture explanation, deciding evidence and one limit</w:t>
+      </w:r>
+    </w:p>
+    <w:p>
+      <w:r>
+        <w:t>________________________________________________________________</w:t>
+      </w:r>
+    </w:p>
+    <w:p>
+      <w:r>
+        <w:t>________________________________________________________________</w:t>
+      </w:r>
+    </w:p>
+    <w:p>
+      <w:r>
+        <w:t>________________________________________________________________</w:t>
+      </w:r>
+    </w:p>
+    <w:p>
+      <w:r>
+        <w:t>________________________________________________________________</w:t>
+      </w:r>
+    </w:p>
+    <w:p>
+      <w:pPr>
+        <w:pStyle w:val="Heading3"/>
+      </w:pPr>
+      <w:r>
+        <w:t>02. Follow the deciding steps</w:t>
+      </w:r>
+    </w:p>
+    <w:p>
+      <w:r>
+        <w:drawing>
+          <wp:inline xmlns:a="http://schemas.openxmlformats.org/drawingml/2006/main" xmlns:pic="http://schemas.openxmlformats.org/drawingml/2006/picture">
+            <wp:extent cx="5486400" cy="4160520"/>
+            <wp:docPr id="3" name="Picture 3" descr="Choose unit: The intended kind of new example being evaluated is a new book, not merely a new scan. → Find leakage: A crosses train/validation; B,C cross train/test; D crosses validation/test. → Group repair: Training all A,B scans; validation all C scans; test all D scans. → Freeze assignment: Keep every scan from one book in exactly one role before fitting."/>
+            <wp:cNvGraphicFramePr>
+              <a:graphicFrameLocks noChangeAspect="1"/>
+            </wp:cNvGraphicFramePr>
+            <a:graphic>
+              <a:graphicData uri="http://schemas.openxmlformats.org/drawingml/2006/picture">
+                <pic:pic>
+                  <pic:nvPicPr>
+                    <pic:cNvPr id="0" name="academy-story-ai-2-11-02.png"/>
+                    <pic:cNvPicPr/>
+                  </pic:nvPicPr>
+                  <pic:blipFill>
+                    <a:blip r:embed="rId11"/>
+                    <a:stretch>
+                      <a:fillRect/>
+                    </a:stretch>
+                  </pic:blipFill>
+                  <pic:spPr>
+                    <a:xfrm>
+                      <a:off x="0" y="0"/>
+                      <a:ext cx="5486400" cy="4160520"/>
+                    </a:xfrm>
+                    <a:prstGeom prst="rect"/>
+                  </pic:spPr>
+                </pic:pic>
+              </a:graphicData>
+            </a:graphic>
+          </wp:inline>
+        </w:drawing>
+      </w:r>
+    </w:p>
+    <w:p>
+      <w:pPr>
+        <w:spacing w:line="336" w:lineRule="auto" w:after="180"/>
+      </w:pPr>
+      <w:r>
+        <w:rPr>
+          <w:b w:val="0"/>
+        </w:rPr>
+        <w:t xml:space="preserve">Choose unit: The intended kind of new example being evaluated is a new book, not merely a new scan. → Find </w:t>
+      </w:r>
+      <w:r>
+        <w:rPr>
+          <w:b/>
+        </w:rPr>
+        <w:t>leakage</w:t>
+      </w:r>
+      <w:r>
+        <w:rPr>
+          <w:b w:val="0"/>
+        </w:rPr>
+        <w:t xml:space="preserve">: A crosses train/validation; B,C cross train/test; D crosses validation/test. → </w:t>
+      </w:r>
+      <w:r>
+        <w:rPr>
+          <w:b/>
+        </w:rPr>
+        <w:t>Group</w:t>
+      </w:r>
+      <w:r>
+        <w:rPr>
+          <w:b w:val="0"/>
+        </w:rPr>
+        <w:t xml:space="preserve"> repair: </w:t>
+      </w:r>
+      <w:r>
+        <w:rPr>
+          <w:b/>
+        </w:rPr>
+        <w:t>Training</w:t>
+      </w:r>
+      <w:r>
+        <w:rPr>
+          <w:b w:val="0"/>
+        </w:rPr>
+        <w:t xml:space="preserve"> all A,B scans; validation all C scans; test all D scans. → Freeze assignment: Keep every scan from one book in exactly one role before </w:t>
+      </w:r>
+      <w:r>
+        <w:rPr>
+          <w:b/>
+        </w:rPr>
+        <w:t>fitting</w:t>
+      </w:r>
+      <w:r>
+        <w:rPr>
+          <w:b w:val="0"/>
+        </w:rPr>
+        <w:t>.</w:t>
+      </w:r>
+    </w:p>
+    <w:p>
+      <w:pPr>
+        <w:spacing w:line="336" w:lineRule="auto" w:after="180"/>
+        <w:shd w:fill="F5F1FB"/>
+      </w:pPr>
+      <w:r>
+        <w:rPr>
+          <w:b w:val="0"/>
+        </w:rPr>
+        <w:t xml:space="preserve">Point to each numbered stage and explain which recorded </w:t>
+      </w:r>
+      <w:r>
+        <w:rPr>
+          <w:b/>
+        </w:rPr>
+        <w:t>input</w:t>
+      </w:r>
+      <w:r>
+        <w:rPr>
+          <w:b w:val="0"/>
+        </w:rPr>
+        <w:t xml:space="preserve"> it uses.</w:t>
+      </w:r>
+    </w:p>
+    <w:p>
+      <w:pPr>
+        <w:pStyle w:val="Heading3"/>
+      </w:pPr>
+      <w:r>
+        <w:t>My picture explanation, deciding evidence and one limit</w:t>
+      </w:r>
+    </w:p>
+    <w:p>
+      <w:r>
+        <w:t>________________________________________________________________</w:t>
+      </w:r>
+    </w:p>
+    <w:p>
+      <w:r>
+        <w:t>________________________________________________________________</w:t>
+      </w:r>
+    </w:p>
+    <w:p>
+      <w:r>
+        <w:t>________________________________________________________________</w:t>
+      </w:r>
+    </w:p>
+    <w:p>
+      <w:r>
+        <w:t>________________________________________________________________</w:t>
+      </w:r>
+    </w:p>
+    <w:p>
+      <w:pPr>
+        <w:pStyle w:val="Heading3"/>
+      </w:pPr>
+      <w:r>
+        <w:t>03. Keep each trip in one role</w:t>
+      </w:r>
+    </w:p>
+    <w:p>
+      <w:r>
+        <w:drawing>
+          <wp:inline xmlns:a="http://schemas.openxmlformats.org/drawingml/2006/main" xmlns:pic="http://schemas.openxmlformats.org/drawingml/2006/picture">
+            <wp:extent cx="5486400" cy="2834640"/>
+            <wp:docPr id="4" name="Picture 4" descr="Keep each trip in one role. A B C with all frames | Training | Fit from examples. D with all frames | Validation | Compare choices. E F with all frames | Test | Final check after choices"/>
+            <wp:cNvGraphicFramePr>
+              <a:graphicFrameLocks noChangeAspect="1"/>
+            </wp:cNvGraphicFramePr>
+            <a:graphic>
+              <a:graphicData uri="http://schemas.openxmlformats.org/drawingml/2006/picture">
+                <pic:pic>
+                  <pic:nvPicPr>
+                    <pic:cNvPr id="0" name="academy-story-ai-2-11-03.png"/>
+                    <pic:cNvPicPr/>
+                  </pic:nvPicPr>
+                  <pic:blipFill>
+                    <a:blip r:embed="rId12"/>
+                    <a:stretch>
+                      <a:fillRect/>
+                    </a:stretch>
+                  </pic:blipFill>
+                  <pic:spPr>
+                    <a:xfrm>
+                      <a:off x="0" y="0"/>
+                      <a:ext cx="5486400" cy="2834640"/>
+                    </a:xfrm>
+                    <a:prstGeom prst="rect"/>
+                  </pic:spPr>
+                </pic:pic>
+              </a:graphicData>
+            </a:graphic>
+          </wp:inline>
+        </w:drawing>
+      </w:r>
+    </w:p>
+    <w:p>
+      <w:pPr>
+        <w:spacing w:line="336" w:lineRule="auto" w:after="180"/>
+      </w:pPr>
+      <w:r>
+        <w:rPr>
+          <w:b w:val="0"/>
+        </w:rPr>
+        <w:t xml:space="preserve">Keep each trip in one role. A B C with all frames | </w:t>
+      </w:r>
+      <w:r>
+        <w:rPr>
+          <w:b/>
+        </w:rPr>
+        <w:t>Training</w:t>
+      </w:r>
+      <w:r>
+        <w:rPr>
+          <w:b w:val="0"/>
+        </w:rPr>
+        <w:t xml:space="preserve"> | Fit from examples. D with all frames | Validation | Compare choices. E F with all frames | Test | Final check after choices</w:t>
+      </w:r>
+    </w:p>
+    <w:p>
+      <w:pPr>
+        <w:spacing w:line="336" w:lineRule="auto" w:after="180"/>
+        <w:shd w:fill="F5F1FB"/>
+      </w:pPr>
+      <w:r>
+        <w:rPr>
+          <w:b w:val="0"/>
+        </w:rPr>
+        <w:t>Read the labels and values. Explain the relationship the model shows.</w:t>
+      </w:r>
+    </w:p>
+    <w:p>
+      <w:pPr>
+        <w:pStyle w:val="Heading3"/>
+      </w:pPr>
+      <w:r>
+        <w:t>My picture explanation, deciding evidence and one limit</w:t>
+      </w:r>
+    </w:p>
+    <w:p>
+      <w:r>
+        <w:t>________________________________________________________________</w:t>
+      </w:r>
+    </w:p>
+    <w:p>
+      <w:r>
+        <w:t>________________________________________________________________</w:t>
+      </w:r>
+    </w:p>
+    <w:p>
+      <w:r>
+        <w:t>________________________________________________________________</w:t>
+      </w:r>
+    </w:p>
+    <w:p>
+      <w:r>
+        <w:t>________________________________________________________________</w:t>
+      </w:r>
+    </w:p>
+    <w:p>
+      <w:pPr>
+        <w:pStyle w:val="Heading3"/>
+      </w:pPr>
+      <w:r>
+        <w:t>04. Change one thing. Trace what follows.</w:t>
+      </w:r>
+    </w:p>
+    <w:p>
+      <w:r>
+        <w:drawing>
+          <wp:inline xmlns:a="http://schemas.openxmlformats.org/drawingml/2006/main" xmlns:pic="http://schemas.openxmlformats.org/drawingml/2006/picture">
+            <wp:extent cx="5486400" cy="3026664"/>
+            <wp:docPr id="5" name="Picture 5" descr="Original case: Keep every scan from one book in exactly one role before fitting. Changed condition: Give A2 a new filename without changing the book it depicts. Expected result: Its group is still A; the original related examples still cross the split. Reason: Renaming a row does not remove the relationship between scans."/>
+            <wp:cNvGraphicFramePr>
+              <a:graphicFrameLocks noChangeAspect="1"/>
+            </wp:cNvGraphicFramePr>
+            <a:graphic>
+              <a:graphicData uri="http://schemas.openxmlformats.org/drawingml/2006/picture">
+                <pic:pic>
+                  <pic:nvPicPr>
+                    <pic:cNvPr id="0" name="academy-story-ai-2-11-04.png"/>
+                    <pic:cNvPicPr/>
+                  </pic:nvPicPr>
+                  <pic:blipFill>
+                    <a:blip r:embed="rId13"/>
+                    <a:stretch>
+                      <a:fillRect/>
+                    </a:stretch>
+                  </pic:blipFill>
+                  <pic:spPr>
+                    <a:xfrm>
+                      <a:off x="0" y="0"/>
+                      <a:ext cx="5486400" cy="3026664"/>
+                    </a:xfrm>
+                    <a:prstGeom prst="rect"/>
+                  </pic:spPr>
+                </pic:pic>
+              </a:graphicData>
+            </a:graphic>
+          </wp:inline>
+        </w:drawing>
+      </w:r>
+    </w:p>
+    <w:p>
+      <w:pPr>
+        <w:spacing w:line="336" w:lineRule="auto" w:after="180"/>
+      </w:pPr>
+      <w:r>
+        <w:rPr>
+          <w:b w:val="0"/>
+        </w:rPr>
+        <w:t xml:space="preserve">Original case: Keep every scan from one book in exactly one role before </w:t>
+      </w:r>
+      <w:r>
+        <w:rPr>
+          <w:b/>
+        </w:rPr>
+        <w:t>fitting</w:t>
+      </w:r>
+      <w:r>
+        <w:rPr>
+          <w:b w:val="0"/>
+        </w:rPr>
+        <w:t>. Changed condition: Give A2 a new filename without changing the book it depicts.</w:t>
+      </w:r>
+    </w:p>
+    <w:p>
+      <w:pPr>
+        <w:spacing w:line="336" w:lineRule="auto" w:after="180"/>
+      </w:pPr>
+      <w:r>
+        <w:rPr>
+          <w:b w:val="0"/>
+        </w:rPr>
+        <w:t xml:space="preserve">Expected result: Its </w:t>
+      </w:r>
+      <w:r>
+        <w:rPr>
+          <w:b/>
+        </w:rPr>
+        <w:t>group</w:t>
+      </w:r>
+      <w:r>
+        <w:rPr>
+          <w:b w:val="0"/>
+        </w:rPr>
+        <w:t xml:space="preserve"> is still A; the original related examples still cross the split. Reason: Renaming a row does not remove the relationship between scans.</w:t>
+      </w:r>
+    </w:p>
+    <w:p>
+      <w:pPr>
+        <w:spacing w:line="336" w:lineRule="auto" w:after="180"/>
+        <w:shd w:fill="F5F1FB"/>
+      </w:pPr>
+      <w:r>
+        <w:rPr>
+          <w:b w:val="0"/>
+        </w:rPr>
+        <w:t>Predict before checking the worked changed-case result. Name what changed and what the supplied facts allow you to conclude.</w:t>
+      </w:r>
+    </w:p>
+    <w:p>
+      <w:pPr>
+        <w:pStyle w:val="Heading3"/>
+      </w:pPr>
+      <w:r>
+        <w:t>My picture explanation, deciding evidence and one limit</w:t>
+      </w:r>
+    </w:p>
+    <w:p>
+      <w:r>
+        <w:t>________________________________________________________________</w:t>
+      </w:r>
+    </w:p>
+    <w:p>
+      <w:r>
+        <w:t>________________________________________________________________</w:t>
+      </w:r>
+    </w:p>
+    <w:p>
+      <w:r>
+        <w:t>________________________________________________________________</w:t>
+      </w:r>
+    </w:p>
+    <w:p>
+      <w:r>
+        <w:t>________________________________________________________________</w:t>
+      </w:r>
+    </w:p>
+    <w:p>
+      <w:pPr>
+        <w:pStyle w:val="Heading3"/>
+      </w:pPr>
+      <w:r>
+        <w:t>05. Connect the explanation to its limit</w:t>
+      </w:r>
+    </w:p>
+    <w:p>
+      <w:r>
+        <w:drawing>
+          <wp:inline xmlns:a="http://schemas.openxmlformats.org/drawingml/2006/main" xmlns:pic="http://schemas.openxmlformats.org/drawingml/2006/picture">
+            <wp:extent cx="5486400" cy="2834640"/>
+            <wp:docPr id="6" name="Picture 6" descr="Different scan IDs do not make examples independent books. A model may recognise repeated cover details from another view. Grouping by book matches the intended claim about new books and makes the split inspectable. The repaired split has four training, two validation and two test scans, but only two, one and one books respectively. Limit: One validation book and one test book provide very limited diversity even though no groups overlap."/>
+            <wp:cNvGraphicFramePr>
+              <a:graphicFrameLocks noChangeAspect="1"/>
+            </wp:cNvGraphicFramePr>
+            <a:graphic>
+              <a:graphicData uri="http://schemas.openxmlformats.org/drawingml/2006/picture">
+                <pic:pic>
+                  <pic:nvPicPr>
+                    <pic:cNvPr id="0" name="academy-story-ai-2-11-05.png"/>
+                    <pic:cNvPicPr/>
+                  </pic:nvPicPr>
+                  <pic:blipFill>
+                    <a:blip r:embed="rId14"/>
+                    <a:stretch>
+                      <a:fillRect/>
+                    </a:stretch>
+                  </pic:blipFill>
+                  <pic:spPr>
+                    <a:xfrm>
+                      <a:off x="0" y="0"/>
+                      <a:ext cx="5486400" cy="2834640"/>
+                    </a:xfrm>
+                    <a:prstGeom prst="rect"/>
+                  </pic:spPr>
+                </pic:pic>
+              </a:graphicData>
+            </a:graphic>
+          </wp:inline>
+        </w:drawing>
+      </w:r>
+    </w:p>
+    <w:p>
+      <w:pPr>
+        <w:spacing w:line="336" w:lineRule="auto" w:after="180"/>
+      </w:pPr>
+      <w:r>
+        <w:rPr>
+          <w:b w:val="0"/>
+        </w:rPr>
+        <w:t xml:space="preserve">Different scan IDs do not make examples independent books. A model may recognise repeated cover details from another view. </w:t>
+      </w:r>
+      <w:r>
+        <w:rPr>
+          <w:b/>
+        </w:rPr>
+        <w:t>Group</w:t>
+      </w:r>
+      <w:r>
+        <w:rPr>
+          <w:b w:val="0"/>
+        </w:rPr>
+        <w:t>ing by book matches the intended claim about new books and makes the split inspectable.</w:t>
+      </w:r>
+    </w:p>
+    <w:p>
+      <w:pPr>
+        <w:spacing w:line="336" w:lineRule="auto" w:after="180"/>
+      </w:pPr>
+      <w:r>
+        <w:rPr>
+          <w:b w:val="0"/>
+        </w:rPr>
+        <w:t xml:space="preserve">The repaired split has four </w:t>
+      </w:r>
+      <w:r>
+        <w:rPr>
+          <w:b/>
+        </w:rPr>
+        <w:t>training</w:t>
+      </w:r>
+      <w:r>
+        <w:rPr>
+          <w:b w:val="0"/>
+        </w:rPr>
+        <w:t xml:space="preserve">, two validation and two test scans, but only two, one and one books respectively. Limit: One validation book and one test book provide very limited diversity even though no </w:t>
+      </w:r>
+      <w:r>
+        <w:rPr>
+          <w:b/>
+        </w:rPr>
+        <w:t>group</w:t>
+      </w:r>
+      <w:r>
+        <w:rPr>
+          <w:b w:val="0"/>
+        </w:rPr>
+        <w:t>s overlap.</w:t>
+      </w:r>
+    </w:p>
+    <w:p>
+      <w:pPr>
+        <w:spacing w:line="336" w:lineRule="auto" w:after="180"/>
+        <w:shd w:fill="F5F1FB"/>
+      </w:pPr>
+      <w:r>
+        <w:rPr>
+          <w:b w:val="0"/>
+        </w:rPr>
+        <w:t>Explain the case, then point to a limit on the claim.</w:t>
+      </w:r>
+    </w:p>
+    <w:p>
+      <w:pPr>
+        <w:pStyle w:val="Heading3"/>
+      </w:pPr>
+      <w:r>
+        <w:t>My picture explanation, deciding evidence and one limit</w:t>
+      </w:r>
+    </w:p>
+    <w:p>
+      <w:r>
+        <w:t>________________________________________________________________</w:t>
+      </w:r>
+    </w:p>
+    <w:p>
+      <w:r>
+        <w:t>________________________________________________________________</w:t>
+      </w:r>
+    </w:p>
+    <w:p>
+      <w:r>
+        <w:t>________________________________________________________________</w:t>
+      </w:r>
+    </w:p>
+    <w:p>
+      <w:r>
+        <w:t>________________________________________________________________</w:t>
+      </w:r>
+    </w:p>
+    <w:p>
+      <w:pPr>
+        <w:pStyle w:val="Heading3"/>
+      </w:pPr>
+      <w:r>
+        <w:t>06. Make the idea visible in your project</w:t>
+      </w:r>
+    </w:p>
+    <w:p>
+      <w:r>
+        <w:drawing>
+          <wp:inline xmlns:a="http://schemas.openxmlformats.org/drawingml/2006/main" xmlns:pic="http://schemas.openxmlformats.org/drawingml/2006/picture">
+            <wp:extent cx="5486400" cy="3380232"/>
+            <wp:docPr id="7" name="Picture 7" descr="Group the recommender’s related reviews, editions or repeated-user examples according to its intended evaluation claim. Draw your input, deciding step, result and limit. Supported question: How many distinct books are in each repaired role, and why report that as well as scan counts?"/>
+            <wp:cNvGraphicFramePr>
+              <a:graphicFrameLocks noChangeAspect="1"/>
+            </wp:cNvGraphicFramePr>
+            <a:graphic>
+              <a:graphicData uri="http://schemas.openxmlformats.org/drawingml/2006/picture">
+                <pic:pic>
+                  <pic:nvPicPr>
+                    <pic:cNvPr id="0" name="academy-story-ai-2-11-06.png"/>
+                    <pic:cNvPicPr/>
+                  </pic:nvPicPr>
+                  <pic:blipFill>
+                    <a:blip r:embed="rId15"/>
+                    <a:stretch>
+                      <a:fillRect/>
+                    </a:stretch>
+                  </pic:blipFill>
+                  <pic:spPr>
+                    <a:xfrm>
+                      <a:off x="0" y="0"/>
+                      <a:ext cx="5486400" cy="3380232"/>
+                    </a:xfrm>
+                    <a:prstGeom prst="rect"/>
+                  </pic:spPr>
+                </pic:pic>
+              </a:graphicData>
+            </a:graphic>
+          </wp:inline>
+        </w:drawing>
+      </w:r>
+    </w:p>
+    <w:p>
+      <w:pPr>
+        <w:spacing w:line="336" w:lineRule="auto" w:after="180"/>
+      </w:pPr>
+      <w:r>
+        <w:rPr>
+          <w:b/>
+        </w:rPr>
+        <w:t>Group</w:t>
+      </w:r>
+      <w:r>
+        <w:rPr>
+          <w:b w:val="0"/>
+        </w:rPr>
+        <w:t xml:space="preserve"> the recommender’s related reviews, editions or repeated-user examples according to its intended evaluation claim. Draw your </w:t>
+      </w:r>
+      <w:r>
+        <w:rPr>
+          <w:b/>
+        </w:rPr>
+        <w:t>input</w:t>
+      </w:r>
+      <w:r>
+        <w:rPr>
+          <w:b w:val="0"/>
+        </w:rPr>
+        <w:t>, deciding step, result and limit.</w:t>
+      </w:r>
+    </w:p>
+    <w:p>
+      <w:pPr>
+        <w:spacing w:line="336" w:lineRule="auto" w:after="180"/>
+      </w:pPr>
+      <w:r>
+        <w:rPr>
+          <w:b w:val="0"/>
+        </w:rPr>
+        <w:t>Supported question: How many distinct books are in each repaired role, and why report that as well as scan counts?</w:t>
+      </w:r>
+    </w:p>
+    <w:p>
+      <w:pPr>
+        <w:spacing w:line="336" w:lineRule="auto" w:after="180"/>
+        <w:shd w:fill="F5F1FB"/>
+      </w:pPr>
+      <w:r>
+        <w:rPr>
+          <w:b w:val="0"/>
+        </w:rPr>
+        <w:t xml:space="preserve">Draw your project trace and justify the deciding step using </w:t>
+      </w:r>
+      <w:r>
+        <w:rPr>
+          <w:b/>
+        </w:rPr>
+        <w:t>evidence</w:t>
+      </w:r>
+      <w:r>
+        <w:rPr>
+          <w:b w:val="0"/>
+        </w:rPr>
+        <w:t>.</w:t>
+      </w:r>
+    </w:p>
+    <w:p>
+      <w:pPr>
+        <w:pStyle w:val="Heading3"/>
+      </w:pPr>
+      <w:r>
+        <w:t>My picture explanation, deciding evidence and one limit</w:t>
       </w:r>
     </w:p>
     <w:p>

--- a/downloads/workbook/ai-2-week-11.docx
+++ b/downloads/workbook/ai-2-week-11.docx
@@ -25,12 +25,509 @@
         <w:pStyle w:val="Heading1"/>
       </w:pPr>
       <w:r>
-        <w:t>01. Recall and choose your starting point</w:t>
-      </w:r>
-    </w:p>
-    <w:p>
-      <w:r>
-        <w:t>Record your starting explanation for Training and Testing before opening notes. Show any later correction separately.</w:t>
+        <w:t>One connected split-audit record.</w:t>
+      </w:r>
+    </w:p>
+    <w:p>
+      <w:r>
+        <w:t>Explain roles, audit the A–F plan, repair related-frame overlap and reconsider separation for new routes.</w:t>
+      </w:r>
+    </w:p>
+    <w:p>
+      <w:r>
+        <w:t>Retain exact assignments, row/group counts, pairwise overlaps, versions and limitations.</w:t>
+      </w:r>
+    </w:p>
+    <w:p>
+      <w:pPr>
+        <w:pStyle w:val="Heading1"/>
+      </w:pPr>
+      <w:r>
+        <w:t>01. Recall: reconnect earlier ideas</w:t>
+      </w:r>
+    </w:p>
+    <w:p>
+      <w:r>
+        <w:t>Retrieve before opening notes.</w:t>
+      </w:r>
+    </w:p>
+    <w:p>
+      <w:pPr>
+        <w:pStyle w:val="Heading2"/>
+      </w:pPr>
+      <w:r>
+        <w:t>Retrieve and explain</w:t>
+      </w:r>
+    </w:p>
+    <w:p>
+      <w:pPr>
+        <w:pStyle w:val="ListBullet"/>
+      </w:pPr>
+      <w:r>
+        <w:t>Try the recall before opening notes. Then use a different colour or a labelled second line to correct your explanation.</w:t>
+      </w:r>
+    </w:p>
+    <w:p>
+      <w:pPr>
+        <w:pStyle w:val="ListBullet"/>
+      </w:pPr>
+      <w:r>
+        <w:t>Without opening the old lesson, explain one key idea from Human Classifier Simulation. Give an example and a mistake that the idea helps you avoid.</w:t>
+      </w:r>
+    </w:p>
+    <w:p>
+      <w:pPr>
+        <w:pStyle w:val="Heading3"/>
+      </w:pPr>
+      <w:r>
+        <w:t>My remembered idea, example and correction</w:t>
+      </w:r>
+    </w:p>
+    <w:p>
+      <w:r>
+        <w:t>________________________________________________________________</w:t>
+      </w:r>
+    </w:p>
+    <w:p>
+      <w:r>
+        <w:t>________________________________________________________________</w:t>
+      </w:r>
+    </w:p>
+    <w:p>
+      <w:r>
+        <w:t>________________________________________________________________</w:t>
+      </w:r>
+    </w:p>
+    <w:p>
+      <w:pPr>
+        <w:pStyle w:val="ListBullet"/>
+      </w:pPr>
+      <w:r>
+        <w:t>Without opening the old lesson, explain one key idea from Operational Labels. Give an example and a mistake that the idea helps you avoid.</w:t>
+      </w:r>
+    </w:p>
+    <w:p>
+      <w:pPr>
+        <w:pStyle w:val="Heading3"/>
+      </w:pPr>
+      <w:r>
+        <w:t>My remembered idea, example and correction</w:t>
+      </w:r>
+    </w:p>
+    <w:p>
+      <w:r>
+        <w:t>________________________________________________________________</w:t>
+      </w:r>
+    </w:p>
+    <w:p>
+      <w:r>
+        <w:t>________________________________________________________________</w:t>
+      </w:r>
+    </w:p>
+    <w:p>
+      <w:r>
+        <w:t>________________________________________________________________</w:t>
+      </w:r>
+    </w:p>
+    <w:p>
+      <w:pPr>
+        <w:pStyle w:val="ListBullet"/>
+      </w:pPr>
+      <w:r>
+        <w:t>Without opening the old lesson, explain one key idea from Loops and Stopping. Give an example and a mistake that the idea helps you avoid.</w:t>
+      </w:r>
+    </w:p>
+    <w:p>
+      <w:pPr>
+        <w:pStyle w:val="Heading3"/>
+      </w:pPr>
+      <w:r>
+        <w:t>My remembered idea, example and correction</w:t>
+      </w:r>
+    </w:p>
+    <w:p>
+      <w:r>
+        <w:t>________________________________________________________________</w:t>
+      </w:r>
+    </w:p>
+    <w:p>
+      <w:r>
+        <w:t>________________________________________________________________</w:t>
+      </w:r>
+    </w:p>
+    <w:p>
+      <w:r>
+        <w:t>________________________________________________________________</w:t>
+      </w:r>
+    </w:p>
+    <w:p>
+      <w:pPr>
+        <w:pStyle w:val="Heading2"/>
+      </w:pPr>
+      <w:r>
+        <w:t>Earlier wording, alternatives and picture transcripts · reference / check after trying</w:t>
+      </w:r>
+    </w:p>
+    <w:p>
+      <w:pPr>
+        <w:pStyle w:val="Heading3"/>
+      </w:pPr>
+      <w:r>
+        <w:t>Human Classifier Simulation</w:t>
+      </w:r>
+    </w:p>
+    <w:p>
+      <w:pPr>
+        <w:pStyle w:val="Heading3"/>
+      </w:pPr>
+      <w:r>
+        <w:t>Operational Labels</w:t>
+      </w:r>
+    </w:p>
+    <w:p>
+      <w:pPr>
+        <w:pStyle w:val="Heading3"/>
+      </w:pPr>
+      <w:r>
+        <w:t>Loops and Stopping</w:t>
+      </w:r>
+    </w:p>
+    <w:p>
+      <w:pPr>
+        <w:pStyle w:val="Heading1"/>
+      </w:pPr>
+      <w:r>
+        <w:t>12. W1 · Explain training, validation and test roles</w:t>
+      </w:r>
+    </w:p>
+    <w:p>
+      <w:r>
+        <w:t>Distinguish final evaluation from repeated development choices.</w:t>
+      </w:r>
+    </w:p>
+    <w:p>
+      <w:pPr>
+        <w:pStyle w:val="Heading2"/>
+      </w:pPr>
+      <w:r>
+        <w:t>Your evidence record</w:t>
+      </w:r>
+    </w:p>
+    <w:p>
+      <w:pPr>
+        <w:pStyle w:val="ListBullet"/>
+      </w:pPr>
+      <w:r>
+        <w:t>A–F reference: training A1 A2 A3 B1 B2 C1; validation D1 D2; test E1 E2 F1 F2. Group equals the trip letter, not the full frame ID. Source inventory has twelve distinct frames from six trips. The claim concerns new trips on a familiar route. The group script compares the group sets for overlap and counts distinct groups; it does not audit row completeness or fit a model.</w:t>
+      </w:r>
+    </w:p>
+    <w:p>
+      <w:pPr>
+        <w:pStyle w:val="ListBullet"/>
+      </w:pPr>
+      <w:r>
+        <w:t>Explain what training, validation and test sets are used for. What changes if you repeatedly choose a model using its test score?</w:t>
+      </w:r>
+    </w:p>
+    <w:p>
+      <w:pPr>
+        <w:pStyle w:val="Heading3"/>
+      </w:pPr>
+      <w:r>
+        <w:t>My reasoning and evidence</w:t>
+      </w:r>
+    </w:p>
+    <w:p>
+      <w:r>
+        <w:t>________________________________________________________________</w:t>
+      </w:r>
+    </w:p>
+    <w:p>
+      <w:r>
+        <w:t>________________________________________________________________</w:t>
+      </w:r>
+    </w:p>
+    <w:p>
+      <w:r>
+        <w:t>________________________________________________________________</w:t>
+      </w:r>
+    </w:p>
+    <w:p>
+      <w:r>
+        <w:t>________________________________________________________________</w:t>
+      </w:r>
+    </w:p>
+    <w:p>
+      <w:r>
+        <w:t>________________________________________________________________</w:t>
+      </w:r>
+    </w:p>
+    <w:p>
+      <w:r>
+        <w:t>________________________________________________________________</w:t>
+      </w:r>
+    </w:p>
+    <w:p>
+      <w:pPr>
+        <w:pStyle w:val="Heading1"/>
+      </w:pPr>
+      <w:r>
+        <w:t>13. W2 · Audit group and frame counts</w:t>
+      </w:r>
+    </w:p>
+    <w:p>
+      <w:r>
+        <w:t>Use the supplied assignment and complete group-list script.</w:t>
+      </w:r>
+    </w:p>
+    <w:p>
+      <w:pPr>
+        <w:pStyle w:val="Heading2"/>
+      </w:pPr>
+      <w:r>
+        <w:t>Your evidence record</w:t>
+      </w:r>
+    </w:p>
+    <w:p>
+      <w:pPr>
+        <w:pStyle w:val="ListBullet"/>
+      </w:pPr>
+      <w:r>
+        <w:t>A–F reference: training A1 A2 A3 B1 B2 C1; validation D1 D2; test E1 E2 F1 F2. Group equals the trip letter, not the full frame ID. Source inventory has twelve distinct frames from six trips. The claim concerns new trips on a familiar route. The group script compares the group sets for overlap and counts distinct groups; it does not audit row completeness or fit a model.</w:t>
+      </w:r>
+    </w:p>
+    <w:p>
+      <w:r>
+        <w:rPr>
+          <w:rFonts w:ascii="Courier New" w:hAnsi="Courier New"/>
+          <w:sz w:val="18"/>
+        </w:rPr>
+        <w:t>train_groups = {"A", "B", "C"}</w:t>
+        <w:br/>
+        <w:t>valid_groups = {"D"}</w:t>
+        <w:br/>
+        <w:t>test_groups = {"E", "F"}</w:t>
+        <w:br/>
+        <w:t>shared = ((train_groups &amp; valid_groups)</w:t>
+        <w:br/>
+        <w:t xml:space="preserve">          | (train_groups &amp; test_groups)</w:t>
+        <w:br/>
+        <w:t xml:space="preserve">          | (valid_groups &amp; test_groups))</w:t>
+        <w:br/>
+        <w:t>print(sorted(shared))</w:t>
+        <w:br/>
+        <w:t>print(len(train_groups), len(valid_groups),</w:t>
+        <w:br/>
+        <w:t xml:space="preserve">      len(test_groups))</w:t>
+      </w:r>
+    </w:p>
+    <w:p>
+      <w:pPr>
+        <w:pStyle w:val="ListBullet"/>
+      </w:pPr>
+      <w:r>
+        <w:t>For the worked A through F plan, give training, validation and test counts first in groups and then in rows. Interpret [] from the code and state one problem it cannot detect.</w:t>
+      </w:r>
+    </w:p>
+    <w:p>
+      <w:pPr>
+        <w:pStyle w:val="Heading3"/>
+      </w:pPr>
+      <w:r>
+        <w:t>My reasoning and evidence</w:t>
+      </w:r>
+    </w:p>
+    <w:p>
+      <w:r>
+        <w:t>________________________________________________________________</w:t>
+      </w:r>
+    </w:p>
+    <w:p>
+      <w:r>
+        <w:t>________________________________________________________________</w:t>
+      </w:r>
+    </w:p>
+    <w:p>
+      <w:r>
+        <w:t>________________________________________________________________</w:t>
+      </w:r>
+    </w:p>
+    <w:p>
+      <w:r>
+        <w:t>________________________________________________________________</w:t>
+      </w:r>
+    </w:p>
+    <w:p>
+      <w:r>
+        <w:t>________________________________________________________________</w:t>
+      </w:r>
+    </w:p>
+    <w:p>
+      <w:r>
+        <w:t>________________________________________________________________</w:t>
+      </w:r>
+    </w:p>
+    <w:p>
+      <w:pPr>
+        <w:pStyle w:val="Heading1"/>
+      </w:pPr>
+      <w:r>
+        <w:t>14. W3 · Repair trip A crossing roles</w:t>
+      </w:r>
+    </w:p>
+    <w:p>
+      <w:r>
+        <w:t>Unique IDs and a seed cannot remove a shared source.</w:t>
+      </w:r>
+    </w:p>
+    <w:p>
+      <w:pPr>
+        <w:pStyle w:val="Heading2"/>
+      </w:pPr>
+      <w:r>
+        <w:t>Your evidence record</w:t>
+      </w:r>
+    </w:p>
+    <w:p>
+      <w:pPr>
+        <w:pStyle w:val="ListBullet"/>
+      </w:pPr>
+      <w:r>
+        <w:t>A–F reference: training A1 A2 A3 B1 B2 C1; validation D1 D2; test E1 E2 F1 F2. Group equals the trip letter, not the full frame ID. Source inventory has twelve distinct frames from six trips. The claim concerns new trips on a familiar route. The group script compares the group sets for overlap and counts distinct groups; it does not audit row completeness or fit a model.</w:t>
+      </w:r>
+    </w:p>
+    <w:p>
+      <w:pPr>
+        <w:pStyle w:val="ListBullet"/>
+      </w:pPr>
+      <w:r>
+        <w:t>A1 and A2 are in training and A3 is in test. Explain why unique frame IDs and a fixed random seed do not fix this. Propose a repair and what to record.</w:t>
+      </w:r>
+    </w:p>
+    <w:p>
+      <w:pPr>
+        <w:pStyle w:val="Heading3"/>
+      </w:pPr>
+      <w:r>
+        <w:t>My reasoning and evidence</w:t>
+      </w:r>
+    </w:p>
+    <w:p>
+      <w:r>
+        <w:t>________________________________________________________________</w:t>
+      </w:r>
+    </w:p>
+    <w:p>
+      <w:r>
+        <w:t>________________________________________________________________</w:t>
+      </w:r>
+    </w:p>
+    <w:p>
+      <w:r>
+        <w:t>________________________________________________________________</w:t>
+      </w:r>
+    </w:p>
+    <w:p>
+      <w:r>
+        <w:t>________________________________________________________________</w:t>
+      </w:r>
+    </w:p>
+    <w:p>
+      <w:r>
+        <w:t>________________________________________________________________</w:t>
+      </w:r>
+    </w:p>
+    <w:p>
+      <w:r>
+        <w:t>________________________________________________________________</w:t>
+      </w:r>
+    </w:p>
+    <w:p>
+      <w:pPr>
+        <w:pStyle w:val="Heading1"/>
+      </w:pPr>
+      <w:r>
+        <w:t>16. W5 · Change the split when the claim becomes new routes</w:t>
+      </w:r>
+    </w:p>
+    <w:p>
+      <w:r>
+        <w:t>State the two-route limitation rather than claiming a complete three-way evaluation.</w:t>
+      </w:r>
+    </w:p>
+    <w:p>
+      <w:pPr>
+        <w:pStyle w:val="Heading2"/>
+      </w:pPr>
+      <w:r>
+        <w:t>Your evidence record</w:t>
+      </w:r>
+    </w:p>
+    <w:p>
+      <w:pPr>
+        <w:pStyle w:val="ListBullet"/>
+      </w:pPr>
+      <w:r>
+        <w:t>A model will be evaluated on new routes. Route North has trips A and B; route South has C and D. A proposed split trains on A and C and tests on B and D. Explain the problem and give a route-based alternative. Is this enough for a strong performance claim?</w:t>
+      </w:r>
+    </w:p>
+    <w:p>
+      <w:pPr>
+        <w:pStyle w:val="Heading3"/>
+      </w:pPr>
+      <w:r>
+        <w:t>My reasoning and evidence</w:t>
+      </w:r>
+    </w:p>
+    <w:p>
+      <w:r>
+        <w:t>________________________________________________________________</w:t>
+      </w:r>
+    </w:p>
+    <w:p>
+      <w:r>
+        <w:t>________________________________________________________________</w:t>
+      </w:r>
+    </w:p>
+    <w:p>
+      <w:r>
+        <w:t>________________________________________________________________</w:t>
+      </w:r>
+    </w:p>
+    <w:p>
+      <w:r>
+        <w:t>________________________________________________________________</w:t>
+      </w:r>
+    </w:p>
+    <w:p>
+      <w:r>
+        <w:t>________________________________________________________________</w:t>
+      </w:r>
+    </w:p>
+    <w:p>
+      <w:r>
+        <w:t>________________________________________________________________</w:t>
+      </w:r>
+    </w:p>
+    <w:p>
+      <w:pPr>
+        <w:pStyle w:val="Heading1"/>
+      </w:pPr>
+      <w:r>
+        <w:t>04. W4 · Audit and repair independently</w:t>
+      </w:r>
+    </w:p>
+    <w:p>
+      <w:r>
+        <w:t>Keep one first attempt before hints or feedback.</w:t>
+      </w:r>
+    </w:p>
+    <w:p>
+      <w:pPr>
+        <w:pStyle w:val="Heading2"/>
+      </w:pPr>
+      <w:r>
+        <w:t>Read and explain independently</w:t>
       </w:r>
     </w:p>
     <w:p>
@@ -41,157 +538,19 @@
         <w:rPr>
           <w:b w:val="0"/>
         </w:rPr>
-        <w:t>Try the recall before opening notes. Then use a different colour or a labelled second line to correct your explanation.</w:t>
-      </w:r>
-    </w:p>
-    <w:p>
-      <w:pPr>
-        <w:pStyle w:val="Heading3"/>
-      </w:pPr>
-      <w:r>
-        <w:t>Human Classifier Simulation</w:t>
-      </w:r>
-    </w:p>
-    <w:p>
-      <w:pPr>
-        <w:spacing w:line="336" w:lineRule="auto" w:after="180"/>
-      </w:pPr>
+        <w:t xml:space="preserve">Eight frames come from trips P (P1 P2 P3), Q (Q1 Q2), R (R1), S (S1 S2). A proposed split is </w:t>
+      </w:r>
+      <w:r>
+        <w:rPr>
+          <w:b/>
+        </w:rPr>
+        <w:t>training</w:t>
+      </w:r>
       <w:r>
         <w:rPr>
           <w:b w:val="0"/>
         </w:rPr>
-        <w:t>Without opening the old lesson, explain one key idea from Human Classifier Simulation. Give an example and a mistake that the idea helps you avoid.</w:t>
-      </w:r>
-    </w:p>
-    <w:p>
-      <w:pPr>
-        <w:pStyle w:val="Heading3"/>
-      </w:pPr>
-      <w:r>
-        <w:t>My remembered idea, example and correction</w:t>
-      </w:r>
-    </w:p>
-    <w:p>
-      <w:r>
-        <w:t>________________________________________________________________</w:t>
-      </w:r>
-    </w:p>
-    <w:p>
-      <w:r>
-        <w:t>________________________________________________________________</w:t>
-      </w:r>
-    </w:p>
-    <w:p>
-      <w:r>
-        <w:t>________________________________________________________________</w:t>
-      </w:r>
-    </w:p>
-    <w:p>
-      <w:pPr>
-        <w:pStyle w:val="Heading3"/>
-      </w:pPr>
-      <w:r>
-        <w:t>Operational Labels</w:t>
-      </w:r>
-    </w:p>
-    <w:p>
-      <w:pPr>
-        <w:spacing w:line="336" w:lineRule="auto" w:after="180"/>
-      </w:pPr>
-      <w:r>
-        <w:rPr>
-          <w:b w:val="0"/>
-        </w:rPr>
-        <w:t>Without opening the old lesson, explain one key idea from Operational Labels. Give an example and a mistake that the idea helps you avoid.</w:t>
-      </w:r>
-    </w:p>
-    <w:p>
-      <w:pPr>
-        <w:pStyle w:val="Heading3"/>
-      </w:pPr>
-      <w:r>
-        <w:t>My remembered idea, example and correction</w:t>
-      </w:r>
-    </w:p>
-    <w:p>
-      <w:r>
-        <w:t>________________________________________________________________</w:t>
-      </w:r>
-    </w:p>
-    <w:p>
-      <w:r>
-        <w:t>________________________________________________________________</w:t>
-      </w:r>
-    </w:p>
-    <w:p>
-      <w:r>
-        <w:t>________________________________________________________________</w:t>
-      </w:r>
-    </w:p>
-    <w:p>
-      <w:pPr>
-        <w:pStyle w:val="Heading3"/>
-      </w:pPr>
-      <w:r>
-        <w:t>Loops and Stopping</w:t>
-      </w:r>
-    </w:p>
-    <w:p>
-      <w:pPr>
-        <w:spacing w:line="336" w:lineRule="auto" w:after="180"/>
-      </w:pPr>
-      <w:r>
-        <w:rPr>
-          <w:b w:val="0"/>
-        </w:rPr>
-        <w:t>Without opening the old lesson, explain one key idea from Loops and Stopping. Give an example and a mistake that the idea helps you avoid.</w:t>
-      </w:r>
-    </w:p>
-    <w:p>
-      <w:pPr>
-        <w:pStyle w:val="Heading3"/>
-      </w:pPr>
-      <w:r>
-        <w:t>My remembered idea, example and correction</w:t>
-      </w:r>
-    </w:p>
-    <w:p>
-      <w:r>
-        <w:t>________________________________________________________________</w:t>
-      </w:r>
-    </w:p>
-    <w:p>
-      <w:r>
-        <w:t>________________________________________________________________</w:t>
-      </w:r>
-    </w:p>
-    <w:p>
-      <w:r>
-        <w:t>________________________________________________________________</w:t>
-      </w:r>
-    </w:p>
-    <w:p>
-      <w:pPr>
-        <w:pStyle w:val="Heading1"/>
-      </w:pPr>
-      <w:r>
-        <w:t>02. Practise with fading help</w:t>
-      </w:r>
-    </w:p>
-    <w:p>
-      <w:r>
-        <w:t>Complete the supported Training and Testing trace and record the first step you can explain without help.</w:t>
-      </w:r>
-    </w:p>
-    <w:p>
-      <w:pPr>
-        <w:spacing w:line="336" w:lineRule="auto" w:after="180"/>
-      </w:pPr>
-      <w:r>
-        <w:rPr>
-          <w:b w:val="0"/>
-        </w:rPr>
-        <w:t xml:space="preserve">Use W2: Distinguish frames from </w:t>
+        <w:t xml:space="preserve"> P1 Q1 R1; validation P2 S1; test Q2 P3 S2. Identify shared </w:t>
       </w:r>
       <w:r>
         <w:rPr>
@@ -203,135 +562,7 @@
         <w:rPr>
           <w:b w:val="0"/>
         </w:rPr>
-        <w:t>s for Splits and related examples. Record the answer once; the lesson and workbook refer to the same attempt.</w:t>
-      </w:r>
-    </w:p>
-    <w:tbl>
-      <w:tblPr>
-        <w:tblStyle w:val="LightShading-Accent1"/>
-        <w:tblW w:type="auto" w:w="0"/>
-        <w:tblLook w:firstColumn="1" w:firstRow="1" w:lastColumn="0" w:lastRow="0" w:noHBand="0" w:noVBand="1" w:val="04A0"/>
-      </w:tblPr>
-      <w:tblGrid>
-        <w:gridCol w:w="2556"/>
-        <w:gridCol w:w="2556"/>
-        <w:gridCol w:w="2556"/>
-        <w:gridCol w:w="2556"/>
-      </w:tblGrid>
-      <w:tr>
-        <w:trPr>
-          <w:tblHeader/>
-        </w:trPr>
-        <w:tc>
-          <w:tcPr>
-            <w:tcW w:type="dxa" w:w="2556"/>
-          </w:tcPr>
-          <w:p>
-            <w:r>
-              <w:t>Given inputs</w:t>
-            </w:r>
-          </w:p>
-        </w:tc>
-        <w:tc>
-          <w:tcPr>
-            <w:tcW w:type="dxa" w:w="2556"/>
-          </w:tcPr>
-          <w:p>
-            <w:r>
-              <w:t>Procedure I chose</w:t>
-            </w:r>
-          </w:p>
-        </w:tc>
-        <w:tc>
-          <w:tcPr>
-            <w:tcW w:type="dxa" w:w="2556"/>
-          </w:tcPr>
-          <w:p>
-            <w:r>
-              <w:t>Middle steps</w:t>
-            </w:r>
-          </w:p>
-        </w:tc>
-        <w:tc>
-          <w:tcPr>
-            <w:tcW w:type="dxa" w:w="2556"/>
-          </w:tcPr>
-          <w:p>
-            <w:r>
-              <w:t>Result and check</w:t>
-            </w:r>
-          </w:p>
-        </w:tc>
-      </w:tr>
-      <w:tr>
-        <w:tc>
-          <w:tcPr>
-            <w:tcW w:type="dxa" w:w="2556"/>
-          </w:tcPr>
-          <w:p>
-            <w:r/>
-          </w:p>
-        </w:tc>
-        <w:tc>
-          <w:tcPr>
-            <w:tcW w:type="dxa" w:w="2556"/>
-          </w:tcPr>
-          <w:p>
-            <w:r/>
-          </w:p>
-        </w:tc>
-        <w:tc>
-          <w:tcPr>
-            <w:tcW w:type="dxa" w:w="2556"/>
-          </w:tcPr>
-          <w:p>
-            <w:r/>
-          </w:p>
-        </w:tc>
-        <w:tc>
-          <w:tcPr>
-            <w:tcW w:type="dxa" w:w="2556"/>
-          </w:tcPr>
-          <w:p>
-            <w:r/>
-          </w:p>
-        </w:tc>
-      </w:tr>
-    </w:tbl>
-    <w:p>
-      <w:pPr>
-        <w:pStyle w:val="Heading3"/>
-      </w:pPr>
-      <w:r>
-        <w:t>The step I completed without help, and the hint I needed</w:t>
-      </w:r>
-    </w:p>
-    <w:p>
-      <w:r>
-        <w:t>________________________________________________________________</w:t>
-      </w:r>
-    </w:p>
-    <w:p>
-      <w:r>
-        <w:t>________________________________________________________________</w:t>
-      </w:r>
-    </w:p>
-    <w:p>
-      <w:r>
-        <w:t>________________________________________________________________</w:t>
-      </w:r>
-    </w:p>
-    <w:p>
-      <w:pPr>
-        <w:pStyle w:val="Heading1"/>
-      </w:pPr>
-      <w:r>
-        <w:t>03. Individual reasoning check</w:t>
-      </w:r>
-    </w:p>
-    <w:p>
-      <w:r>
-        <w:t>Check the proposed Training and Testing explanation against the supplied facts before discussing it.</w:t>
+        <w:t>s for each pair of sets.</w:t>
       </w:r>
     </w:p>
     <w:p>
@@ -342,78 +573,7 @@
         <w:rPr>
           <w:b w:val="0"/>
         </w:rPr>
-        <w:t>Use the worked case for Splits and related examples. Proposed explanation: “Different row IDs mean independent examples”. Decide whether this explanation is supported.</w:t>
-      </w:r>
-    </w:p>
-    <w:p>
-      <w:pPr>
-        <w:spacing w:line="336" w:lineRule="auto" w:after="180"/>
-      </w:pPr>
-      <w:r>
-        <w:rPr>
-          <w:b w:val="0"/>
-        </w:rPr>
-        <w:t>Point to the step or supplied fact that decides; explain your repair if needed.</w:t>
-      </w:r>
-    </w:p>
-    <w:p>
-      <w:pPr>
-        <w:pStyle w:val="Heading3"/>
-      </w:pPr>
-      <w:r>
-        <w:t>My explanation before partner discussion</w:t>
-      </w:r>
-    </w:p>
-    <w:p>
-      <w:r>
-        <w:t>________________________________________________________________</w:t>
-      </w:r>
-    </w:p>
-    <w:p>
-      <w:r>
-        <w:t>________________________________________________________________</w:t>
-      </w:r>
-    </w:p>
-    <w:p>
-      <w:r>
-        <w:t>________________________________________________________________</w:t>
-      </w:r>
-    </w:p>
-    <w:p>
-      <w:r>
-        <w:t>________________________________________________________________</w:t>
-      </w:r>
-    </w:p>
-    <w:p>
-      <w:pPr>
-        <w:pStyle w:val="Heading1"/>
-      </w:pPr>
-      <w:r>
-        <w:t>04. Independent transfer case</w:t>
-      </w:r>
-    </w:p>
-    <w:p>
-      <w:r>
-        <w:t>Write one first attempt at the reserved independent case before feedback. Repeated copies of that case refer to the same recorded attempt.</w:t>
-      </w:r>
-    </w:p>
-    <w:p>
-      <w:pPr>
-        <w:pStyle w:val="Heading3"/>
-      </w:pPr>
-      <w:r>
-        <w:t>Independent case: Audit and repair independently</w:t>
-      </w:r>
-    </w:p>
-    <w:p>
-      <w:pPr>
-        <w:spacing w:line="336" w:lineRule="auto" w:after="180"/>
-      </w:pPr>
-      <w:r>
-        <w:rPr>
-          <w:b w:val="0"/>
-        </w:rPr>
-        <w:t xml:space="preserve">Eight frames come from trips P (P1 P2 P3), Q (Q1 Q2), R (R1), S (S1 S2). A proposed split is </w:t>
+        <w:t xml:space="preserve">Repair it by assigning P and Q to </w:t>
       </w:r>
       <w:r>
         <w:rPr>
@@ -425,7 +585,7 @@
         <w:rPr>
           <w:b w:val="0"/>
         </w:rPr>
-        <w:t xml:space="preserve"> P1 Q1 R1; validation P2 S1; test Q2 P3 S2. Identify shared </w:t>
+        <w:t xml:space="preserve">, R to validation and S to test. List all frames in each role and give row and </w:t>
       </w:r>
       <w:r>
         <w:rPr>
@@ -437,41 +597,6 @@
         <w:rPr>
           <w:b w:val="0"/>
         </w:rPr>
-        <w:t>s for each pair of sets.</w:t>
-      </w:r>
-    </w:p>
-    <w:p>
-      <w:pPr>
-        <w:spacing w:line="336" w:lineRule="auto" w:after="180"/>
-      </w:pPr>
-      <w:r>
-        <w:rPr>
-          <w:b w:val="0"/>
-        </w:rPr>
-        <w:t xml:space="preserve">Repair it by assigning P and Q to </w:t>
-      </w:r>
-      <w:r>
-        <w:rPr>
-          <w:b/>
-        </w:rPr>
-        <w:t>training</w:t>
-      </w:r>
-      <w:r>
-        <w:rPr>
-          <w:b w:val="0"/>
-        </w:rPr>
-        <w:t xml:space="preserve">, R to validation and S to test. List all frames in each role and give row and </w:t>
-      </w:r>
-      <w:r>
-        <w:rPr>
-          <w:b/>
-        </w:rPr>
-        <w:t>group</w:t>
-      </w:r>
-      <w:r>
-        <w:rPr>
-          <w:b w:val="0"/>
-        </w:rPr>
         <w:t xml:space="preserve"> counts. State one limit of the repaired plan.</w:t>
       </w:r>
     </w:p>
@@ -516,6 +641,14 @@
     <w:p>
       <w:r>
         <w:t>________________________________________________________________</w:t>
+      </w:r>
+    </w:p>
+    <w:p>
+      <w:pPr>
+        <w:pStyle w:val="Heading2"/>
+      </w:pPr>
+      <w:r>
+        <w:t>Keep a fair record</w:t>
       </w:r>
     </w:p>
     <w:p>
@@ -531,15 +664,39 @@
     </w:p>
     <w:p>
       <w:pPr>
+        <w:pStyle w:val="Heading2"/>
+      </w:pPr>
+      <w:r>
+        <w:t>Earlier wording, alternatives and picture transcripts · reference / check after trying</w:t>
+      </w:r>
+    </w:p>
+    <w:p>
+      <w:pPr>
+        <w:pStyle w:val="Heading3"/>
+      </w:pPr>
+      <w:r>
+        <w:t>Independent case: Audit and repair independently</w:t>
+      </w:r>
+    </w:p>
+    <w:p>
+      <w:pPr>
         <w:pStyle w:val="Heading1"/>
       </w:pPr>
       <w:r>
-        <w:t>05. Your learning target</w:t>
-      </w:r>
-    </w:p>
-    <w:p>
-      <w:r>
-        <w:t>Connect the Training and Testing target to a trace and a justified conclusion.</w:t>
+        <w:t>09. Project · Keep the decision and its evidence</w:t>
+      </w:r>
+    </w:p>
+    <w:p>
+      <w:r>
+        <w:t>Add this week’s change to your existing project record.</w:t>
+      </w:r>
+    </w:p>
+    <w:p>
+      <w:pPr>
+        <w:pStyle w:val="Heading2"/>
+      </w:pPr>
+      <w:r>
+        <w:t>Your evidence record</w:t>
       </w:r>
     </w:p>
     <w:p>
@@ -550,78 +707,18 @@
         <w:rPr>
           <w:b w:val="0"/>
         </w:rPr>
-        <w:t xml:space="preserve">A team tests five rule versions on the same ten books and chooses the highest score. It calls the final score an unbiased </w:t>
-      </w:r>
-      <w:r>
-        <w:rPr>
-          <w:b/>
-        </w:rPr>
-        <w:t>unseen</w:t>
-      </w:r>
+        <w:t>Keep final user profiles hidden until weights and thresholds are fixed.</w:t>
+      </w:r>
+    </w:p>
+    <w:p>
+      <w:pPr>
+        <w:spacing w:line="336" w:lineRule="auto" w:after="180"/>
+      </w:pPr>
       <w:r>
         <w:rPr>
           <w:b w:val="0"/>
         </w:rPr>
-        <w:t xml:space="preserve"> test result. Explain the issue and revise the evaluation plan.</w:t>
-      </w:r>
-    </w:p>
-    <w:p>
-      <w:pPr>
-        <w:pStyle w:val="Heading1"/>
-      </w:pPr>
-      <w:r>
-        <w:t>06. Solve the given case</w:t>
-      </w:r>
-    </w:p>
-    <w:p>
-      <w:r>
-        <w:t>Solve the supplied Training and Testing case and show the deciding evidence.</w:t>
-      </w:r>
-    </w:p>
-    <w:p>
-      <w:pPr>
-        <w:spacing w:line="336" w:lineRule="auto" w:after="180"/>
-      </w:pPr>
-      <w:r>
-        <w:rPr>
-          <w:b w:val="0"/>
-        </w:rPr>
-        <w:t>A rule is developed and evaluated using the same books A–H.</w:t>
-      </w:r>
-    </w:p>
-    <w:p>
-      <w:pPr>
-        <w:spacing w:line="336" w:lineRule="auto" w:after="180"/>
-        <w:shd w:fill="F5F1FB"/>
-      </w:pPr>
-      <w:r>
-        <w:rPr>
-          <w:b w:val="0"/>
-        </w:rPr>
-        <w:t xml:space="preserve">Why does this not establish </w:t>
-      </w:r>
-      <w:r>
-        <w:rPr>
-          <w:b/>
-        </w:rPr>
-        <w:t>unseen</w:t>
-      </w:r>
-      <w:r>
-        <w:rPr>
-          <w:b w:val="0"/>
-        </w:rPr>
-        <w:t xml:space="preserve"> performance?</w:t>
-      </w:r>
-    </w:p>
-    <w:p>
-      <w:pPr>
-        <w:spacing w:line="336" w:lineRule="auto" w:after="180"/>
-      </w:pPr>
-      <w:r>
-        <w:rPr>
-          <w:b w:val="0"/>
-        </w:rPr>
-        <w:t xml:space="preserve">Show your trace, calculation or </w:t>
+        <w:t xml:space="preserve">The project change and </w:t>
       </w:r>
       <w:r>
         <w:rPr>
@@ -629,321 +726,6 @@
         </w:rPr>
         <w:t>evidence</w:t>
       </w:r>
-    </w:p>
-    <w:p>
-      <w:pPr>
-        <w:pStyle w:val="Heading3"/>
-      </w:pPr>
-      <w:r>
-        <w:t>Write or draw your reasoning and evidence.</w:t>
-      </w:r>
-    </w:p>
-    <w:p>
-      <w:r>
-        <w:t>________________________________________________________________</w:t>
-      </w:r>
-    </w:p>
-    <w:p>
-      <w:r>
-        <w:t>________________________________________________________________</w:t>
-      </w:r>
-    </w:p>
-    <w:p>
-      <w:r>
-        <w:t>________________________________________________________________</w:t>
-      </w:r>
-    </w:p>
-    <w:p>
-      <w:r>
-        <w:t>________________________________________________________________</w:t>
-      </w:r>
-    </w:p>
-    <w:p>
-      <w:r>
-        <w:t>________________________________________________________________</w:t>
-      </w:r>
-    </w:p>
-    <w:p>
-      <w:pPr>
-        <w:pStyle w:val="Heading1"/>
-      </w:pPr>
-      <w:r>
-        <w:t>07. Check a changed case</w:t>
-      </w:r>
-    </w:p>
-    <w:p>
-      <w:r>
-        <w:t>Apply the procedure to the changed case and record why the conclusion follows.</w:t>
-      </w:r>
-    </w:p>
-    <w:p>
-      <w:pPr>
-        <w:spacing w:line="336" w:lineRule="auto" w:after="180"/>
-        <w:shd w:fill="F5F1FB"/>
-      </w:pPr>
-      <w:r>
-        <w:rPr>
-          <w:b w:val="0"/>
-        </w:rPr>
-        <w:t xml:space="preserve">You tune a rule using cards 1 to 8 and test it on cards 9 and 10. After seeing card 9's error you change the rule. Is card 9 still untouched test </w:t>
-      </w:r>
-      <w:r>
-        <w:rPr>
-          <w:b/>
-        </w:rPr>
-        <w:t>evidence</w:t>
-      </w:r>
-      <w:r>
-        <w:rPr>
-          <w:b w:val="0"/>
-        </w:rPr>
-        <w:t>?</w:t>
-      </w:r>
-    </w:p>
-    <w:p>
-      <w:pPr>
-        <w:spacing w:line="336" w:lineRule="auto" w:after="180"/>
-      </w:pPr>
-      <w:r>
-        <w:rPr>
-          <w:b w:val="0"/>
-        </w:rPr>
-        <w:t>My independent answer and reason</w:t>
-      </w:r>
-    </w:p>
-    <w:p>
-      <w:pPr>
-        <w:pStyle w:val="Heading3"/>
-      </w:pPr>
-      <w:r>
-        <w:t>Write or draw your reasoning and evidence.</w:t>
-      </w:r>
-    </w:p>
-    <w:p>
-      <w:r>
-        <w:t>________________________________________________________________</w:t>
-      </w:r>
-    </w:p>
-    <w:p>
-      <w:r>
-        <w:t>________________________________________________________________</w:t>
-      </w:r>
-    </w:p>
-    <w:p>
-      <w:r>
-        <w:t>________________________________________________________________</w:t>
-      </w:r>
-    </w:p>
-    <w:p>
-      <w:r>
-        <w:t>________________________________________________________________</w:t>
-      </w:r>
-    </w:p>
-    <w:p>
-      <w:r>
-        <w:t>________________________________________________________________</w:t>
-      </w:r>
-    </w:p>
-    <w:p>
-      <w:pPr>
-        <w:pStyle w:val="Heading3"/>
-      </w:pPr>
-      <w:r>
-        <w:t>Week 11 Test and reflect</w:t>
-      </w:r>
-    </w:p>
-    <w:p>
-      <w:pPr>
-        <w:pStyle w:val="Heading1"/>
-      </w:pPr>
-      <w:r>
-        <w:t>08. Design a revealing test</w:t>
-      </w:r>
-    </w:p>
-    <w:p>
-      <w:r>
-        <w:t>Specify a changed input, expected result and observation separately.</w:t>
-      </w:r>
-    </w:p>
-    <w:p>
-      <w:pPr>
-        <w:spacing w:line="336" w:lineRule="auto" w:after="180"/>
-      </w:pPr>
-      <w:r>
-        <w:rPr>
-          <w:b w:val="0"/>
-        </w:rPr>
-        <w:t xml:space="preserve">Create a changed </w:t>
-      </w:r>
-      <w:r>
-        <w:rPr>
-          <w:b/>
-        </w:rPr>
-        <w:t>input</w:t>
-      </w:r>
-      <w:r>
-        <w:rPr>
-          <w:b w:val="0"/>
-        </w:rPr>
-        <w:t>, boundary case or missing-information case. Write the expected answer or safe response before testing.</w:t>
-      </w:r>
-    </w:p>
-    <w:tbl>
-      <w:tblPr>
-        <w:tblStyle w:val="LightShading-Accent1"/>
-        <w:tblW w:type="auto" w:w="0"/>
-        <w:tblLook w:firstColumn="1" w:firstRow="1" w:lastColumn="0" w:lastRow="0" w:noHBand="0" w:noVBand="1" w:val="04A0"/>
-      </w:tblPr>
-      <w:tblGrid>
-        <w:gridCol w:w="5112"/>
-        <w:gridCol w:w="5112"/>
-      </w:tblGrid>
-      <w:tr>
-        <w:trPr>
-          <w:tblHeader/>
-        </w:trPr>
-        <w:tc>
-          <w:tcPr>
-            <w:tcW w:type="dxa" w:w="5112"/>
-          </w:tcPr>
-          <w:p>
-            <w:r>
-              <w:t>Test record</w:t>
-            </w:r>
-          </w:p>
-        </w:tc>
-        <w:tc>
-          <w:tcPr>
-            <w:tcW w:type="dxa" w:w="5112"/>
-          </w:tcPr>
-          <w:p>
-            <w:r>
-              <w:t>My evidence</w:t>
-            </w:r>
-          </w:p>
-        </w:tc>
-      </w:tr>
-      <w:tr>
-        <w:tc>
-          <w:tcPr>
-            <w:tcW w:type="dxa" w:w="5112"/>
-          </w:tcPr>
-          <w:p>
-            <w:r>
-              <w:t>Changed input or condition</w:t>
-            </w:r>
-          </w:p>
-        </w:tc>
-        <w:tc>
-          <w:tcPr>
-            <w:tcW w:type="dxa" w:w="5112"/>
-          </w:tcPr>
-          <w:p>
-            <w:r/>
-          </w:p>
-        </w:tc>
-      </w:tr>
-      <w:tr>
-        <w:tc>
-          <w:tcPr>
-            <w:tcW w:type="dxa" w:w="5112"/>
-          </w:tcPr>
-          <w:p>
-            <w:r>
-              <w:t>Expected answer or fallback</w:t>
-            </w:r>
-          </w:p>
-        </w:tc>
-        <w:tc>
-          <w:tcPr>
-            <w:tcW w:type="dxa" w:w="5112"/>
-          </w:tcPr>
-          <w:p>
-            <w:r/>
-          </w:p>
-        </w:tc>
-      </w:tr>
-      <w:tr>
-        <w:tc>
-          <w:tcPr>
-            <w:tcW w:type="dxa" w:w="5112"/>
-          </w:tcPr>
-          <w:p>
-            <w:r>
-              <w:t>Observed result</w:t>
-            </w:r>
-          </w:p>
-        </w:tc>
-        <w:tc>
-          <w:tcPr>
-            <w:tcW w:type="dxa" w:w="5112"/>
-          </w:tcPr>
-          <w:p>
-            <w:r/>
-          </w:p>
-        </w:tc>
-      </w:tr>
-      <w:tr>
-        <w:tc>
-          <w:tcPr>
-            <w:tcW w:type="dxa" w:w="5112"/>
-          </w:tcPr>
-          <w:p>
-            <w:r>
-              <w:t>Why the result occurred</w:t>
-            </w:r>
-          </w:p>
-        </w:tc>
-        <w:tc>
-          <w:tcPr>
-            <w:tcW w:type="dxa" w:w="5112"/>
-          </w:tcPr>
-          <w:p>
-            <w:r/>
-          </w:p>
-        </w:tc>
-      </w:tr>
-    </w:tbl>
-    <w:p>
-      <w:pPr>
-        <w:pStyle w:val="Heading1"/>
-      </w:pPr>
-      <w:r>
-        <w:t>09. Project checkpoint</w:t>
-      </w:r>
-    </w:p>
-    <w:p>
-      <w:r>
-        <w:t>Justify what Training and Testing adds to Transparent Book Recommender and keep the evidence.</w:t>
-      </w:r>
-    </w:p>
-    <w:p>
-      <w:pPr>
-        <w:spacing w:line="336" w:lineRule="auto" w:after="180"/>
-      </w:pPr>
-      <w:r>
-        <w:rPr>
-          <w:b w:val="0"/>
-        </w:rPr>
-        <w:t>Keep final user profiles hidden until weights and thresholds are fixed.</w:t>
-      </w:r>
-    </w:p>
-    <w:p>
-      <w:pPr>
-        <w:spacing w:line="336" w:lineRule="auto" w:after="180"/>
-      </w:pPr>
-      <w:r>
-        <w:rPr>
-          <w:b w:val="0"/>
-        </w:rPr>
-        <w:t xml:space="preserve">The project change and </w:t>
-      </w:r>
-      <w:r>
-        <w:rPr>
-          <w:b/>
-        </w:rPr>
-        <w:t>evidence</w:t>
-      </w:r>
       <w:r>
         <w:rPr>
           <w:b w:val="0"/>
@@ -989,616 +771,20 @@
         <w:pStyle w:val="Heading1"/>
       </w:pPr>
       <w:r>
-        <w:t>10. Self check</w:t>
-      </w:r>
-    </w:p>
-    <w:p>
-      <w:r>
-        <w:t>Judge explanation, evidence, transfer and limits separately; attach the work behind your judgement.</w:t>
-      </w:r>
-    </w:p>
-    <w:p>
-      <w:pPr>
-        <w:pStyle w:val="ListBullet"/>
-      </w:pPr>
-      <w:r>
-        <w:t>I can explain the mechanism.</w:t>
-      </w:r>
-    </w:p>
-    <w:p>
-      <w:pPr>
-        <w:pStyle w:val="ListBullet"/>
-      </w:pPr>
-      <w:r>
-        <w:t>I can show evidence.</w:t>
-      </w:r>
-    </w:p>
-    <w:p>
-      <w:pPr>
-        <w:pStyle w:val="ListBullet"/>
-      </w:pPr>
-      <w:r>
-        <w:t>I can handle a changed case.</w:t>
-      </w:r>
-    </w:p>
-    <w:p>
-      <w:pPr>
-        <w:pStyle w:val="ListBullet"/>
-      </w:pPr>
-      <w:r>
-        <w:t>I can name a limit.</w:t>
-      </w:r>
-    </w:p>
-    <w:p>
-      <w:r>
-        <w:t>Mark each as not yet, with help or independently, and attach supporting work.</w:t>
-      </w:r>
-    </w:p>
-    <w:p>
-      <w:pPr>
-        <w:spacing w:line="336" w:lineRule="auto" w:after="180"/>
-      </w:pPr>
-      <w:r>
-        <w:rPr>
-          <w:b w:val="0"/>
-        </w:rPr>
-        <w:t>Teacher review ____________________  Next step ____________________</w:t>
-      </w:r>
-    </w:p>
-    <w:p>
-      <w:pPr>
-        <w:pStyle w:val="Heading1"/>
-      </w:pPr>
-      <w:r>
-        <w:t>11. Transfer practice from the original programme</w:t>
-      </w:r>
-    </w:p>
-    <w:p>
-      <w:r>
-        <w:t>Use this earlier case as transfer practice. A case already discussed with feedback is not fresh assessment evidence.</w:t>
-      </w:r>
-    </w:p>
-    <w:p>
-      <w:pPr>
-        <w:spacing w:line="336" w:lineRule="auto" w:after="180"/>
-      </w:pPr>
-      <w:r>
-        <w:rPr>
-          <w:b w:val="0"/>
-        </w:rPr>
-        <w:t xml:space="preserve">A team tests five rule versions on the same ten books and chooses the highest score. It calls the final score an unbiased </w:t>
-      </w:r>
-      <w:r>
-        <w:rPr>
-          <w:b/>
-        </w:rPr>
-        <w:t>unseen</w:t>
-      </w:r>
-      <w:r>
-        <w:rPr>
-          <w:b w:val="0"/>
-        </w:rPr>
-        <w:t xml:space="preserve"> test result. Explain the issue and revise the evaluation plan.</w:t>
-      </w:r>
-    </w:p>
-    <w:p>
-      <w:pPr>
-        <w:pStyle w:val="Heading3"/>
-      </w:pPr>
-      <w:r>
-        <w:t>My independently reasoned answer</w:t>
-      </w:r>
-    </w:p>
-    <w:p>
-      <w:r>
-        <w:t>________________________________________________________________</w:t>
-      </w:r>
-    </w:p>
-    <w:p>
-      <w:r>
-        <w:t>________________________________________________________________</w:t>
-      </w:r>
-    </w:p>
-    <w:p>
-      <w:r>
-        <w:t>________________________________________________________________</w:t>
-      </w:r>
-    </w:p>
-    <w:p>
-      <w:r>
-        <w:t>________________________________________________________________</w:t>
-      </w:r>
-    </w:p>
-    <w:p>
-      <w:r>
-        <w:t>________________________________________________________________</w:t>
-      </w:r>
-    </w:p>
-    <w:p>
-      <w:r>
-        <w:t>________________________________________________________________</w:t>
-      </w:r>
-    </w:p>
-    <w:p>
-      <w:r>
-        <w:t>________________________________________________________________</w:t>
-      </w:r>
-    </w:p>
-    <w:p>
-      <w:pPr>
-        <w:spacing w:line="336" w:lineRule="auto" w:after="180"/>
-      </w:pPr>
-      <w:r>
-        <w:rPr>
-          <w:b w:val="0"/>
-        </w:rPr>
-        <w:t>Record support used: none, hint or teacher explanation.</w:t>
-      </w:r>
-    </w:p>
-    <w:p>
-      <w:pPr>
-        <w:pStyle w:val="Heading1"/>
-      </w:pPr>
-      <w:r>
-        <w:t>12. W1 Explain the three roles</w:t>
-      </w:r>
-    </w:p>
-    <w:p>
-      <w:r>
-        <w:t>Explain the three roles. Apply the supplied Training and Testing facts and keep your reasoning.</w:t>
-      </w:r>
-    </w:p>
-    <w:p>
-      <w:pPr>
-        <w:spacing w:line="336" w:lineRule="auto" w:after="180"/>
-        <w:shd w:fill="F5F1FB"/>
-      </w:pPr>
-      <w:r>
-        <w:rPr>
-          <w:b w:val="0"/>
-        </w:rPr>
-        <w:t xml:space="preserve">Explain what </w:t>
-      </w:r>
-      <w:r>
-        <w:rPr>
-          <w:b/>
-        </w:rPr>
-        <w:t>training</w:t>
-      </w:r>
-      <w:r>
-        <w:rPr>
-          <w:b w:val="0"/>
-        </w:rPr>
-        <w:t xml:space="preserve">, validation and </w:t>
-      </w:r>
-      <w:r>
-        <w:rPr>
-          <w:b/>
-        </w:rPr>
-        <w:t>test set</w:t>
-      </w:r>
-      <w:r>
-        <w:rPr>
-          <w:b w:val="0"/>
-        </w:rPr>
-        <w:t>s are used for. What changes if you repeatedly choose a model using its test score?</w:t>
-      </w:r>
-    </w:p>
-    <w:p>
-      <w:pPr>
-        <w:pStyle w:val="Heading3"/>
-      </w:pPr>
-      <w:r>
-        <w:t>My reasoning and evidence</w:t>
-      </w:r>
-    </w:p>
-    <w:p>
-      <w:r>
-        <w:t>________________________________________________________________</w:t>
-      </w:r>
-    </w:p>
-    <w:p>
-      <w:r>
-        <w:t>________________________________________________________________</w:t>
-      </w:r>
-    </w:p>
-    <w:p>
-      <w:r>
-        <w:t>________________________________________________________________</w:t>
-      </w:r>
-    </w:p>
-    <w:p>
-      <w:r>
-        <w:t>________________________________________________________________</w:t>
-      </w:r>
-    </w:p>
-    <w:p>
-      <w:r>
-        <w:t>________________________________________________________________</w:t>
-      </w:r>
-    </w:p>
-    <w:p>
-      <w:r>
-        <w:t>________________________________________________________________</w:t>
-      </w:r>
-    </w:p>
-    <w:p>
-      <w:pPr>
-        <w:pStyle w:val="Heading1"/>
-      </w:pPr>
-      <w:r>
-        <w:t>13. W2 Distinguish frames from groups</w:t>
-      </w:r>
-    </w:p>
-    <w:p>
-      <w:r>
-        <w:t>Distinguish frames from groups. Apply the supplied Training and Testing facts and keep your reasoning.</w:t>
-      </w:r>
-    </w:p>
-    <w:p>
-      <w:pPr>
-        <w:spacing w:line="336" w:lineRule="auto" w:after="180"/>
-      </w:pPr>
-      <w:r>
-        <w:rPr>
-          <w:b w:val="0"/>
-        </w:rPr>
-        <w:t xml:space="preserve">For the worked A through F plan, give </w:t>
-      </w:r>
-      <w:r>
-        <w:rPr>
-          <w:b/>
-        </w:rPr>
-        <w:t>training</w:t>
-      </w:r>
-      <w:r>
-        <w:rPr>
-          <w:b w:val="0"/>
-        </w:rPr>
-        <w:t xml:space="preserve">, validation and test counts first in </w:t>
-      </w:r>
-      <w:r>
-        <w:rPr>
-          <w:b/>
-        </w:rPr>
-        <w:t>group</w:t>
-      </w:r>
-      <w:r>
-        <w:rPr>
-          <w:b w:val="0"/>
-        </w:rPr>
-        <w:t>s and then in rows. Interpret [] from the code and state one problem it cannot detect.</w:t>
-      </w:r>
-    </w:p>
-    <w:p>
-      <w:pPr>
-        <w:pStyle w:val="Heading3"/>
-      </w:pPr>
-      <w:r>
-        <w:t>My reasoning and evidence</w:t>
-      </w:r>
-    </w:p>
-    <w:p>
-      <w:r>
-        <w:t>________________________________________________________________</w:t>
-      </w:r>
-    </w:p>
-    <w:p>
-      <w:r>
-        <w:t>________________________________________________________________</w:t>
-      </w:r>
-    </w:p>
-    <w:p>
-      <w:r>
-        <w:t>________________________________________________________________</w:t>
-      </w:r>
-    </w:p>
-    <w:p>
-      <w:r>
-        <w:t>________________________________________________________________</w:t>
-      </w:r>
-    </w:p>
-    <w:p>
-      <w:r>
-        <w:t>________________________________________________________________</w:t>
-      </w:r>
-    </w:p>
-    <w:p>
-      <w:r>
-        <w:t>________________________________________________________________</w:t>
-      </w:r>
-    </w:p>
-    <w:p>
-      <w:pPr>
-        <w:pStyle w:val="Heading1"/>
-      </w:pPr>
-      <w:r>
-        <w:t>14. W3 Repair a related example leak</w:t>
-      </w:r>
-    </w:p>
-    <w:p>
-      <w:r>
-        <w:t>Repair a related example leak. Apply the supplied Training and Testing facts and keep your reasoning.</w:t>
-      </w:r>
-    </w:p>
-    <w:p>
-      <w:pPr>
-        <w:spacing w:line="336" w:lineRule="auto" w:after="180"/>
-      </w:pPr>
-      <w:r>
-        <w:rPr>
-          <w:b w:val="0"/>
-        </w:rPr>
-        <w:t xml:space="preserve">A1 and A2 are in </w:t>
-      </w:r>
-      <w:r>
-        <w:rPr>
-          <w:b/>
-        </w:rPr>
-        <w:t>training</w:t>
-      </w:r>
-      <w:r>
-        <w:rPr>
-          <w:b w:val="0"/>
-        </w:rPr>
-        <w:t xml:space="preserve"> and A3 is in test. Explain why unique frame IDs and a fixed random seed do not fix this. Propose a repair and what to record.</w:t>
-      </w:r>
-    </w:p>
-    <w:p>
-      <w:pPr>
-        <w:pStyle w:val="Heading3"/>
-      </w:pPr>
-      <w:r>
-        <w:t>My reasoning and evidence</w:t>
-      </w:r>
-    </w:p>
-    <w:p>
-      <w:r>
-        <w:t>________________________________________________________________</w:t>
-      </w:r>
-    </w:p>
-    <w:p>
-      <w:r>
-        <w:t>________________________________________________________________</w:t>
-      </w:r>
-    </w:p>
-    <w:p>
-      <w:r>
-        <w:t>________________________________________________________________</w:t>
-      </w:r>
-    </w:p>
-    <w:p>
-      <w:r>
-        <w:t>________________________________________________________________</w:t>
-      </w:r>
-    </w:p>
-    <w:p>
-      <w:r>
-        <w:t>________________________________________________________________</w:t>
-      </w:r>
-    </w:p>
-    <w:p>
-      <w:r>
-        <w:t>________________________________________________________________</w:t>
-      </w:r>
-    </w:p>
-    <w:p>
-      <w:pPr>
-        <w:pStyle w:val="Heading1"/>
-      </w:pPr>
-      <w:r>
-        <w:t>15. W4 Audit and repair independently</w:t>
-      </w:r>
-    </w:p>
-    <w:p>
-      <w:r>
-        <w:t>Attempt before feedback. If this repeats the selected independent case, reuse that first attempt; otherwise keep a separate record. Audit and repair independently. Apply the supplied Training and Testing facts and keep your reasoning.</w:t>
-      </w:r>
-    </w:p>
-    <w:p>
-      <w:pPr>
-        <w:spacing w:line="336" w:lineRule="auto" w:after="180"/>
-      </w:pPr>
-      <w:r>
-        <w:rPr>
-          <w:b w:val="0"/>
-        </w:rPr>
-        <w:t xml:space="preserve">Eight frames come from trips P (P1 P2 P3), Q (Q1 Q2), R (R1), S (S1 S2). A proposed split is </w:t>
-      </w:r>
-      <w:r>
-        <w:rPr>
-          <w:b/>
-        </w:rPr>
-        <w:t>training</w:t>
-      </w:r>
-      <w:r>
-        <w:rPr>
-          <w:b w:val="0"/>
-        </w:rPr>
-        <w:t xml:space="preserve"> P1 Q1 R1; validation P2 S1; test Q2 P3 S2. Identify shared </w:t>
-      </w:r>
-      <w:r>
-        <w:rPr>
-          <w:b/>
-        </w:rPr>
-        <w:t>group</w:t>
-      </w:r>
-      <w:r>
-        <w:rPr>
-          <w:b w:val="0"/>
-        </w:rPr>
-        <w:t>s for each pair of sets.</w:t>
-      </w:r>
-    </w:p>
-    <w:p>
-      <w:pPr>
-        <w:spacing w:line="336" w:lineRule="auto" w:after="180"/>
-      </w:pPr>
-      <w:r>
-        <w:rPr>
-          <w:b w:val="0"/>
-        </w:rPr>
-        <w:t xml:space="preserve">Repair it by assigning P and Q to </w:t>
-      </w:r>
-      <w:r>
-        <w:rPr>
-          <w:b/>
-        </w:rPr>
-        <w:t>training</w:t>
-      </w:r>
-      <w:r>
-        <w:rPr>
-          <w:b w:val="0"/>
-        </w:rPr>
-        <w:t xml:space="preserve">, R to validation and S to test. List all frames in each role and give row and </w:t>
-      </w:r>
-      <w:r>
-        <w:rPr>
-          <w:b/>
-        </w:rPr>
-        <w:t>group</w:t>
-      </w:r>
-      <w:r>
-        <w:rPr>
-          <w:b w:val="0"/>
-        </w:rPr>
-        <w:t xml:space="preserve"> counts. State one limit of the repaired plan.</w:t>
-      </w:r>
-    </w:p>
-    <w:p>
-      <w:pPr>
-        <w:pStyle w:val="Heading3"/>
-      </w:pPr>
-      <w:r>
-        <w:t>My reasoning and evidence</w:t>
-      </w:r>
-    </w:p>
-    <w:p>
-      <w:r>
-        <w:t>________________________________________________________________</w:t>
-      </w:r>
-    </w:p>
-    <w:p>
-      <w:r>
-        <w:t>________________________________________________________________</w:t>
-      </w:r>
-    </w:p>
-    <w:p>
-      <w:r>
-        <w:t>________________________________________________________________</w:t>
-      </w:r>
-    </w:p>
-    <w:p>
-      <w:r>
-        <w:t>________________________________________________________________</w:t>
-      </w:r>
-    </w:p>
-    <w:p>
-      <w:r>
-        <w:t>________________________________________________________________</w:t>
-      </w:r>
-    </w:p>
-    <w:p>
-      <w:r>
-        <w:t>________________________________________________________________</w:t>
-      </w:r>
-    </w:p>
-    <w:p>
-      <w:r>
-        <w:t>________________________________________________________________</w:t>
-      </w:r>
-    </w:p>
-    <w:p>
-      <w:r>
-        <w:t>________________________________________________________________</w:t>
-      </w:r>
-    </w:p>
-    <w:p>
-      <w:pPr>
-        <w:pStyle w:val="Heading1"/>
-      </w:pPr>
-      <w:r>
-        <w:t>16. W5 Match separation to the claim</w:t>
-      </w:r>
-    </w:p>
-    <w:p>
-      <w:r>
-        <w:t>Match separation to the claim. Apply the supplied Training and Testing facts and keep your reasoning.</w:t>
-      </w:r>
-    </w:p>
-    <w:p>
-      <w:pPr>
-        <w:spacing w:line="336" w:lineRule="auto" w:after="180"/>
-        <w:shd w:fill="F5F1FB"/>
-      </w:pPr>
-      <w:r>
-        <w:rPr>
-          <w:b w:val="0"/>
-        </w:rPr>
-        <w:t>A model will be evaluated on new routes. Route North has trips A and B; route South has C and D. A proposed split trains on A and C and tests on B and D. Explain the problem and give a route-based alternative.</w:t>
-      </w:r>
-    </w:p>
-    <w:p>
-      <w:pPr>
-        <w:spacing w:line="336" w:lineRule="auto" w:after="180"/>
-        <w:shd w:fill="F5F1FB"/>
-      </w:pPr>
-      <w:r>
-        <w:rPr>
-          <w:b w:val="0"/>
-        </w:rPr>
-        <w:t>Is this enough for a strong performance claim?</w:t>
-      </w:r>
-    </w:p>
-    <w:p>
-      <w:pPr>
-        <w:pStyle w:val="Heading3"/>
-      </w:pPr>
-      <w:r>
-        <w:t>My reasoning and evidence</w:t>
-      </w:r>
-    </w:p>
-    <w:p>
-      <w:r>
-        <w:t>________________________________________________________________</w:t>
-      </w:r>
-    </w:p>
-    <w:p>
-      <w:r>
-        <w:t>________________________________________________________________</w:t>
-      </w:r>
-    </w:p>
-    <w:p>
-      <w:r>
-        <w:t>________________________________________________________________</w:t>
-      </w:r>
-    </w:p>
-    <w:p>
-      <w:r>
-        <w:t>________________________________________________________________</w:t>
-      </w:r>
-    </w:p>
-    <w:p>
-      <w:r>
-        <w:t>________________________________________________________________</w:t>
-      </w:r>
-    </w:p>
-    <w:p>
-      <w:r>
-        <w:t>________________________________________________________________</w:t>
-      </w:r>
-    </w:p>
-    <w:p>
-      <w:pPr>
-        <w:pStyle w:val="Heading1"/>
-      </w:pPr>
-      <w:r>
-        <w:t>17. Feedback, return check and learning record</w:t>
-      </w:r>
-    </w:p>
-    <w:p>
-      <w:r>
-        <w:t>Record the first repaired step and a different case to revisit after a delay.</w:t>
+        <w:t>17. Feedback · Repair and return</w:t>
+      </w:r>
+    </w:p>
+    <w:p>
+      <w:r>
+        <w:t>Keep the first attempt, the repair and a changed-case return.</w:t>
+      </w:r>
+    </w:p>
+    <w:p>
+      <w:pPr>
+        <w:pStyle w:val="Heading2"/>
+      </w:pPr>
+      <w:r>
+        <w:t>Your evidence record</w:t>
       </w:r>
     </w:p>
     <w:tbl>
@@ -1753,12 +939,969 @@
         <w:pStyle w:val="Heading1"/>
       </w:pPr>
       <w:r>
-        <w:t>18. Pictorial case practice: Training and Testing</w:t>
-      </w:r>
-    </w:p>
-    <w:p>
-      <w:r>
-        <w:t>A fictional catalogue model learns from scans of book covers and will face previously unseen books. Explain the labelled step before checking the changed condition.</w:t>
+        <w:t>10. Finish · Judge the evidence in your work</w:t>
+      </w:r>
+    </w:p>
+    <w:p>
+      <w:r>
+        <w:t>Point to work that supports your confidence level.</w:t>
+      </w:r>
+    </w:p>
+    <w:p>
+      <w:pPr>
+        <w:pStyle w:val="Heading2"/>
+      </w:pPr>
+      <w:r>
+        <w:t>Your evidence record</w:t>
+      </w:r>
+    </w:p>
+    <w:p>
+      <w:pPr>
+        <w:pStyle w:val="ListBullet"/>
+      </w:pPr>
+      <w:r>
+        <w:t>I can explain the mechanism.</w:t>
+      </w:r>
+    </w:p>
+    <w:p>
+      <w:pPr>
+        <w:pStyle w:val="ListBullet"/>
+      </w:pPr>
+      <w:r>
+        <w:t>I can show evidence.</w:t>
+      </w:r>
+    </w:p>
+    <w:p>
+      <w:pPr>
+        <w:pStyle w:val="ListBullet"/>
+      </w:pPr>
+      <w:r>
+        <w:t>I can handle a changed case.</w:t>
+      </w:r>
+    </w:p>
+    <w:p>
+      <w:pPr>
+        <w:pStyle w:val="ListBullet"/>
+      </w:pPr>
+      <w:r>
+        <w:t>I can name a limit.</w:t>
+      </w:r>
+    </w:p>
+    <w:p>
+      <w:r>
+        <w:t>Mark each as not yet, with help or independently, and attach supporting work.</w:t>
+      </w:r>
+    </w:p>
+    <w:p>
+      <w:pPr>
+        <w:spacing w:line="336" w:lineRule="auto" w:after="180"/>
+      </w:pPr>
+      <w:r>
+        <w:rPr>
+          <w:b w:val="0"/>
+        </w:rPr>
+        <w:t>Teacher review ____________________  Next step ____________________</w:t>
+      </w:r>
+    </w:p>
+    <w:p>
+      <w:pPr>
+        <w:pStyle w:val="Heading1"/>
+      </w:pPr>
+      <w:r>
+        <w:t>Reference bank and extra practice</w:t>
+      </w:r>
+    </w:p>
+    <w:p>
+      <w:pPr>
+        <w:pStyle w:val="Heading1"/>
+      </w:pPr>
+      <w:r>
+        <w:t>02. Reference · Supported W2 record</w:t>
+      </w:r>
+    </w:p>
+    <w:p>
+      <w:r>
+        <w:t>This is the same W2 attempt. Keep one response record.</w:t>
+      </w:r>
+    </w:p>
+    <w:p>
+      <w:pPr>
+        <w:pStyle w:val="Heading2"/>
+      </w:pPr>
+      <w:r>
+        <w:t>Use this when helpful</w:t>
+      </w:r>
+    </w:p>
+    <w:p>
+      <w:pPr>
+        <w:spacing w:line="336" w:lineRule="auto" w:after="180"/>
+      </w:pPr>
+      <w:r>
+        <w:rPr>
+          <w:b w:val="0"/>
+        </w:rPr>
+        <w:t xml:space="preserve">Use W2: Distinguish frames from </w:t>
+      </w:r>
+      <w:r>
+        <w:rPr>
+          <w:b/>
+        </w:rPr>
+        <w:t>group</w:t>
+      </w:r>
+      <w:r>
+        <w:rPr>
+          <w:b w:val="0"/>
+        </w:rPr>
+        <w:t>s for Splits and related examples. Record the answer once; the lesson and workbook refer to the same attempt.</w:t>
+      </w:r>
+    </w:p>
+    <w:tbl>
+      <w:tblPr>
+        <w:tblStyle w:val="LightShading-Accent1"/>
+        <w:tblW w:type="auto" w:w="0"/>
+        <w:tblLook w:firstColumn="1" w:firstRow="1" w:lastColumn="0" w:lastRow="0" w:noHBand="0" w:noVBand="1" w:val="04A0"/>
+      </w:tblPr>
+      <w:tblGrid>
+        <w:gridCol w:w="2556"/>
+        <w:gridCol w:w="2556"/>
+        <w:gridCol w:w="2556"/>
+        <w:gridCol w:w="2556"/>
+      </w:tblGrid>
+      <w:tr>
+        <w:trPr>
+          <w:tblHeader/>
+        </w:trPr>
+        <w:tc>
+          <w:tcPr>
+            <w:tcW w:type="dxa" w:w="2556"/>
+          </w:tcPr>
+          <w:p>
+            <w:r>
+              <w:t>Given inputs</w:t>
+            </w:r>
+          </w:p>
+        </w:tc>
+        <w:tc>
+          <w:tcPr>
+            <w:tcW w:type="dxa" w:w="2556"/>
+          </w:tcPr>
+          <w:p>
+            <w:r>
+              <w:t>Procedure I chose</w:t>
+            </w:r>
+          </w:p>
+        </w:tc>
+        <w:tc>
+          <w:tcPr>
+            <w:tcW w:type="dxa" w:w="2556"/>
+          </w:tcPr>
+          <w:p>
+            <w:r>
+              <w:t>Middle steps</w:t>
+            </w:r>
+          </w:p>
+        </w:tc>
+        <w:tc>
+          <w:tcPr>
+            <w:tcW w:type="dxa" w:w="2556"/>
+          </w:tcPr>
+          <w:p>
+            <w:r>
+              <w:t>Result and check</w:t>
+            </w:r>
+          </w:p>
+        </w:tc>
+      </w:tr>
+      <w:tr>
+        <w:tc>
+          <w:tcPr>
+            <w:tcW w:type="dxa" w:w="2556"/>
+          </w:tcPr>
+          <w:p>
+            <w:r/>
+          </w:p>
+        </w:tc>
+        <w:tc>
+          <w:tcPr>
+            <w:tcW w:type="dxa" w:w="2556"/>
+          </w:tcPr>
+          <w:p>
+            <w:r/>
+          </w:p>
+        </w:tc>
+        <w:tc>
+          <w:tcPr>
+            <w:tcW w:type="dxa" w:w="2556"/>
+          </w:tcPr>
+          <w:p>
+            <w:r/>
+          </w:p>
+        </w:tc>
+        <w:tc>
+          <w:tcPr>
+            <w:tcW w:type="dxa" w:w="2556"/>
+          </w:tcPr>
+          <w:p>
+            <w:r/>
+          </w:p>
+        </w:tc>
+      </w:tr>
+    </w:tbl>
+    <w:p>
+      <w:pPr>
+        <w:pStyle w:val="Heading3"/>
+      </w:pPr>
+      <w:r>
+        <w:t>The step I completed without help, and the hint I needed</w:t>
+      </w:r>
+    </w:p>
+    <w:p>
+      <w:r>
+        <w:t>________________________________________________________________</w:t>
+      </w:r>
+    </w:p>
+    <w:p>
+      <w:r>
+        <w:t>________________________________________________________________</w:t>
+      </w:r>
+    </w:p>
+    <w:p>
+      <w:r>
+        <w:t>________________________________________________________________</w:t>
+      </w:r>
+    </w:p>
+    <w:p>
+      <w:pPr>
+        <w:pStyle w:val="Heading1"/>
+      </w:pPr>
+      <w:r>
+        <w:t>03. Extra practice · Repair the explanation</w:t>
+      </w:r>
+    </w:p>
+    <w:p>
+      <w:r>
+        <w:t>Explain the deciding fact before discussing the answer.</w:t>
+      </w:r>
+    </w:p>
+    <w:p>
+      <w:pPr>
+        <w:pStyle w:val="Heading2"/>
+      </w:pPr>
+      <w:r>
+        <w:t>Use this when helpful</w:t>
+      </w:r>
+    </w:p>
+    <w:p>
+      <w:pPr>
+        <w:spacing w:line="336" w:lineRule="auto" w:after="180"/>
+      </w:pPr>
+      <w:r>
+        <w:rPr>
+          <w:b w:val="0"/>
+        </w:rPr>
+        <w:t>Use the worked case for Splits and related examples. Proposed explanation: “Different row IDs mean independent examples”. Decide whether this explanation is supported.</w:t>
+      </w:r>
+    </w:p>
+    <w:p>
+      <w:pPr>
+        <w:spacing w:line="336" w:lineRule="auto" w:after="180"/>
+      </w:pPr>
+      <w:r>
+        <w:rPr>
+          <w:b w:val="0"/>
+        </w:rPr>
+        <w:t>Point to the step or supplied fact that decides; explain your repair if needed.</w:t>
+      </w:r>
+    </w:p>
+    <w:p>
+      <w:pPr>
+        <w:pStyle w:val="Heading3"/>
+      </w:pPr>
+      <w:r>
+        <w:t>My explanation before partner discussion</w:t>
+      </w:r>
+    </w:p>
+    <w:p>
+      <w:r>
+        <w:t>________________________________________________________________</w:t>
+      </w:r>
+    </w:p>
+    <w:p>
+      <w:r>
+        <w:t>________________________________________________________________</w:t>
+      </w:r>
+    </w:p>
+    <w:p>
+      <w:r>
+        <w:t>________________________________________________________________</w:t>
+      </w:r>
+    </w:p>
+    <w:p>
+      <w:r>
+        <w:t>________________________________________________________________</w:t>
+      </w:r>
+    </w:p>
+    <w:p>
+      <w:pPr>
+        <w:pStyle w:val="Heading1"/>
+      </w:pPr>
+      <w:r>
+        <w:t>05. Reference · Original learning target</w:t>
+      </w:r>
+    </w:p>
+    <w:p>
+      <w:r>
+        <w:t>Use this target to inspect an explanation.</w:t>
+      </w:r>
+    </w:p>
+    <w:p>
+      <w:pPr>
+        <w:pStyle w:val="Heading2"/>
+      </w:pPr>
+      <w:r>
+        <w:t>Use this when helpful</w:t>
+      </w:r>
+    </w:p>
+    <w:p>
+      <w:pPr>
+        <w:spacing w:line="336" w:lineRule="auto" w:after="180"/>
+      </w:pPr>
+      <w:r>
+        <w:rPr>
+          <w:b w:val="0"/>
+        </w:rPr>
+        <w:t xml:space="preserve">A team tests five rule versions on the same ten books and chooses the highest score. It calls the final score an unbiased </w:t>
+      </w:r>
+      <w:r>
+        <w:rPr>
+          <w:b/>
+        </w:rPr>
+        <w:t>unseen</w:t>
+      </w:r>
+      <w:r>
+        <w:rPr>
+          <w:b w:val="0"/>
+        </w:rPr>
+        <w:t xml:space="preserve"> test result. Explain the issue and revise the evaluation plan.</w:t>
+      </w:r>
+    </w:p>
+    <w:p>
+      <w:pPr>
+        <w:pStyle w:val="Heading1"/>
+      </w:pPr>
+      <w:r>
+        <w:t>06. Extra practice · A complete case</w:t>
+      </w:r>
+    </w:p>
+    <w:p>
+      <w:r>
+        <w:t>Try the question before checking the worked explanation.</w:t>
+      </w:r>
+    </w:p>
+    <w:p>
+      <w:pPr>
+        <w:pStyle w:val="Heading2"/>
+      </w:pPr>
+      <w:r>
+        <w:t>Use this when helpful</w:t>
+      </w:r>
+    </w:p>
+    <w:p>
+      <w:pPr>
+        <w:spacing w:line="336" w:lineRule="auto" w:after="180"/>
+      </w:pPr>
+      <w:r>
+        <w:rPr>
+          <w:b w:val="0"/>
+        </w:rPr>
+        <w:t>A rule is developed and evaluated using the same books A–H.</w:t>
+      </w:r>
+    </w:p>
+    <w:p>
+      <w:pPr>
+        <w:spacing w:line="336" w:lineRule="auto" w:after="180"/>
+      </w:pPr>
+      <w:r>
+        <w:rPr>
+          <w:b w:val="0"/>
+        </w:rPr>
+        <w:t xml:space="preserve">Why does this not establish </w:t>
+      </w:r>
+      <w:r>
+        <w:rPr>
+          <w:b/>
+        </w:rPr>
+        <w:t>unseen</w:t>
+      </w:r>
+      <w:r>
+        <w:rPr>
+          <w:b w:val="0"/>
+        </w:rPr>
+        <w:t xml:space="preserve"> performance?</w:t>
+      </w:r>
+    </w:p>
+    <w:p>
+      <w:pPr>
+        <w:spacing w:line="336" w:lineRule="auto" w:after="180"/>
+      </w:pPr>
+      <w:r>
+        <w:rPr>
+          <w:b w:val="0"/>
+        </w:rPr>
+        <w:t xml:space="preserve">Show your trace, calculation or </w:t>
+      </w:r>
+      <w:r>
+        <w:rPr>
+          <w:b/>
+        </w:rPr>
+        <w:t>evidence</w:t>
+      </w:r>
+    </w:p>
+    <w:p>
+      <w:pPr>
+        <w:pStyle w:val="Heading3"/>
+      </w:pPr>
+      <w:r>
+        <w:t>Write or draw your reasoning and evidence.</w:t>
+      </w:r>
+    </w:p>
+    <w:p>
+      <w:r>
+        <w:t>________________________________________________________________</w:t>
+      </w:r>
+    </w:p>
+    <w:p>
+      <w:r>
+        <w:t>________________________________________________________________</w:t>
+      </w:r>
+    </w:p>
+    <w:p>
+      <w:r>
+        <w:t>________________________________________________________________</w:t>
+      </w:r>
+    </w:p>
+    <w:p>
+      <w:r>
+        <w:t>________________________________________________________________</w:t>
+      </w:r>
+    </w:p>
+    <w:p>
+      <w:r>
+        <w:t>________________________________________________________________</w:t>
+      </w:r>
+    </w:p>
+    <w:p>
+      <w:pPr>
+        <w:pStyle w:val="Heading1"/>
+      </w:pPr>
+      <w:r>
+        <w:t>07. Extra practice · A changed case</w:t>
+      </w:r>
+    </w:p>
+    <w:p>
+      <w:r>
+        <w:t>Keep this practice separate from the reserved independent attempt.</w:t>
+      </w:r>
+    </w:p>
+    <w:p>
+      <w:pPr>
+        <w:pStyle w:val="Heading2"/>
+      </w:pPr>
+      <w:r>
+        <w:t>Use this when helpful</w:t>
+      </w:r>
+    </w:p>
+    <w:p>
+      <w:pPr>
+        <w:spacing w:line="336" w:lineRule="auto" w:after="180"/>
+      </w:pPr>
+      <w:r>
+        <w:rPr>
+          <w:b w:val="0"/>
+        </w:rPr>
+        <w:t xml:space="preserve">You tune a rule using cards 1 to 8 and test it on cards 9 and 10. After seeing card 9's error you change the rule. Is card 9 still untouched test </w:t>
+      </w:r>
+      <w:r>
+        <w:rPr>
+          <w:b/>
+        </w:rPr>
+        <w:t>evidence</w:t>
+      </w:r>
+      <w:r>
+        <w:rPr>
+          <w:b w:val="0"/>
+        </w:rPr>
+        <w:t>?</w:t>
+      </w:r>
+    </w:p>
+    <w:p>
+      <w:pPr>
+        <w:spacing w:line="336" w:lineRule="auto" w:after="180"/>
+      </w:pPr>
+      <w:r>
+        <w:rPr>
+          <w:b w:val="0"/>
+        </w:rPr>
+        <w:t>My practice answer and reason</w:t>
+      </w:r>
+    </w:p>
+    <w:p>
+      <w:pPr>
+        <w:pStyle w:val="Heading3"/>
+      </w:pPr>
+      <w:r>
+        <w:t>Write or draw your reasoning and evidence.</w:t>
+      </w:r>
+    </w:p>
+    <w:p>
+      <w:r>
+        <w:t>________________________________________________________________</w:t>
+      </w:r>
+    </w:p>
+    <w:p>
+      <w:r>
+        <w:t>________________________________________________________________</w:t>
+      </w:r>
+    </w:p>
+    <w:p>
+      <w:r>
+        <w:t>________________________________________________________________</w:t>
+      </w:r>
+    </w:p>
+    <w:p>
+      <w:r>
+        <w:t>________________________________________________________________</w:t>
+      </w:r>
+    </w:p>
+    <w:p>
+      <w:r>
+        <w:t>________________________________________________________________</w:t>
+      </w:r>
+    </w:p>
+    <w:p>
+      <w:pPr>
+        <w:pStyle w:val="Heading3"/>
+      </w:pPr>
+      <w:r>
+        <w:t>Week 11 Test and reflect</w:t>
+      </w:r>
+    </w:p>
+    <w:p>
+      <w:pPr>
+        <w:pStyle w:val="Heading1"/>
+      </w:pPr>
+      <w:r>
+        <w:t>08. Extra practice · Design a revealing test</w:t>
+      </w:r>
+    </w:p>
+    <w:p>
+      <w:r>
+        <w:t>Predict before tracing or testing.</w:t>
+      </w:r>
+    </w:p>
+    <w:p>
+      <w:pPr>
+        <w:pStyle w:val="Heading2"/>
+      </w:pPr>
+      <w:r>
+        <w:t>Use this when helpful</w:t>
+      </w:r>
+    </w:p>
+    <w:p>
+      <w:pPr>
+        <w:spacing w:line="336" w:lineRule="auto" w:after="180"/>
+      </w:pPr>
+      <w:r>
+        <w:rPr>
+          <w:b w:val="0"/>
+        </w:rPr>
+        <w:t xml:space="preserve">Create a changed </w:t>
+      </w:r>
+      <w:r>
+        <w:rPr>
+          <w:b/>
+        </w:rPr>
+        <w:t>input</w:t>
+      </w:r>
+      <w:r>
+        <w:rPr>
+          <w:b w:val="0"/>
+        </w:rPr>
+        <w:t>, boundary case or missing-information case. Write the expected answer or safe response before testing.</w:t>
+      </w:r>
+    </w:p>
+    <w:tbl>
+      <w:tblPr>
+        <w:tblStyle w:val="LightShading-Accent1"/>
+        <w:tblW w:type="auto" w:w="0"/>
+        <w:tblLook w:firstColumn="1" w:firstRow="1" w:lastColumn="0" w:lastRow="0" w:noHBand="0" w:noVBand="1" w:val="04A0"/>
+      </w:tblPr>
+      <w:tblGrid>
+        <w:gridCol w:w="5112"/>
+        <w:gridCol w:w="5112"/>
+      </w:tblGrid>
+      <w:tr>
+        <w:trPr>
+          <w:tblHeader/>
+        </w:trPr>
+        <w:tc>
+          <w:tcPr>
+            <w:tcW w:type="dxa" w:w="5112"/>
+          </w:tcPr>
+          <w:p>
+            <w:r>
+              <w:t>Test record</w:t>
+            </w:r>
+          </w:p>
+        </w:tc>
+        <w:tc>
+          <w:tcPr>
+            <w:tcW w:type="dxa" w:w="5112"/>
+          </w:tcPr>
+          <w:p>
+            <w:r>
+              <w:t>My evidence</w:t>
+            </w:r>
+          </w:p>
+        </w:tc>
+      </w:tr>
+      <w:tr>
+        <w:tc>
+          <w:tcPr>
+            <w:tcW w:type="dxa" w:w="5112"/>
+          </w:tcPr>
+          <w:p>
+            <w:r>
+              <w:t>Changed input or condition</w:t>
+            </w:r>
+          </w:p>
+        </w:tc>
+        <w:tc>
+          <w:tcPr>
+            <w:tcW w:type="dxa" w:w="5112"/>
+          </w:tcPr>
+          <w:p>
+            <w:r/>
+          </w:p>
+        </w:tc>
+      </w:tr>
+      <w:tr>
+        <w:tc>
+          <w:tcPr>
+            <w:tcW w:type="dxa" w:w="5112"/>
+          </w:tcPr>
+          <w:p>
+            <w:r>
+              <w:t>Expected answer or fallback</w:t>
+            </w:r>
+          </w:p>
+        </w:tc>
+        <w:tc>
+          <w:tcPr>
+            <w:tcW w:type="dxa" w:w="5112"/>
+          </w:tcPr>
+          <w:p>
+            <w:r/>
+          </w:p>
+        </w:tc>
+      </w:tr>
+      <w:tr>
+        <w:tc>
+          <w:tcPr>
+            <w:tcW w:type="dxa" w:w="5112"/>
+          </w:tcPr>
+          <w:p>
+            <w:r>
+              <w:t>Observed result</w:t>
+            </w:r>
+          </w:p>
+        </w:tc>
+        <w:tc>
+          <w:tcPr>
+            <w:tcW w:type="dxa" w:w="5112"/>
+          </w:tcPr>
+          <w:p>
+            <w:r/>
+          </w:p>
+        </w:tc>
+      </w:tr>
+      <w:tr>
+        <w:tc>
+          <w:tcPr>
+            <w:tcW w:type="dxa" w:w="5112"/>
+          </w:tcPr>
+          <w:p>
+            <w:r>
+              <w:t>Why the result occurred</w:t>
+            </w:r>
+          </w:p>
+        </w:tc>
+        <w:tc>
+          <w:tcPr>
+            <w:tcW w:type="dxa" w:w="5112"/>
+          </w:tcPr>
+          <w:p>
+            <w:r/>
+          </w:p>
+        </w:tc>
+      </w:tr>
+    </w:tbl>
+    <w:p>
+      <w:pPr>
+        <w:pStyle w:val="Heading1"/>
+      </w:pPr>
+      <w:r>
+        <w:t>11. Reference · Original target response space</w:t>
+      </w:r>
+    </w:p>
+    <w:p>
+      <w:r>
+        <w:t>This teaching case is practice rather than a fresh assessment.</w:t>
+      </w:r>
+    </w:p>
+    <w:p>
+      <w:pPr>
+        <w:pStyle w:val="Heading2"/>
+      </w:pPr>
+      <w:r>
+        <w:t>Use this when helpful</w:t>
+      </w:r>
+    </w:p>
+    <w:p>
+      <w:pPr>
+        <w:spacing w:line="336" w:lineRule="auto" w:after="180"/>
+      </w:pPr>
+      <w:r>
+        <w:rPr>
+          <w:b w:val="0"/>
+        </w:rPr>
+        <w:t xml:space="preserve">A team tests five rule versions on the same ten books and chooses the highest score. It calls the final score an unbiased </w:t>
+      </w:r>
+      <w:r>
+        <w:rPr>
+          <w:b/>
+        </w:rPr>
+        <w:t>unseen</w:t>
+      </w:r>
+      <w:r>
+        <w:rPr>
+          <w:b w:val="0"/>
+        </w:rPr>
+        <w:t xml:space="preserve"> test result. Explain the issue and revise the evaluation plan.</w:t>
+      </w:r>
+    </w:p>
+    <w:p>
+      <w:pPr>
+        <w:pStyle w:val="Heading3"/>
+      </w:pPr>
+      <w:r>
+        <w:t>My explanation after practice</w:t>
+      </w:r>
+    </w:p>
+    <w:p>
+      <w:r>
+        <w:t>________________________________________________________________</w:t>
+      </w:r>
+    </w:p>
+    <w:p>
+      <w:r>
+        <w:t>________________________________________________________________</w:t>
+      </w:r>
+    </w:p>
+    <w:p>
+      <w:r>
+        <w:t>________________________________________________________________</w:t>
+      </w:r>
+    </w:p>
+    <w:p>
+      <w:r>
+        <w:t>________________________________________________________________</w:t>
+      </w:r>
+    </w:p>
+    <w:p>
+      <w:r>
+        <w:t>________________________________________________________________</w:t>
+      </w:r>
+    </w:p>
+    <w:p>
+      <w:r>
+        <w:t>________________________________________________________________</w:t>
+      </w:r>
+    </w:p>
+    <w:p>
+      <w:r>
+        <w:t>________________________________________________________________</w:t>
+      </w:r>
+    </w:p>
+    <w:p>
+      <w:pPr>
+        <w:spacing w:line="336" w:lineRule="auto" w:after="180"/>
+      </w:pPr>
+      <w:r>
+        <w:rPr>
+          <w:b w:val="0"/>
+        </w:rPr>
+        <w:t>Record support used: none, hint or teacher explanation.</w:t>
+      </w:r>
+    </w:p>
+    <w:p>
+      <w:pPr>
+        <w:pStyle w:val="Heading1"/>
+      </w:pPr>
+      <w:r>
+        <w:t>15. Reference · Independent-case response copy</w:t>
+      </w:r>
+    </w:p>
+    <w:p>
+      <w:r>
+        <w:t>This duplicates W4. Reuse the same first-attempt record.</w:t>
+      </w:r>
+    </w:p>
+    <w:p>
+      <w:pPr>
+        <w:pStyle w:val="Heading2"/>
+      </w:pPr>
+      <w:r>
+        <w:t>Use this when helpful</w:t>
+      </w:r>
+    </w:p>
+    <w:p>
+      <w:pPr>
+        <w:spacing w:line="336" w:lineRule="auto" w:after="180"/>
+      </w:pPr>
+      <w:r>
+        <w:rPr>
+          <w:b w:val="0"/>
+        </w:rPr>
+        <w:t xml:space="preserve">Eight frames come from trips P (P1 P2 P3), Q (Q1 Q2), R (R1), S (S1 S2). A proposed split is </w:t>
+      </w:r>
+      <w:r>
+        <w:rPr>
+          <w:b/>
+        </w:rPr>
+        <w:t>training</w:t>
+      </w:r>
+      <w:r>
+        <w:rPr>
+          <w:b w:val="0"/>
+        </w:rPr>
+        <w:t xml:space="preserve"> P1 Q1 R1; validation P2 S1; test Q2 P3 S2. Identify shared </w:t>
+      </w:r>
+      <w:r>
+        <w:rPr>
+          <w:b/>
+        </w:rPr>
+        <w:t>group</w:t>
+      </w:r>
+      <w:r>
+        <w:rPr>
+          <w:b w:val="0"/>
+        </w:rPr>
+        <w:t>s for each pair of sets.</w:t>
+      </w:r>
+    </w:p>
+    <w:p>
+      <w:pPr>
+        <w:spacing w:line="336" w:lineRule="auto" w:after="180"/>
+      </w:pPr>
+      <w:r>
+        <w:rPr>
+          <w:b w:val="0"/>
+        </w:rPr>
+        <w:t xml:space="preserve">Repair it by assigning P and Q to </w:t>
+      </w:r>
+      <w:r>
+        <w:rPr>
+          <w:b/>
+        </w:rPr>
+        <w:t>training</w:t>
+      </w:r>
+      <w:r>
+        <w:rPr>
+          <w:b w:val="0"/>
+        </w:rPr>
+        <w:t xml:space="preserve">, R to validation and S to test. List all frames in each role and give row and </w:t>
+      </w:r>
+      <w:r>
+        <w:rPr>
+          <w:b/>
+        </w:rPr>
+        <w:t>group</w:t>
+      </w:r>
+      <w:r>
+        <w:rPr>
+          <w:b w:val="0"/>
+        </w:rPr>
+        <w:t xml:space="preserve"> counts. State one limit of the repaired plan.</w:t>
+      </w:r>
+    </w:p>
+    <w:p>
+      <w:pPr>
+        <w:pStyle w:val="Heading3"/>
+      </w:pPr>
+      <w:r>
+        <w:t>My reasoning and evidence</w:t>
+      </w:r>
+    </w:p>
+    <w:p>
+      <w:r>
+        <w:t>________________________________________________________________</w:t>
+      </w:r>
+    </w:p>
+    <w:p>
+      <w:r>
+        <w:t>________________________________________________________________</w:t>
+      </w:r>
+    </w:p>
+    <w:p>
+      <w:r>
+        <w:t>________________________________________________________________</w:t>
+      </w:r>
+    </w:p>
+    <w:p>
+      <w:r>
+        <w:t>________________________________________________________________</w:t>
+      </w:r>
+    </w:p>
+    <w:p>
+      <w:r>
+        <w:t>________________________________________________________________</w:t>
+      </w:r>
+    </w:p>
+    <w:p>
+      <w:r>
+        <w:t>________________________________________________________________</w:t>
+      </w:r>
+    </w:p>
+    <w:p>
+      <w:r>
+        <w:t>________________________________________________________________</w:t>
+      </w:r>
+    </w:p>
+    <w:p>
+      <w:r>
+        <w:t>________________________________________________________________</w:t>
+      </w:r>
+    </w:p>
+    <w:p>
+      <w:pPr>
+        <w:pStyle w:val="Heading1"/>
+      </w:pPr>
+      <w:r>
+        <w:t>18. Extra practice · Use the worked picture</w:t>
+      </w:r>
+    </w:p>
+    <w:p>
+      <w:r>
+        <w:t>Keep the explanation and the support you used.</w:t>
+      </w:r>
+    </w:p>
+    <w:p>
+      <w:pPr>
+        <w:pStyle w:val="Heading2"/>
+      </w:pPr>
+      <w:r>
+        <w:t>Use this when helpful</w:t>
       </w:r>
     </w:p>
     <w:p>
@@ -1857,7 +2000,6 @@
     <w:p>
       <w:pPr>
         <w:spacing w:line="336" w:lineRule="auto" w:after="180"/>
-        <w:shd w:fill="F5F1FB"/>
       </w:pPr>
       <w:r>
         <w:rPr>
@@ -1906,16 +2048,7 @@
     </w:p>
     <w:p>
       <w:pPr>
-        <w:pStyle w:val="Heading3"/>
-      </w:pPr>
-      <w:r>
-        <w:t>Record the help used</w:t>
-      </w:r>
-    </w:p>
-    <w:p>
-      <w:pPr>
         <w:spacing w:line="336" w:lineRule="auto" w:after="180"/>
-        <w:shd w:fill="F1F6F8"/>
       </w:pPr>
       <w:r>
         <w:rPr>
@@ -1964,12 +2097,20 @@
         <w:pStyle w:val="Heading1"/>
       </w:pPr>
       <w:r>
-        <w:t>19. Project portfolio milestone</w:t>
-      </w:r>
-    </w:p>
-    <w:p>
-      <w:r>
-        <w:t>Keep this week’s input, deciding step, result and limit together in the Transparent Book Recommender record.</w:t>
+        <w:t>19. Reference · Project portfolio record</w:t>
+      </w:r>
+    </w:p>
+    <w:p>
+      <w:r>
+        <w:t>Extend your main project response when helpful.</w:t>
+      </w:r>
+    </w:p>
+    <w:p>
+      <w:pPr>
+        <w:pStyle w:val="Heading2"/>
+      </w:pPr>
+      <w:r>
+        <w:t>Use this when helpful</w:t>
       </w:r>
     </w:p>
     <w:p>
@@ -2189,12 +2330,557 @@
         <w:pStyle w:val="Heading1"/>
       </w:pPr>
       <w:r>
-        <w:t>20. Supported practice and learning evidence</w:t>
-      </w:r>
-    </w:p>
-    <w:p>
-      <w:r>
-        <w:t>Try the supported questions before comparing with hints and feedback. Record what you repaired and the evidence you retained.</w:t>
+        <w:t>20. Extra practice: pictures, repair and feedback</w:t>
+      </w:r>
+    </w:p>
+    <w:p>
+      <w:r>
+        <w:t>Attempt each question before opening its explanation. Use one browser or paper copy.</w:t>
+      </w:r>
+    </w:p>
+    <w:p>
+      <w:pPr>
+        <w:pStyle w:val="Heading2"/>
+      </w:pPr>
+      <w:r>
+        <w:t>First supported question</w:t>
+      </w:r>
+    </w:p>
+    <w:p>
+      <w:pPr>
+        <w:pStyle w:val="ListBullet"/>
+      </w:pPr>
+      <w:r>
+        <w:t>A fictional catalogue model learns from scans of book covers and will face previously unseen books.</w:t>
+      </w:r>
+    </w:p>
+    <w:p>
+      <w:pPr>
+        <w:pStyle w:val="Heading3"/>
+      </w:pPr>
+      <w:r>
+        <w:t>Practice 1: explain the deciding evidence</w:t>
+      </w:r>
+    </w:p>
+    <w:p>
+      <w:pPr>
+        <w:pStyle w:val="ListBullet"/>
+      </w:pPr>
+      <w:r>
+        <w:t>Which labelled step matches this detail? Keep every scan from one book in exactly one role before fitting.</w:t>
+      </w:r>
+    </w:p>
+    <w:p>
+      <w:pPr>
+        <w:pStyle w:val="ListBullet"/>
+      </w:pPr>
+      <w:r>
+        <w:t>1. Group repair</w:t>
+      </w:r>
+    </w:p>
+    <w:p>
+      <w:pPr>
+        <w:pStyle w:val="ListBullet"/>
+      </w:pPr>
+      <w:r>
+        <w:t>2. Choose unit</w:t>
+      </w:r>
+    </w:p>
+    <w:p>
+      <w:pPr>
+        <w:pStyle w:val="ListBullet"/>
+      </w:pPr>
+      <w:r>
+        <w:t>3. Find leakage</w:t>
+      </w:r>
+    </w:p>
+    <w:p>
+      <w:pPr>
+        <w:pStyle w:val="ListBullet"/>
+      </w:pPr>
+      <w:r>
+        <w:t>4. Freeze assignment</w:t>
+      </w:r>
+    </w:p>
+    <w:p>
+      <w:pPr>
+        <w:pStyle w:val="Heading3"/>
+      </w:pPr>
+      <w:r>
+        <w:t>My selected conclusion, deciding fact and explanation</w:t>
+      </w:r>
+    </w:p>
+    <w:p>
+      <w:r>
+        <w:t>________________________________________________________________</w:t>
+      </w:r>
+    </w:p>
+    <w:p>
+      <w:r>
+        <w:t>________________________________________________________________</w:t>
+      </w:r>
+    </w:p>
+    <w:p>
+      <w:r>
+        <w:t>________________________________________________________________</w:t>
+      </w:r>
+    </w:p>
+    <w:p>
+      <w:r>
+        <w:t>________________________________________________________________</w:t>
+      </w:r>
+    </w:p>
+    <w:p>
+      <w:r>
+        <w:t>________________________________________________________________</w:t>
+      </w:r>
+    </w:p>
+    <w:p>
+      <w:pPr>
+        <w:pStyle w:val="ListBullet"/>
+      </w:pPr>
+      <w:r>
+        <w:t>Hint if needed: Read the steps in the pictorial case. Match the supplied detail to the stage that performs or records it.</w:t>
+      </w:r>
+    </w:p>
+    <w:p>
+      <w:pPr>
+        <w:pStyle w:val="Heading2"/>
+      </w:pPr>
+      <w:r>
+        <w:t>Check the first explanation · reference / check after trying</w:t>
+      </w:r>
+    </w:p>
+    <w:p>
+      <w:pPr>
+        <w:spacing w:line="336" w:lineRule="auto" w:after="180"/>
+      </w:pPr>
+      <w:r>
+        <w:rPr>
+          <w:b w:val="0"/>
+        </w:rPr>
+        <w:t xml:space="preserve">After your attempt, compare with the supported explanation: Freeze assignment Keep every scan from one book in exactly one role before </w:t>
+      </w:r>
+      <w:r>
+        <w:rPr>
+          <w:b/>
+        </w:rPr>
+        <w:t>fitting</w:t>
+      </w:r>
+      <w:r>
+        <w:rPr>
+          <w:b w:val="0"/>
+        </w:rPr>
+        <w:t>. Different scan IDs do not make examples independent books.</w:t>
+      </w:r>
+    </w:p>
+    <w:p>
+      <w:pPr>
+        <w:spacing w:line="336" w:lineRule="auto" w:after="180"/>
+      </w:pPr>
+      <w:r>
+        <w:rPr>
+          <w:b w:val="0"/>
+        </w:rPr>
+        <w:t xml:space="preserve">A model may recognise repeated cover details from another view. </w:t>
+      </w:r>
+      <w:r>
+        <w:rPr>
+          <w:b/>
+        </w:rPr>
+        <w:t>Group</w:t>
+      </w:r>
+      <w:r>
+        <w:rPr>
+          <w:b w:val="0"/>
+        </w:rPr>
+        <w:t>ing by book matches the intended claim about new books and makes the split inspectable.</w:t>
+      </w:r>
+    </w:p>
+    <w:p>
+      <w:pPr>
+        <w:spacing w:line="336" w:lineRule="auto" w:after="180"/>
+      </w:pPr>
+      <w:r>
+        <w:rPr>
+          <w:b w:val="0"/>
+        </w:rPr>
+        <w:t xml:space="preserve">The repaired split has four </w:t>
+      </w:r>
+      <w:r>
+        <w:rPr>
+          <w:b/>
+        </w:rPr>
+        <w:t>training</w:t>
+      </w:r>
+      <w:r>
+        <w:rPr>
+          <w:b w:val="0"/>
+        </w:rPr>
+        <w:t>, two validation and two test scans, but only two, one and one books respectively.</w:t>
+      </w:r>
+    </w:p>
+    <w:p>
+      <w:pPr>
+        <w:pStyle w:val="Heading2"/>
+      </w:pPr>
+      <w:r>
+        <w:t>Changed-case question</w:t>
+      </w:r>
+    </w:p>
+    <w:p>
+      <w:pPr>
+        <w:pStyle w:val="Heading3"/>
+      </w:pPr>
+      <w:r>
+        <w:t>Practice 2: explain the deciding evidence</w:t>
+      </w:r>
+    </w:p>
+    <w:p>
+      <w:pPr>
+        <w:pStyle w:val="ListBullet"/>
+      </w:pPr>
+      <w:r>
+        <w:t>Changed-case practice: Give A2 a new filename without changing the book it depicts. Which conclusion is supported by the supplied facts?</w:t>
+      </w:r>
+    </w:p>
+    <w:p>
+      <w:pPr>
+        <w:pStyle w:val="ListBullet"/>
+      </w:pPr>
+      <w:r>
+        <w:t>1. Its group is still A; the original related examples still cross the split.</w:t>
+      </w:r>
+    </w:p>
+    <w:p>
+      <w:pPr>
+        <w:pStyle w:val="ListBullet"/>
+      </w:pPr>
+      <w:r>
+        <w:t>2. This one example guarantees correct results for every future input.</w:t>
+      </w:r>
+    </w:p>
+    <w:p>
+      <w:pPr>
+        <w:pStyle w:val="ListBullet"/>
+      </w:pPr>
+      <w:r>
+        <w:t>3. We can decide the result without examining the changed input or the procedure.</w:t>
+      </w:r>
+    </w:p>
+    <w:p>
+      <w:pPr>
+        <w:pStyle w:val="Heading3"/>
+      </w:pPr>
+      <w:r>
+        <w:t>My selected conclusion, deciding fact and explanation</w:t>
+      </w:r>
+    </w:p>
+    <w:p>
+      <w:r>
+        <w:t>________________________________________________________________</w:t>
+      </w:r>
+    </w:p>
+    <w:p>
+      <w:r>
+        <w:t>________________________________________________________________</w:t>
+      </w:r>
+    </w:p>
+    <w:p>
+      <w:r>
+        <w:t>________________________________________________________________</w:t>
+      </w:r>
+    </w:p>
+    <w:p>
+      <w:r>
+        <w:t>________________________________________________________________</w:t>
+      </w:r>
+    </w:p>
+    <w:p>
+      <w:r>
+        <w:t>________________________________________________________________</w:t>
+      </w:r>
+    </w:p>
+    <w:p>
+      <w:pPr>
+        <w:pStyle w:val="ListBullet"/>
+      </w:pPr>
+      <w:r>
+        <w:t>Hint if needed: Use the changed condition and the deciding step in the pictorial trace. The answer must say what follows from those facts.</w:t>
+      </w:r>
+    </w:p>
+    <w:p>
+      <w:pPr>
+        <w:pStyle w:val="Heading2"/>
+      </w:pPr>
+      <w:r>
+        <w:t>Check the changed case · reference / check after trying</w:t>
+      </w:r>
+    </w:p>
+    <w:p>
+      <w:pPr>
+        <w:spacing w:line="336" w:lineRule="auto" w:after="180"/>
+      </w:pPr>
+      <w:r>
+        <w:rPr>
+          <w:b w:val="0"/>
+        </w:rPr>
+        <w:t xml:space="preserve">After your attempt, compare with the supported explanation: Its </w:t>
+      </w:r>
+      <w:r>
+        <w:rPr>
+          <w:b/>
+        </w:rPr>
+        <w:t>group</w:t>
+      </w:r>
+      <w:r>
+        <w:rPr>
+          <w:b w:val="0"/>
+        </w:rPr>
+        <w:t xml:space="preserve"> is still A; the original related examples still cross the split. Renaming a row does not remove the relationship between scans.</w:t>
+      </w:r>
+    </w:p>
+    <w:p>
+      <w:pPr>
+        <w:pStyle w:val="Heading2"/>
+      </w:pPr>
+      <w:r>
+        <w:t>Repair and save your work</w:t>
+      </w:r>
+    </w:p>
+    <w:p>
+      <w:pPr>
+        <w:spacing w:line="336" w:lineRule="auto" w:after="180"/>
+      </w:pPr>
+      <w:r>
+        <w:rPr>
+          <w:b w:val="0"/>
+        </w:rPr>
+        <w:t xml:space="preserve">Review Human Classifier Simulation (ai-2/10). Goal: Construct a classifier with a stated </w:t>
+      </w:r>
+      <w:r>
+        <w:rPr>
+          <w:b/>
+        </w:rPr>
+        <w:t>input</w:t>
+      </w:r>
+      <w:r>
+        <w:rPr>
+          <w:b w:val="0"/>
+        </w:rPr>
+        <w:t xml:space="preserve"> format, selected rule and recorded </w:t>
+      </w:r>
+      <w:r>
+        <w:rPr>
+          <w:b/>
+        </w:rPr>
+        <w:t>output</w:t>
+      </w:r>
+      <w:r>
+        <w:rPr>
+          <w:b w:val="0"/>
+        </w:rPr>
+        <w:t>.</w:t>
+      </w:r>
+    </w:p>
+    <w:p>
+      <w:pPr>
+        <w:spacing w:line="336" w:lineRule="auto" w:after="180"/>
+      </w:pPr>
+      <w:r>
+        <w:rPr>
+          <w:b w:val="0"/>
+        </w:rPr>
+        <w:t>Short practice: Why are J and M initially treated differently even though both are illustrated mysteries?. Return to this week and explain what you changed.</w:t>
+      </w:r>
+    </w:p>
+    <w:p>
+      <w:pPr>
+        <w:spacing w:line="336" w:lineRule="auto" w:after="180"/>
+      </w:pPr>
+      <w:r>
+        <w:rPr>
+          <w:b w:val="0"/>
+        </w:rPr>
+        <w:t xml:space="preserve">Review Operational Labels (ai-2/8). Goal: Apply a category definition using explicit </w:t>
+      </w:r>
+      <w:r>
+        <w:rPr>
+          <w:b/>
+        </w:rPr>
+        <w:t>evidence</w:t>
+      </w:r>
+      <w:r>
+        <w:rPr>
+          <w:b w:val="0"/>
+        </w:rPr>
+        <w:t xml:space="preserve"> and boundary rules. Short practice: Why can we not resolve the disagreement merely by taking a majority of reviewers?.</w:t>
+      </w:r>
+    </w:p>
+    <w:p>
+      <w:pPr>
+        <w:spacing w:line="336" w:lineRule="auto" w:after="180"/>
+      </w:pPr>
+      <w:r>
+        <w:rPr>
+          <w:b w:val="0"/>
+        </w:rPr>
+        <w:t>Return to this week and explain what you changed.</w:t>
+      </w:r>
+    </w:p>
+    <w:p>
+      <w:pPr>
+        <w:spacing w:line="336" w:lineRule="auto" w:after="180"/>
+      </w:pPr>
+      <w:r>
+        <w:rPr>
+          <w:b w:val="0"/>
+        </w:rPr>
+        <w:t>Review Loops and Stopping (ai-2/5). Goal: Trace variable values before and after each loop iteration. Short practice: Why is report 0 correct for the original loop, and why is equality-only stopping risky here?.</w:t>
+      </w:r>
+    </w:p>
+    <w:p>
+      <w:pPr>
+        <w:spacing w:line="336" w:lineRule="auto" w:after="180"/>
+      </w:pPr>
+      <w:r>
+        <w:rPr>
+          <w:b w:val="0"/>
+        </w:rPr>
+        <w:t>Return to this week and explain what you changed.</w:t>
+      </w:r>
+    </w:p>
+    <w:p>
+      <w:pPr>
+        <w:spacing w:line="336" w:lineRule="auto" w:after="180"/>
+      </w:pPr>
+      <w:r>
+        <w:rPr>
+          <w:b w:val="0"/>
+        </w:rPr>
+        <w:t xml:space="preserve">The browser lab lets you edit the supported Python examples already included in this lesson. Predict first, run, inspect the actual </w:t>
+      </w:r>
+      <w:r>
+        <w:rPr>
+          <w:b/>
+        </w:rPr>
+        <w:t>output</w:t>
+      </w:r>
+      <w:r>
+        <w:rPr>
+          <w:b w:val="0"/>
+        </w:rPr>
+        <w:t xml:space="preserve"> or error, change one </w:t>
+      </w:r>
+      <w:r>
+        <w:rPr>
+          <w:b/>
+        </w:rPr>
+        <w:t>input</w:t>
+      </w:r>
+      <w:r>
+        <w:rPr>
+          <w:b w:val="0"/>
+        </w:rPr>
+        <w:t>, then run again.</w:t>
+      </w:r>
+    </w:p>
+    <w:p>
+      <w:pPr>
+        <w:spacing w:line="336" w:lineRule="auto" w:after="180"/>
+      </w:pPr>
+      <w:r>
+        <w:rPr>
+          <w:b w:val="0"/>
+        </w:rPr>
+        <w:t xml:space="preserve">Keep code, </w:t>
+      </w:r>
+      <w:r>
+        <w:rPr>
+          <w:b/>
+        </w:rPr>
+        <w:t>prediction</w:t>
+      </w:r>
+      <w:r>
+        <w:rPr>
+          <w:b w:val="0"/>
+        </w:rPr>
+        <w:t>s, actual results and a reasoned revision together. On paper, label your result as a trace rather than an execution.</w:t>
+      </w:r>
+    </w:p>
+    <w:p>
+      <w:pPr>
+        <w:spacing w:line="336" w:lineRule="auto" w:after="180"/>
+      </w:pPr>
+      <w:r>
+        <w:rPr>
+          <w:b w:val="0"/>
+        </w:rPr>
+        <w:t xml:space="preserve">Use Download completed work in the hosted lesson to export your answers, reflections, practice feedback and code-run </w:t>
+      </w:r>
+      <w:r>
+        <w:rPr>
+          <w:b/>
+        </w:rPr>
+        <w:t>evidence</w:t>
+      </w:r>
+      <w:r>
+        <w:rPr>
+          <w:b w:val="0"/>
+        </w:rPr>
+        <w:t>. Open the HTML copy to read or print it.</w:t>
+      </w:r>
+    </w:p>
+    <w:p>
+      <w:pPr>
+        <w:spacing w:line="336" w:lineRule="auto" w:after="180"/>
+      </w:pPr>
+      <w:r>
+        <w:rPr>
+          <w:b w:val="0"/>
+        </w:rPr>
+        <w:t>Drafts stay in this browser when storage is available; clear drafts on a shared device.</w:t>
+      </w:r>
+    </w:p>
+    <w:p>
+      <w:pPr>
+        <w:pStyle w:val="Heading3"/>
+      </w:pPr>
+      <w:r>
+        <w:t>What I repaired, the evidence I kept and the next test</w:t>
+      </w:r>
+    </w:p>
+    <w:p>
+      <w:r>
+        <w:t>________________________________________________________________</w:t>
+      </w:r>
+    </w:p>
+    <w:p>
+      <w:r>
+        <w:t>________________________________________________________________</w:t>
+      </w:r>
+    </w:p>
+    <w:p>
+      <w:r>
+        <w:t>________________________________________________________________</w:t>
+      </w:r>
+    </w:p>
+    <w:p>
+      <w:r>
+        <w:t>________________________________________________________________</w:t>
+      </w:r>
+    </w:p>
+    <w:p>
+      <w:r>
+        <w:t>________________________________________________________________</w:t>
+      </w:r>
+    </w:p>
+    <w:p>
+      <w:pPr>
+        <w:pStyle w:val="Heading2"/>
+      </w:pPr>
+      <w:r>
+        <w:t>Earlier wording, alternatives and picture transcripts · reference / check after trying</w:t>
       </w:r>
     </w:p>
     <w:p>
@@ -2210,122 +2896,10 @@
     </w:p>
     <w:p>
       <w:pPr>
-        <w:spacing w:line="336" w:lineRule="auto" w:after="180"/>
-      </w:pPr>
-      <w:r>
-        <w:rPr>
-          <w:b w:val="0"/>
-        </w:rPr>
-        <w:t xml:space="preserve">A fictional catalogue model learns from scans of book covers and will face previously </w:t>
-      </w:r>
-      <w:r>
-        <w:rPr>
-          <w:b/>
-        </w:rPr>
-        <w:t>unseen</w:t>
-      </w:r>
-      <w:r>
-        <w:rPr>
-          <w:b w:val="0"/>
-        </w:rPr>
-        <w:t xml:space="preserve"> books.</w:t>
-      </w:r>
-    </w:p>
-    <w:p>
-      <w:pPr>
         <w:pStyle w:val="Heading3"/>
       </w:pPr>
       <w:r>
-        <w:t>Practice 1: explain the deciding evidence</w:t>
-      </w:r>
-    </w:p>
-    <w:p>
-      <w:pPr>
-        <w:spacing w:line="336" w:lineRule="auto" w:after="180"/>
-      </w:pPr>
-      <w:r>
-        <w:rPr>
-          <w:b w:val="0"/>
-        </w:rPr>
-        <w:t xml:space="preserve">Which labelled step matches this detail? Keep every scan from one book in exactly one role before </w:t>
-      </w:r>
-      <w:r>
-        <w:rPr>
-          <w:b/>
-        </w:rPr>
-        <w:t>fitting</w:t>
-      </w:r>
-      <w:r>
-        <w:rPr>
-          <w:b w:val="0"/>
-        </w:rPr>
-        <w:t>.</w:t>
-      </w:r>
-    </w:p>
-    <w:p>
-      <w:pPr>
-        <w:spacing w:line="336" w:lineRule="auto" w:after="180"/>
-        <w:shd w:fill="F4F9FC"/>
-      </w:pPr>
-      <w:r>
-        <w:rPr>
-          <w:b w:val="0"/>
-        </w:rPr>
-        <w:t xml:space="preserve">1. </w:t>
-      </w:r>
-      <w:r>
-        <w:rPr>
-          <w:b/>
-        </w:rPr>
-        <w:t>Group</w:t>
-      </w:r>
-      <w:r>
-        <w:rPr>
-          <w:b w:val="0"/>
-        </w:rPr>
-        <w:t xml:space="preserve"> repair</w:t>
-      </w:r>
-    </w:p>
-    <w:p>
-      <w:pPr>
-        <w:spacing w:line="336" w:lineRule="auto" w:after="180"/>
-        <w:shd w:fill="F4F9FC"/>
-      </w:pPr>
-      <w:r>
-        <w:rPr>
-          <w:b w:val="0"/>
-        </w:rPr>
-        <w:t>2. Choose unit</w:t>
-      </w:r>
-    </w:p>
-    <w:p>
-      <w:pPr>
-        <w:spacing w:line="336" w:lineRule="auto" w:after="180"/>
-        <w:shd w:fill="F4F9FC"/>
-      </w:pPr>
-      <w:r>
-        <w:rPr>
-          <w:b w:val="0"/>
-        </w:rPr>
-        <w:t xml:space="preserve">3. Find </w:t>
-      </w:r>
-      <w:r>
-        <w:rPr>
-          <w:b/>
-        </w:rPr>
-        <w:t>leakage</w:t>
-      </w:r>
-    </w:p>
-    <w:p>
-      <w:pPr>
-        <w:spacing w:line="336" w:lineRule="auto" w:after="180"/>
-        <w:shd w:fill="F4F9FC"/>
-      </w:pPr>
-      <w:r>
-        <w:rPr>
-          <w:b w:val="0"/>
-        </w:rPr>
-        <w:t>4. Freeze assignment</w:t>
+        <w:t>Repair a missing building block</w:t>
       </w:r>
     </w:p>
     <w:p>
@@ -2333,32 +2907,7 @@
         <w:pStyle w:val="Heading3"/>
       </w:pPr>
       <w:r>
-        <w:t>My selected conclusion, deciding fact and explanation</w:t>
-      </w:r>
-    </w:p>
-    <w:p>
-      <w:r>
-        <w:t>________________________________________________________________</w:t>
-      </w:r>
-    </w:p>
-    <w:p>
-      <w:r>
-        <w:t>________________________________________________________________</w:t>
-      </w:r>
-    </w:p>
-    <w:p>
-      <w:r>
-        <w:t>________________________________________________________________</w:t>
-      </w:r>
-    </w:p>
-    <w:p>
-      <w:r>
-        <w:t>________________________________________________________________</w:t>
-      </w:r>
-    </w:p>
-    <w:p>
-      <w:r>
-        <w:t>________________________________________________________________</w:t>
+        <w:t>Predict, run and debug</w:t>
       </w:r>
     </w:p>
     <w:p>
@@ -2366,553 +2915,25 @@
         <w:pStyle w:val="Heading3"/>
       </w:pPr>
       <w:r>
-        <w:t>Hint · try first</w:t>
-      </w:r>
-    </w:p>
-    <w:p>
-      <w:pPr>
-        <w:spacing w:line="336" w:lineRule="auto" w:after="180"/>
-        <w:shd w:fill="F1F6F8"/>
-      </w:pPr>
-      <w:r>
-        <w:rPr>
-          <w:b w:val="0"/>
-        </w:rPr>
-        <w:t>Hint if needed: Read the steps in the pictorial case. Match the supplied detail to the stage that performs or records it.</w:t>
-      </w:r>
-    </w:p>
-    <w:p>
-      <w:pPr>
-        <w:pStyle w:val="Heading3"/>
-      </w:pPr>
-      <w:r>
-        <w:t>Feedback · compare after trying</w:t>
-      </w:r>
-    </w:p>
-    <w:p>
-      <w:pPr>
-        <w:spacing w:line="336" w:lineRule="auto" w:after="180"/>
-        <w:shd w:fill="F1F6FC"/>
-      </w:pPr>
-      <w:r>
-        <w:rPr>
-          <w:b w:val="0"/>
-        </w:rPr>
-        <w:t xml:space="preserve">After your attempt, compare with the supported explanation: Freeze assignment Keep every scan from one book in exactly one role before </w:t>
-      </w:r>
-      <w:r>
-        <w:rPr>
-          <w:b/>
-        </w:rPr>
-        <w:t>fitting</w:t>
-      </w:r>
-      <w:r>
-        <w:rPr>
-          <w:b w:val="0"/>
-        </w:rPr>
-        <w:t>. Different scan IDs do not make examples independent books.</w:t>
-      </w:r>
-    </w:p>
-    <w:p>
-      <w:pPr>
-        <w:spacing w:line="336" w:lineRule="auto" w:after="180"/>
-        <w:shd w:fill="F1F6FC"/>
-      </w:pPr>
-      <w:r>
-        <w:rPr>
-          <w:b w:val="0"/>
-        </w:rPr>
-        <w:t xml:space="preserve">A model may recognise repeated cover details from another view. </w:t>
-      </w:r>
-      <w:r>
-        <w:rPr>
-          <w:b/>
-        </w:rPr>
-        <w:t>Group</w:t>
-      </w:r>
-      <w:r>
-        <w:rPr>
-          <w:b w:val="0"/>
-        </w:rPr>
-        <w:t>ing by book matches the intended claim about new books and makes the split inspectable.</w:t>
-      </w:r>
-    </w:p>
-    <w:p>
-      <w:pPr>
-        <w:spacing w:line="336" w:lineRule="auto" w:after="180"/>
-        <w:shd w:fill="F1F6FC"/>
-      </w:pPr>
-      <w:r>
-        <w:rPr>
-          <w:b w:val="0"/>
-        </w:rPr>
-        <w:t xml:space="preserve">The repaired split has four </w:t>
-      </w:r>
-      <w:r>
-        <w:rPr>
-          <w:b/>
-        </w:rPr>
-        <w:t>training</w:t>
-      </w:r>
-      <w:r>
-        <w:rPr>
-          <w:b w:val="0"/>
-        </w:rPr>
-        <w:t>, two validation and two test scans, but only two, one and one books respectively.</w:t>
-      </w:r>
-    </w:p>
-    <w:p>
-      <w:pPr>
-        <w:pStyle w:val="Heading3"/>
-      </w:pPr>
-      <w:r>
-        <w:t>Practice 2: explain the deciding evidence</w:t>
-      </w:r>
-    </w:p>
-    <w:p>
-      <w:pPr>
-        <w:pStyle w:val="Heading3"/>
-      </w:pPr>
-      <w:r>
-        <w:t>Changed case · predict first</w:t>
-      </w:r>
-    </w:p>
-    <w:p>
-      <w:pPr>
-        <w:spacing w:line="336" w:lineRule="auto" w:after="180"/>
-        <w:shd w:fill="F5F1FB"/>
-      </w:pPr>
-      <w:r>
-        <w:rPr>
-          <w:b w:val="0"/>
-        </w:rPr>
-        <w:t>Changed-case practice: Give A2 a new filename without changing the book it depicts. Which conclusion is supported by the supplied facts?</w:t>
-      </w:r>
-    </w:p>
-    <w:p>
-      <w:pPr>
-        <w:spacing w:line="336" w:lineRule="auto" w:after="180"/>
-        <w:shd w:fill="F4F9FC"/>
-      </w:pPr>
-      <w:r>
-        <w:rPr>
-          <w:b w:val="0"/>
-        </w:rPr>
-        <w:t xml:space="preserve">1. Its </w:t>
-      </w:r>
-      <w:r>
-        <w:rPr>
-          <w:b/>
-        </w:rPr>
-        <w:t>group</w:t>
-      </w:r>
-      <w:r>
-        <w:rPr>
-          <w:b w:val="0"/>
-        </w:rPr>
-        <w:t xml:space="preserve"> is still A; the original related examples still cross the split.</w:t>
-      </w:r>
-    </w:p>
-    <w:p>
-      <w:pPr>
-        <w:spacing w:line="336" w:lineRule="auto" w:after="180"/>
-        <w:shd w:fill="F4F9FC"/>
-      </w:pPr>
-      <w:r>
-        <w:rPr>
-          <w:b w:val="0"/>
-        </w:rPr>
-        <w:t xml:space="preserve">2. This one example guarantees correct results for every future </w:t>
-      </w:r>
-      <w:r>
-        <w:rPr>
-          <w:b/>
-        </w:rPr>
-        <w:t>input</w:t>
-      </w:r>
-      <w:r>
-        <w:rPr>
-          <w:b w:val="0"/>
-        </w:rPr>
-        <w:t>.</w:t>
-      </w:r>
-    </w:p>
-    <w:p>
-      <w:pPr>
-        <w:spacing w:line="336" w:lineRule="auto" w:after="180"/>
-        <w:shd w:fill="F4F9FC"/>
-      </w:pPr>
-      <w:r>
-        <w:rPr>
-          <w:b w:val="0"/>
-        </w:rPr>
-        <w:t xml:space="preserve">3. We can decide the result without examining the changed </w:t>
-      </w:r>
-      <w:r>
-        <w:rPr>
-          <w:b/>
-        </w:rPr>
-        <w:t>input</w:t>
-      </w:r>
-      <w:r>
-        <w:rPr>
-          <w:b w:val="0"/>
-        </w:rPr>
-        <w:t xml:space="preserve"> or the procedure.</w:t>
-      </w:r>
-    </w:p>
-    <w:p>
-      <w:pPr>
-        <w:pStyle w:val="Heading3"/>
-      </w:pPr>
-      <w:r>
-        <w:t>My selected conclusion, deciding fact and explanation</w:t>
-      </w:r>
-    </w:p>
-    <w:p>
-      <w:r>
-        <w:t>________________________________________________________________</w:t>
-      </w:r>
-    </w:p>
-    <w:p>
-      <w:r>
-        <w:t>________________________________________________________________</w:t>
-      </w:r>
-    </w:p>
-    <w:p>
-      <w:r>
-        <w:t>________________________________________________________________</w:t>
-      </w:r>
-    </w:p>
-    <w:p>
-      <w:r>
-        <w:t>________________________________________________________________</w:t>
-      </w:r>
-    </w:p>
-    <w:p>
-      <w:r>
-        <w:t>________________________________________________________________</w:t>
-      </w:r>
-    </w:p>
-    <w:p>
-      <w:pPr>
-        <w:pStyle w:val="Heading3"/>
-      </w:pPr>
-      <w:r>
-        <w:t>Hint · try first</w:t>
-      </w:r>
-    </w:p>
-    <w:p>
-      <w:pPr>
-        <w:spacing w:line="336" w:lineRule="auto" w:after="180"/>
-        <w:shd w:fill="F1F6F8"/>
-      </w:pPr>
-      <w:r>
-        <w:rPr>
-          <w:b w:val="0"/>
-        </w:rPr>
-        <w:t>Hint if needed: Use the changed condition and the deciding step in the pictorial trace. The answer must say what follows from those facts.</w:t>
-      </w:r>
-    </w:p>
-    <w:p>
-      <w:pPr>
-        <w:pStyle w:val="Heading3"/>
-      </w:pPr>
-      <w:r>
-        <w:t>Feedback · compare after trying</w:t>
-      </w:r>
-    </w:p>
-    <w:p>
-      <w:pPr>
-        <w:spacing w:line="336" w:lineRule="auto" w:after="180"/>
-        <w:shd w:fill="F1F6FC"/>
-      </w:pPr>
-      <w:r>
-        <w:rPr>
-          <w:b w:val="0"/>
-        </w:rPr>
-        <w:t xml:space="preserve">After your attempt, compare with the supported explanation: Its </w:t>
-      </w:r>
-      <w:r>
-        <w:rPr>
-          <w:b/>
-        </w:rPr>
-        <w:t>group</w:t>
-      </w:r>
-      <w:r>
-        <w:rPr>
-          <w:b w:val="0"/>
-        </w:rPr>
-        <w:t xml:space="preserve"> is still A; the original related examples still cross the split. Renaming a row does not remove the relationship between scans.</w:t>
-      </w:r>
-    </w:p>
-    <w:p>
-      <w:pPr>
-        <w:pStyle w:val="Heading3"/>
-      </w:pPr>
-      <w:r>
-        <w:t>Repair a missing building block</w:t>
-      </w:r>
-    </w:p>
-    <w:p>
-      <w:pPr>
-        <w:spacing w:line="336" w:lineRule="auto" w:after="180"/>
-      </w:pPr>
-      <w:r>
-        <w:rPr>
-          <w:b w:val="0"/>
-        </w:rPr>
-        <w:t xml:space="preserve">Review Human Classifier Simulation (ai-2/10). Goal: Construct a classifier with a stated </w:t>
-      </w:r>
-      <w:r>
-        <w:rPr>
-          <w:b/>
-        </w:rPr>
-        <w:t>input</w:t>
-      </w:r>
-      <w:r>
-        <w:rPr>
-          <w:b w:val="0"/>
-        </w:rPr>
-        <w:t xml:space="preserve"> format, selected rule and recorded </w:t>
-      </w:r>
-      <w:r>
-        <w:rPr>
-          <w:b/>
-        </w:rPr>
-        <w:t>output</w:t>
-      </w:r>
-      <w:r>
-        <w:rPr>
-          <w:b w:val="0"/>
-        </w:rPr>
-        <w:t>.</w:t>
-      </w:r>
-    </w:p>
-    <w:p>
-      <w:pPr>
-        <w:spacing w:line="336" w:lineRule="auto" w:after="180"/>
-      </w:pPr>
-      <w:r>
-        <w:rPr>
-          <w:b w:val="0"/>
-        </w:rPr>
-        <w:t>Short practice: Why are J and M initially treated differently even though both are illustrated mysteries?. Return to this week and explain what you changed.</w:t>
-      </w:r>
-    </w:p>
-    <w:p>
-      <w:pPr>
-        <w:spacing w:line="336" w:lineRule="auto" w:after="180"/>
-      </w:pPr>
-      <w:r>
-        <w:rPr>
-          <w:b w:val="0"/>
-        </w:rPr>
-        <w:t xml:space="preserve">Review Operational Labels (ai-2/8). Goal: Apply a category definition using explicit </w:t>
-      </w:r>
-      <w:r>
-        <w:rPr>
-          <w:b/>
-        </w:rPr>
-        <w:t>evidence</w:t>
-      </w:r>
-      <w:r>
-        <w:rPr>
-          <w:b w:val="0"/>
-        </w:rPr>
-        <w:t xml:space="preserve"> and boundary rules. Short practice: Why can we not resolve the disagreement merely by taking a majority of reviewers?.</w:t>
-      </w:r>
-    </w:p>
-    <w:p>
-      <w:pPr>
-        <w:spacing w:line="336" w:lineRule="auto" w:after="180"/>
-      </w:pPr>
-      <w:r>
-        <w:rPr>
-          <w:b w:val="0"/>
-        </w:rPr>
-        <w:t>Return to this week and explain what you changed.</w:t>
-      </w:r>
-    </w:p>
-    <w:p>
-      <w:pPr>
-        <w:spacing w:line="336" w:lineRule="auto" w:after="180"/>
-      </w:pPr>
-      <w:r>
-        <w:rPr>
-          <w:b w:val="0"/>
-        </w:rPr>
-        <w:t>Review Loops and Stopping (ai-2/5). Goal: Trace variable values before and after each loop iteration. Short practice: Why is report 0 correct for the original loop, and why is equality-only stopping risky here?.</w:t>
-      </w:r>
-    </w:p>
-    <w:p>
-      <w:pPr>
-        <w:spacing w:line="336" w:lineRule="auto" w:after="180"/>
-      </w:pPr>
-      <w:r>
-        <w:rPr>
-          <w:b w:val="0"/>
-        </w:rPr>
-        <w:t>Return to this week and explain what you changed.</w:t>
-      </w:r>
-    </w:p>
-    <w:p>
-      <w:pPr>
-        <w:pStyle w:val="Heading3"/>
-      </w:pPr>
-      <w:r>
-        <w:t>Predict, run and debug</w:t>
-      </w:r>
-    </w:p>
-    <w:p>
-      <w:pPr>
-        <w:spacing w:line="336" w:lineRule="auto" w:after="180"/>
-      </w:pPr>
-      <w:r>
-        <w:rPr>
-          <w:b w:val="0"/>
-        </w:rPr>
-        <w:t xml:space="preserve">The browser lab lets you edit the supported Python examples already included in this lesson. Predict first, run, inspect the actual </w:t>
-      </w:r>
-      <w:r>
-        <w:rPr>
-          <w:b/>
-        </w:rPr>
-        <w:t>output</w:t>
-      </w:r>
-      <w:r>
-        <w:rPr>
-          <w:b w:val="0"/>
-        </w:rPr>
-        <w:t xml:space="preserve"> or error, change one </w:t>
-      </w:r>
-      <w:r>
-        <w:rPr>
-          <w:b/>
-        </w:rPr>
-        <w:t>input</w:t>
-      </w:r>
-      <w:r>
-        <w:rPr>
-          <w:b w:val="0"/>
-        </w:rPr>
-        <w:t>, then run again.</w:t>
-      </w:r>
-    </w:p>
-    <w:p>
-      <w:pPr>
-        <w:spacing w:line="336" w:lineRule="auto" w:after="180"/>
-      </w:pPr>
-      <w:r>
-        <w:rPr>
-          <w:b w:val="0"/>
-        </w:rPr>
-        <w:t xml:space="preserve">Keep code, </w:t>
-      </w:r>
-      <w:r>
-        <w:rPr>
-          <w:b/>
-        </w:rPr>
-        <w:t>prediction</w:t>
-      </w:r>
-      <w:r>
-        <w:rPr>
-          <w:b w:val="0"/>
-        </w:rPr>
-        <w:t>s, actual results and a reasoned revision together. On paper, label your result as a trace rather than an execution.</w:t>
-      </w:r>
-    </w:p>
-    <w:p>
-      <w:pPr>
-        <w:pStyle w:val="Heading3"/>
-      </w:pPr>
-      <w:r>
         <w:t>Keep your completed work</w:t>
       </w:r>
     </w:p>
     <w:p>
       <w:pPr>
-        <w:spacing w:line="336" w:lineRule="auto" w:after="180"/>
-      </w:pPr>
-      <w:r>
-        <w:rPr>
-          <w:b w:val="0"/>
-        </w:rPr>
-        <w:t xml:space="preserve">Use Download completed work in the hosted lesson to export your answers, reflections, practice feedback and code-run </w:t>
-      </w:r>
-      <w:r>
-        <w:rPr>
-          <w:b/>
-        </w:rPr>
-        <w:t>evidence</w:t>
-      </w:r>
-      <w:r>
-        <w:rPr>
-          <w:b w:val="0"/>
-        </w:rPr>
-        <w:t>. Open the HTML copy to read or print it.</w:t>
-      </w:r>
-    </w:p>
-    <w:p>
-      <w:pPr>
-        <w:spacing w:line="336" w:lineRule="auto" w:after="180"/>
-      </w:pPr>
-      <w:r>
-        <w:rPr>
-          <w:b w:val="0"/>
-        </w:rPr>
-        <w:t>Drafts stay in this browser when storage is available; clear drafts on a shared device.</w:t>
-      </w:r>
-    </w:p>
-    <w:p>
-      <w:pPr>
-        <w:pStyle w:val="Heading3"/>
-      </w:pPr>
-      <w:r>
-        <w:t>What I repaired, the evidence I kept and the next test</w:t>
-      </w:r>
-    </w:p>
-    <w:p>
-      <w:r>
-        <w:t>________________________________________________________________</w:t>
-      </w:r>
-    </w:p>
-    <w:p>
-      <w:r>
-        <w:t>________________________________________________________________</w:t>
-      </w:r>
-    </w:p>
-    <w:p>
-      <w:r>
-        <w:t>________________________________________________________________</w:t>
-      </w:r>
-    </w:p>
-    <w:p>
-      <w:r>
-        <w:t>________________________________________________________________</w:t>
-      </w:r>
-    </w:p>
-    <w:p>
-      <w:r>
-        <w:t>________________________________________________________________</w:t>
-      </w:r>
-    </w:p>
-    <w:p>
-      <w:pPr>
         <w:pStyle w:val="Heading1"/>
       </w:pPr>
       <w:r>
-        <w:t>21. Visual concept journey</w:t>
-      </w:r>
-    </w:p>
-    <w:p>
-      <w:r>
-        <w:t>Explain each Training and Testing picture from its labels, then record a relevant limit.</w:t>
-      </w:r>
-    </w:p>
-    <w:p>
-      <w:pPr>
-        <w:pStyle w:val="Heading3"/>
+        <w:t>21. Reference · Six-picture response sheets</w:t>
+      </w:r>
+    </w:p>
+    <w:p>
+      <w:r>
+        <w:t>Choose the image that helps rather than repeating all six.</w:t>
+      </w:r>
+    </w:p>
+    <w:p>
+      <w:pPr>
+        <w:pStyle w:val="Heading2"/>
       </w:pPr>
       <w:r>
         <w:t>01. Training and Testing: the case</w:t>
@@ -3003,7 +3024,6 @@
     <w:p>
       <w:pPr>
         <w:spacing w:line="336" w:lineRule="auto" w:after="180"/>
-        <w:shd w:fill="F5F1FB"/>
       </w:pPr>
       <w:r>
         <w:rPr>
@@ -3042,7 +3062,7 @@
     </w:p>
     <w:p>
       <w:pPr>
-        <w:pStyle w:val="Heading3"/>
+        <w:pStyle w:val="Heading2"/>
       </w:pPr>
       <w:r>
         <w:t>02. Follow the deciding steps</w:t>
@@ -3146,7 +3166,6 @@
     <w:p>
       <w:pPr>
         <w:spacing w:line="336" w:lineRule="auto" w:after="180"/>
-        <w:shd w:fill="F5F1FB"/>
       </w:pPr>
       <w:r>
         <w:rPr>
@@ -3197,7 +3216,7 @@
     </w:p>
     <w:p>
       <w:pPr>
-        <w:pStyle w:val="Heading3"/>
+        <w:pStyle w:val="Heading2"/>
       </w:pPr>
       <w:r>
         <w:t>03. Keep each trip in one role</w:t>
@@ -3265,7 +3284,6 @@
     <w:p>
       <w:pPr>
         <w:spacing w:line="336" w:lineRule="auto" w:after="180"/>
-        <w:shd w:fill="F5F1FB"/>
       </w:pPr>
       <w:r>
         <w:rPr>
@@ -3304,7 +3322,7 @@
     </w:p>
     <w:p>
       <w:pPr>
-        <w:pStyle w:val="Heading3"/>
+        <w:pStyle w:val="Heading2"/>
       </w:pPr>
       <w:r>
         <w:t>04. Change one thing. Trace what follows.</w:t>
@@ -3395,7 +3413,6 @@
     <w:p>
       <w:pPr>
         <w:spacing w:line="336" w:lineRule="auto" w:after="180"/>
-        <w:shd w:fill="F5F1FB"/>
       </w:pPr>
       <w:r>
         <w:rPr>
@@ -3434,7 +3451,7 @@
     </w:p>
     <w:p>
       <w:pPr>
-        <w:pStyle w:val="Heading3"/>
+        <w:pStyle w:val="Heading2"/>
       </w:pPr>
       <w:r>
         <w:t>05. Connect the explanation to its limit</w:t>
@@ -3537,7 +3554,6 @@
     <w:p>
       <w:pPr>
         <w:spacing w:line="336" w:lineRule="auto" w:after="180"/>
-        <w:shd w:fill="F5F1FB"/>
       </w:pPr>
       <w:r>
         <w:rPr>
@@ -3576,7 +3592,7 @@
     </w:p>
     <w:p>
       <w:pPr>
-        <w:pStyle w:val="Heading3"/>
+        <w:pStyle w:val="Heading2"/>
       </w:pPr>
       <w:r>
         <w:t>06. Make the idea visible in your project</w:t>
@@ -3661,7 +3677,6 @@
     <w:p>
       <w:pPr>
         <w:spacing w:line="336" w:lineRule="auto" w:after="180"/>
-        <w:shd w:fill="F5F1FB"/>
       </w:pPr>
       <w:r>
         <w:rPr>
@@ -3708,6 +3723,62 @@
     <w:p>
       <w:r>
         <w:t>________________________________________________________________</w:t>
+      </w:r>
+    </w:p>
+    <w:p>
+      <w:pPr>
+        <w:pStyle w:val="Heading2"/>
+      </w:pPr>
+      <w:r>
+        <w:t>Earlier wording, alternatives and picture transcripts · reference / check after trying</w:t>
+      </w:r>
+    </w:p>
+    <w:p>
+      <w:pPr>
+        <w:pStyle w:val="Heading3"/>
+      </w:pPr>
+      <w:r>
+        <w:t>01. Training and Testing: the case</w:t>
+      </w:r>
+    </w:p>
+    <w:p>
+      <w:pPr>
+        <w:pStyle w:val="Heading3"/>
+      </w:pPr>
+      <w:r>
+        <w:t>02. Follow the deciding steps</w:t>
+      </w:r>
+    </w:p>
+    <w:p>
+      <w:pPr>
+        <w:pStyle w:val="Heading3"/>
+      </w:pPr>
+      <w:r>
+        <w:t>03. Keep each trip in one role</w:t>
+      </w:r>
+    </w:p>
+    <w:p>
+      <w:pPr>
+        <w:pStyle w:val="Heading3"/>
+      </w:pPr>
+      <w:r>
+        <w:t>04. Change one thing. Trace what follows.</w:t>
+      </w:r>
+    </w:p>
+    <w:p>
+      <w:pPr>
+        <w:pStyle w:val="Heading3"/>
+      </w:pPr>
+      <w:r>
+        <w:t>05. Connect the explanation to its limit</w:t>
+      </w:r>
+    </w:p>
+    <w:p>
+      <w:pPr>
+        <w:pStyle w:val="Heading3"/>
+      </w:pPr>
+      <w:r>
+        <w:t>06. Make the idea visible in your project</w:t>
       </w:r>
     </w:p>
     <w:sectPr>
